--- a/06-学生侧材料/讲义/2026-06-23-配位化合物基础.docx
+++ b/06-学生侧材料/讲义/2026-06-23-配位化合物基础.docx
@@ -2,7 +2,7 @@
 <file path=word/document.xml><?xml version="1.0" encoding="utf-8"?>
 <w:document xmlns:w="http://schemas.openxmlformats.org/wordprocessingml/2006/main" xmlns:m="http://schemas.openxmlformats.org/officeDocument/2006/math" xmlns:r="http://schemas.openxmlformats.org/officeDocument/2006/relationships" xmlns:o="urn:schemas-microsoft-com:office:office" xmlns:v="urn:schemas-microsoft-com:vml" xmlns:w10="urn:schemas-microsoft-com:office:word" xmlns:a="http://schemas.openxmlformats.org/drawingml/2006/main" xmlns:pic="http://schemas.openxmlformats.org/drawingml/2006/picture" xmlns:wp="http://schemas.openxmlformats.org/drawingml/2006/wordprocessingDrawing">
   <w:body>
-    <w:bookmarkStart w:id="85" w:name="第六讲配位化合物基础"/>
+    <w:bookmarkStart w:id="94" w:name="第六讲配位化合物基础"/>
     <w:p>
       <w:pPr>
         <w:pStyle w:val="Heading1"/>
@@ -374,6 +374,14 @@
         <w:t xml:space="preserve">：</w:t>
       </w:r>
       <m:oMath>
+        <m:oMathPr>
+          <m:ctrlPr>
+            <w:rPr>
+              <w:sz w:val="28"/>
+              <w:szCs w:val="28"/>
+            </w:rPr>
+          </m:ctrlPr>
+        </m:oMathPr>
         <m:r>
           <m:rPr>
             <m:sty m:val="p"/>
@@ -581,6 +589,14 @@
         <w:t xml:space="preserve"> </w:t>
       </w:r>
       <m:oMath>
+        <m:oMathPr>
+          <m:ctrlPr>
+            <w:rPr>
+              <w:sz w:val="28"/>
+              <w:szCs w:val="28"/>
+            </w:rPr>
+          </m:ctrlPr>
+        </m:oMathPr>
         <m:r>
           <m:rPr>
             <m:sty m:val="p"/>
@@ -791,7 +807,7 @@
           <w:p>
             <w:pPr>
               <w:pStyle w:val="Compact"/>
-              <w:jc w:val="left"/>
+              <w:jc w:val="center"/>
             </w:pPr>
             <w:r>
               <w:rPr>
@@ -807,7 +823,7 @@
           <w:p>
             <w:pPr>
               <w:pStyle w:val="Compact"/>
-              <w:jc w:val="left"/>
+              <w:jc w:val="center"/>
             </w:pPr>
             <w:r>
               <w:rPr>
@@ -823,7 +839,7 @@
           <w:p>
             <w:pPr>
               <w:pStyle w:val="Compact"/>
-              <w:jc w:val="left"/>
+              <w:jc w:val="center"/>
             </w:pPr>
             <w:r>
               <w:rPr>
@@ -841,7 +857,7 @@
           <w:p>
             <w:pPr>
               <w:pStyle w:val="Compact"/>
-              <w:jc w:val="left"/>
+              <w:jc w:val="center"/>
             </w:pPr>
             <w:r>
               <w:rPr>
@@ -858,7 +874,7 @@
           <w:p>
             <w:pPr>
               <w:pStyle w:val="Compact"/>
-              <w:jc w:val="left"/>
+              <w:jc w:val="center"/>
             </w:pPr>
             <w:r>
               <w:rPr>
@@ -873,7 +889,7 @@
           <w:p>
             <w:pPr>
               <w:pStyle w:val="Compact"/>
-              <w:jc w:val="left"/>
+              <w:jc w:val="center"/>
             </w:pPr>
             <w:r>
               <w:rPr>
@@ -890,7 +906,7 @@
           <w:p>
             <w:pPr>
               <w:pStyle w:val="Compact"/>
-              <w:jc w:val="left"/>
+              <w:jc w:val="center"/>
             </w:pPr>
             <w:r>
               <w:rPr>
@@ -915,7 +931,7 @@
           <w:p>
             <w:pPr>
               <w:pStyle w:val="Compact"/>
-              <w:jc w:val="left"/>
+              <w:jc w:val="center"/>
             </w:pPr>
             <w:r>
               <w:rPr>
@@ -930,7 +946,7 @@
           <w:p>
             <w:pPr>
               <w:pStyle w:val="Compact"/>
-              <w:jc w:val="left"/>
+              <w:jc w:val="center"/>
             </w:pPr>
             <w:r>
               <w:rPr>
@@ -959,7 +975,7 @@
           <w:p>
             <w:pPr>
               <w:pStyle w:val="Compact"/>
-              <w:jc w:val="left"/>
+              <w:jc w:val="center"/>
             </w:pPr>
             <w:r>
               <w:rPr>
@@ -976,7 +992,7 @@
           <w:p>
             <w:pPr>
               <w:pStyle w:val="Compact"/>
-              <w:jc w:val="left"/>
+              <w:jc w:val="center"/>
             </w:pPr>
             <w:r>
               <w:rPr>
@@ -991,7 +1007,7 @@
           <w:p>
             <w:pPr>
               <w:pStyle w:val="Compact"/>
-              <w:jc w:val="left"/>
+              <w:jc w:val="center"/>
             </w:pPr>
             <w:r>
               <w:rPr>
@@ -1032,7 +1048,7 @@
           <w:p>
             <w:pPr>
               <w:pStyle w:val="Compact"/>
-              <w:jc w:val="left"/>
+              <w:jc w:val="center"/>
             </w:pPr>
             <w:r>
               <w:rPr>
@@ -1049,7 +1065,7 @@
           <w:p>
             <w:pPr>
               <w:pStyle w:val="Compact"/>
-              <w:jc w:val="left"/>
+              <w:jc w:val="center"/>
             </w:pPr>
             <w:r>
               <w:rPr>
@@ -1064,7 +1080,7 @@
           <w:p>
             <w:pPr>
               <w:pStyle w:val="Compact"/>
-              <w:jc w:val="left"/>
+              <w:jc w:val="center"/>
             </w:pPr>
             <w:r>
               <w:rPr>
@@ -1081,7 +1097,7 @@
           <w:p>
             <w:pPr>
               <w:pStyle w:val="Compact"/>
-              <w:jc w:val="left"/>
+              <w:jc w:val="center"/>
             </w:pPr>
             <w:r>
               <w:rPr>
@@ -1098,7 +1114,7 @@
           <w:p>
             <w:pPr>
               <w:pStyle w:val="Compact"/>
-              <w:jc w:val="left"/>
+              <w:jc w:val="center"/>
             </w:pPr>
             <w:r>
               <w:rPr>
@@ -1113,7 +1129,7 @@
           <w:p>
             <w:pPr>
               <w:pStyle w:val="Compact"/>
-              <w:jc w:val="left"/>
+              <w:jc w:val="center"/>
             </w:pPr>
             <w:r>
               <w:rPr>
@@ -1130,7 +1146,7 @@
           <w:p>
             <w:pPr>
               <w:pStyle w:val="Compact"/>
-              <w:jc w:val="left"/>
+              <w:jc w:val="center"/>
             </w:pPr>
             <w:r>
               <w:rPr>
@@ -1147,7 +1163,7 @@
           <w:p>
             <w:pPr>
               <w:pStyle w:val="Compact"/>
-              <w:jc w:val="left"/>
+              <w:jc w:val="center"/>
             </w:pPr>
             <w:r>
               <w:rPr>
@@ -1162,7 +1178,7 @@
           <w:p>
             <w:pPr>
               <w:pStyle w:val="Compact"/>
-              <w:jc w:val="left"/>
+              <w:jc w:val="center"/>
             </w:pPr>
             <w:r>
               <w:rPr>
@@ -1276,7 +1292,7 @@
           <w:p>
             <w:pPr>
               <w:pStyle w:val="Compact"/>
-              <w:jc w:val="left"/>
+              <w:jc w:val="center"/>
             </w:pPr>
             <w:r>
               <w:rPr>
@@ -1284,22 +1300,6 @@
                 <w:b/>
               </w:rPr>
               <w:t xml:space="preserve">配体类型</w:t>
-            </w:r>
-          </w:p>
-        </w:tc>
-        <w:tc>
-          <w:tcPr/>
-          <w:p>
-            <w:pPr>
-              <w:pStyle w:val="Compact"/>
-              <w:jc w:val="left"/>
-            </w:pPr>
-            <w:r>
-              <w:rPr>
-                <w:rFonts w:hint="eastAsia" w:ascii="Times New Roman" w:hAnsi="Times New Roman" w:eastAsia="SimHei"/>
-                <w:b/>
-              </w:rPr>
-              <w:t xml:space="preserve">实例</w:t>
             </w:r>
           </w:p>
         </w:tc>
@@ -1315,6 +1315,22 @@
                 <w:rFonts w:hint="eastAsia" w:ascii="Times New Roman" w:hAnsi="Times New Roman" w:eastAsia="SimHei"/>
                 <w:b/>
               </w:rPr>
+              <w:t xml:space="preserve">实例</w:t>
+            </w:r>
+          </w:p>
+        </w:tc>
+        <w:tc>
+          <w:tcPr/>
+          <w:p>
+            <w:pPr>
+              <w:pStyle w:val="Compact"/>
+              <w:jc w:val="center"/>
+            </w:pPr>
+            <w:r>
+              <w:rPr>
+                <w:rFonts w:hint="eastAsia" w:ascii="Times New Roman" w:hAnsi="Times New Roman" w:eastAsia="SimHei"/>
+                <w:b/>
+              </w:rPr>
               <w:t xml:space="preserve">配位原子</w:t>
             </w:r>
           </w:p>
@@ -1326,7 +1342,7 @@
           <w:p>
             <w:pPr>
               <w:pStyle w:val="Compact"/>
-              <w:jc w:val="left"/>
+              <w:jc w:val="center"/>
             </w:pPr>
             <w:r>
               <w:rPr>
@@ -1345,21 +1361,6 @@
                 <w:rFonts w:hint="eastAsia" w:ascii="Times New Roman" w:hAnsi="Times New Roman" w:eastAsia="SimSun"/>
               </w:rPr>
               <w:t xml:space="preserve">个配位原子）</w:t>
-            </w:r>
-          </w:p>
-        </w:tc>
-        <w:tc>
-          <w:tcPr/>
-          <w:p>
-            <w:pPr>
-              <w:pStyle w:val="Compact"/>
-              <w:jc w:val="left"/>
-            </w:pPr>
-            <w:r>
-              <w:rPr>
-                <w:rFonts w:ascii="Times New Roman" w:hAnsi="Times New Roman" w:eastAsia="SimSun"/>
-              </w:rPr>
-              <w:t xml:space="preserve">NH₃、H₂O、CO、CN⁻、Cl⁻、F⁻、OH⁻、NO₂⁻</w:t>
             </w:r>
           </w:p>
         </w:tc>
@@ -1372,6 +1373,21 @@
             </w:pPr>
             <w:r>
               <w:rPr>
+                <w:rFonts w:ascii="Times New Roman" w:hAnsi="Times New Roman" w:eastAsia="SimSun"/>
+              </w:rPr>
+              <w:t xml:space="preserve">NH₃、H₂O、CO、CN⁻、Cl⁻、F⁻、OH⁻、NO₂⁻</w:t>
+            </w:r>
+          </w:p>
+        </w:tc>
+        <w:tc>
+          <w:tcPr/>
+          <w:p>
+            <w:pPr>
+              <w:pStyle w:val="Compact"/>
+              <w:jc w:val="center"/>
+            </w:pPr>
+            <w:r>
+              <w:rPr>
                 <w:rFonts w:hint="eastAsia" w:ascii="Times New Roman" w:hAnsi="Times New Roman" w:eastAsia="SimSun"/>
               </w:rPr>
               <w:t xml:space="preserve">N、O、C、卤素</w:t>
@@ -1385,7 +1401,7 @@
           <w:p>
             <w:pPr>
               <w:pStyle w:val="Compact"/>
-              <w:jc w:val="left"/>
+              <w:jc w:val="center"/>
             </w:pPr>
             <w:r>
               <w:rPr>
@@ -1404,21 +1420,6 @@
                 <w:rFonts w:hint="eastAsia" w:ascii="Times New Roman" w:hAnsi="Times New Roman" w:eastAsia="SimSun"/>
               </w:rPr>
               <w:t xml:space="preserve">个配位原子）</w:t>
-            </w:r>
-          </w:p>
-        </w:tc>
-        <w:tc>
-          <w:tcPr/>
-          <w:p>
-            <w:pPr>
-              <w:pStyle w:val="Compact"/>
-              <w:jc w:val="left"/>
-            </w:pPr>
-            <w:r>
-              <w:rPr>
-                <w:rFonts w:hint="eastAsia" w:ascii="Times New Roman" w:hAnsi="Times New Roman" w:eastAsia="SimSun"/>
-              </w:rPr>
-              <w:t xml:space="preserve">en（乙二胺）、ox（草酸根）、gly⁻（氨基乙酸）</w:t>
             </w:r>
           </w:p>
         </w:tc>
@@ -1431,6 +1432,21 @@
             </w:pPr>
             <w:r>
               <w:rPr>
+                <w:rFonts w:hint="eastAsia" w:ascii="Times New Roman" w:hAnsi="Times New Roman" w:eastAsia="SimSun"/>
+              </w:rPr>
+              <w:t xml:space="preserve">en（乙二胺）、ox（草酸根）、gly⁻（氨基乙酸）</w:t>
+            </w:r>
+          </w:p>
+        </w:tc>
+        <w:tc>
+          <w:tcPr/>
+          <w:p>
+            <w:pPr>
+              <w:pStyle w:val="Compact"/>
+              <w:jc w:val="center"/>
+            </w:pPr>
+            <w:r>
+              <w:rPr>
                 <w:rFonts w:ascii="Times New Roman" w:hAnsi="Times New Roman" w:eastAsia="SimSun"/>
               </w:rPr>
               <w:t xml:space="preserve">N、O</w:t>
@@ -1444,7 +1460,7 @@
           <w:p>
             <w:pPr>
               <w:pStyle w:val="Compact"/>
-              <w:jc w:val="left"/>
+              <w:jc w:val="center"/>
             </w:pPr>
             <w:r>
               <w:rPr>
@@ -1471,7 +1487,7 @@
           <w:p>
             <w:pPr>
               <w:pStyle w:val="Compact"/>
-              <w:jc w:val="left"/>
+              <w:jc w:val="center"/>
             </w:pPr>
             <w:r>
               <w:rPr>
@@ -1891,6 +1907,14 @@
         <w:t xml:space="preserve">：</w:t>
       </w:r>
       <m:oMath>
+        <m:oMathPr>
+          <m:ctrlPr>
+            <w:rPr>
+              <w:sz w:val="28"/>
+              <w:szCs w:val="28"/>
+            </w:rPr>
+          </m:ctrlPr>
+        </m:oMathPr>
         <m:r>
           <m:rPr>
             <m:sty m:val="p"/>
@@ -2060,6 +2084,14 @@
         <w:t xml:space="preserve">：</w:t>
       </w:r>
       <m:oMath>
+        <m:oMathPr>
+          <m:ctrlPr>
+            <w:rPr>
+              <w:sz w:val="28"/>
+              <w:szCs w:val="28"/>
+            </w:rPr>
+          </m:ctrlPr>
+        </m:oMathPr>
         <m:r>
           <m:rPr>
             <m:sty m:val="p"/>
@@ -2256,7 +2288,7 @@
           <w:p>
             <w:pPr>
               <w:pStyle w:val="Compact"/>
-              <w:jc w:val="left"/>
+              <w:jc w:val="center"/>
             </w:pPr>
             <w:r>
               <w:rPr>
@@ -2272,7 +2304,7 @@
           <w:p>
             <w:pPr>
               <w:pStyle w:val="Compact"/>
-              <w:jc w:val="left"/>
+              <w:jc w:val="center"/>
             </w:pPr>
             <w:r>
               <w:rPr>
@@ -2288,7 +2320,7 @@
           <w:p>
             <w:pPr>
               <w:pStyle w:val="Compact"/>
-              <w:jc w:val="left"/>
+              <w:jc w:val="center"/>
             </w:pPr>
             <w:r>
               <w:rPr>
@@ -2306,7 +2338,7 @@
           <w:p>
             <w:pPr>
               <w:pStyle w:val="Compact"/>
-              <w:jc w:val="left"/>
+              <w:jc w:val="center"/>
             </w:pPr>
             <w:r>
               <w:rPr>
@@ -2323,7 +2355,7 @@
           <w:p>
             <w:pPr>
               <w:pStyle w:val="Compact"/>
-              <w:jc w:val="left"/>
+              <w:jc w:val="center"/>
             </w:pPr>
             <w:r>
               <w:rPr>
@@ -2350,7 +2382,7 @@
           <w:p>
             <w:pPr>
               <w:pStyle w:val="Compact"/>
-              <w:jc w:val="left"/>
+              <w:jc w:val="center"/>
             </w:pPr>
             <m:oMath>
               <m:r>
@@ -2462,7 +2494,7 @@
           <w:p>
             <w:pPr>
               <w:pStyle w:val="Compact"/>
-              <w:jc w:val="left"/>
+              <w:jc w:val="center"/>
             </w:pPr>
             <w:r>
               <w:rPr>
@@ -2479,7 +2511,7 @@
           <w:p>
             <w:pPr>
               <w:pStyle w:val="Compact"/>
-              <w:jc w:val="left"/>
+              <w:jc w:val="center"/>
             </w:pPr>
             <w:r>
               <w:rPr>
@@ -2518,7 +2550,7 @@
           <w:p>
             <w:pPr>
               <w:pStyle w:val="Compact"/>
-              <w:jc w:val="left"/>
+              <w:jc w:val="center"/>
             </w:pPr>
             <m:oMath>
               <m:sSub>
@@ -2621,7 +2653,7 @@
           <w:p>
             <w:pPr>
               <w:pStyle w:val="Compact"/>
-              <w:jc w:val="left"/>
+              <w:jc w:val="center"/>
             </w:pPr>
             <w:r>
               <w:rPr>
@@ -2638,7 +2670,7 @@
           <w:p>
             <w:pPr>
               <w:pStyle w:val="Compact"/>
-              <w:jc w:val="left"/>
+              <w:jc w:val="center"/>
             </w:pPr>
             <w:r>
               <w:rPr>
@@ -2677,7 +2709,7 @@
           <w:p>
             <w:pPr>
               <w:pStyle w:val="Compact"/>
-              <w:jc w:val="left"/>
+              <w:jc w:val="center"/>
             </w:pPr>
             <m:oMath>
               <m:r>
@@ -2762,7 +2794,7 @@
           <w:p>
             <w:pPr>
               <w:pStyle w:val="Compact"/>
-              <w:jc w:val="left"/>
+              <w:jc w:val="center"/>
             </w:pPr>
             <w:r>
               <w:rPr>
@@ -2779,7 +2811,7 @@
           <w:p>
             <w:pPr>
               <w:pStyle w:val="Compact"/>
-              <w:jc w:val="left"/>
+              <w:jc w:val="center"/>
             </w:pPr>
             <w:r>
               <w:rPr>
@@ -2794,7 +2826,7 @@
           <w:p>
             <w:pPr>
               <w:pStyle w:val="Compact"/>
-              <w:jc w:val="left"/>
+              <w:jc w:val="center"/>
             </w:pPr>
             <w:r>
               <w:rPr>
@@ -2858,7 +2890,7 @@
     <w:bookmarkEnd w:id="19"/>
     <w:bookmarkEnd w:id="20"/>
     <w:bookmarkEnd w:id="21"/>
-    <w:bookmarkStart w:id="67" w:name="二规律与方法"/>
+    <w:bookmarkStart w:id="76" w:name="二规律与方法"/>
     <w:p>
       <w:pPr>
         <w:pStyle w:val="Heading2"/>
@@ -2870,7 +2902,7 @@
         <w:t xml:space="preserve">二、规律与方法</w:t>
       </w:r>
     </w:p>
-    <w:bookmarkStart w:id="25" w:name="价键理论vb-theory"/>
+    <w:bookmarkStart w:id="31" w:name="价键理论vb-theory"/>
     <w:p>
       <w:pPr>
         <w:pStyle w:val="Heading3"/>
@@ -3040,7 +3072,7 @@
           <w:p>
             <w:pPr>
               <w:pStyle w:val="Compact"/>
-              <w:jc w:val="left"/>
+              <w:jc w:val="center"/>
             </w:pPr>
             <w:r>
               <w:rPr>
@@ -3056,7 +3088,7 @@
           <w:p>
             <w:pPr>
               <w:pStyle w:val="Compact"/>
-              <w:jc w:val="left"/>
+              <w:jc w:val="center"/>
             </w:pPr>
             <w:r>
               <w:rPr>
@@ -3104,7 +3136,7 @@
           <w:p>
             <w:pPr>
               <w:pStyle w:val="Compact"/>
-              <w:jc w:val="left"/>
+              <w:jc w:val="center"/>
             </w:pPr>
             <w:r>
               <w:rPr>
@@ -3119,7 +3151,7 @@
           <w:p>
             <w:pPr>
               <w:pStyle w:val="Compact"/>
-              <w:jc w:val="left"/>
+              <w:jc w:val="center"/>
             </w:pPr>
             <m:oMath>
               <m:r>
@@ -3338,7 +3370,7 @@
           <w:p>
             <w:pPr>
               <w:pStyle w:val="Compact"/>
-              <w:jc w:val="left"/>
+              <w:jc w:val="center"/>
             </w:pPr>
             <w:r>
               <w:rPr>
@@ -3353,7 +3385,7 @@
           <w:p>
             <w:pPr>
               <w:pStyle w:val="Compact"/>
-              <w:jc w:val="left"/>
+              <w:jc w:val="center"/>
             </w:pPr>
             <m:oMath>
               <m:r>
@@ -3521,7 +3553,7 @@
           <w:p>
             <w:pPr>
               <w:pStyle w:val="Compact"/>
-              <w:jc w:val="left"/>
+              <w:jc w:val="center"/>
             </w:pPr>
             <w:r>
               <w:rPr>
@@ -3536,7 +3568,7 @@
           <w:p>
             <w:pPr>
               <w:pStyle w:val="Compact"/>
-              <w:jc w:val="left"/>
+              <w:jc w:val="center"/>
             </w:pPr>
             <m:oMath>
               <m:r>
@@ -3737,7 +3769,7 @@
           <w:p>
             <w:pPr>
               <w:pStyle w:val="Compact"/>
-              <w:jc w:val="left"/>
+              <w:jc w:val="center"/>
             </w:pPr>
             <w:r>
               <w:rPr>
@@ -3752,7 +3784,7 @@
           <w:p>
             <w:pPr>
               <w:pStyle w:val="Compact"/>
-              <w:jc w:val="left"/>
+              <w:jc w:val="center"/>
             </w:pPr>
             <m:oMath>
               <m:r>
@@ -4036,7 +4068,7 @@
           <w:p>
             <w:pPr>
               <w:pStyle w:val="Compact"/>
-              <w:jc w:val="left"/>
+              <w:jc w:val="center"/>
             </w:pPr>
             <w:r>
               <w:rPr>
@@ -4051,7 +4083,7 @@
           <w:p>
             <w:pPr>
               <w:pStyle w:val="Compact"/>
-              <w:jc w:val="left"/>
+              <w:jc w:val="center"/>
             </w:pPr>
             <m:oMath>
               <m:r>
@@ -4237,7 +4269,7 @@
           <w:p>
             <w:pPr>
               <w:pStyle w:val="Compact"/>
-              <w:jc w:val="left"/>
+              <w:jc w:val="center"/>
             </w:pPr>
             <w:r>
               <w:rPr>
@@ -4252,7 +4284,7 @@
           <w:p>
             <w:pPr>
               <w:pStyle w:val="Compact"/>
-              <w:jc w:val="left"/>
+              <w:jc w:val="center"/>
             </w:pPr>
             <m:oMath>
               <m:r>
@@ -4447,7 +4479,7 @@
           <w:p>
             <w:pPr>
               <w:pStyle w:val="Compact"/>
-              <w:jc w:val="left"/>
+              <w:jc w:val="center"/>
             </w:pPr>
             <w:r>
               <w:rPr>
@@ -4462,7 +4494,7 @@
           <w:p>
             <w:pPr>
               <w:pStyle w:val="Compact"/>
-              <w:jc w:val="left"/>
+              <w:jc w:val="center"/>
             </w:pPr>
             <m:oMath>
               <m:r>
@@ -4645,12 +4677,6 @@
         <w:pStyle w:val="BlockText"/>
       </w:pPr>
       <w:r>
-        <w:t xml:space="preserve">⚠️</w:t>
-      </w:r>
-      <w:r>
-        <w:t xml:space="preserve"> </w:t>
-      </w:r>
-      <w:r>
         <w:rPr>
           <w:rFonts w:hint="eastAsia" w:eastAsia="SimSun" w:ascii="Times New Roman" w:hAnsi="Times New Roman"/>
           <w:b/>
@@ -4702,7 +4728,7 @@
       </w:r>
     </w:p>
     <w:bookmarkEnd w:id="23"/>
-    <w:bookmarkStart w:id="24" w:name="内轨型-vs-外轨型配合物"/>
+    <w:bookmarkStart w:id="30" w:name="内轨型-vs-外轨型配合物"/>
     <w:p>
       <w:pPr>
         <w:pStyle w:val="Heading4"/>
@@ -4744,7 +4770,7 @@
           <w:p>
             <w:pPr>
               <w:pStyle w:val="Compact"/>
-              <w:jc w:val="left"/>
+              <w:jc w:val="center"/>
             </w:pPr>
             <w:r>
               <w:rPr>
@@ -4760,7 +4786,7 @@
           <w:p>
             <w:pPr>
               <w:pStyle w:val="Compact"/>
-              <w:jc w:val="left"/>
+              <w:jc w:val="center"/>
             </w:pPr>
             <w:r>
               <w:rPr>
@@ -4776,7 +4802,7 @@
           <w:p>
             <w:pPr>
               <w:pStyle w:val="Compact"/>
-              <w:jc w:val="left"/>
+              <w:jc w:val="center"/>
             </w:pPr>
             <w:r>
               <w:rPr>
@@ -4794,7 +4820,7 @@
           <w:p>
             <w:pPr>
               <w:pStyle w:val="Compact"/>
-              <w:jc w:val="left"/>
+              <w:jc w:val="center"/>
             </w:pPr>
             <w:r>
               <w:rPr>
@@ -4811,7 +4837,7 @@
           <w:p>
             <w:pPr>
               <w:pStyle w:val="Compact"/>
-              <w:jc w:val="left"/>
+              <w:jc w:val="center"/>
             </w:pPr>
             <w:r>
               <w:rPr>
@@ -4844,7 +4870,7 @@
           <w:p>
             <w:pPr>
               <w:pStyle w:val="Compact"/>
-              <w:jc w:val="left"/>
+              <w:jc w:val="center"/>
             </w:pPr>
             <w:r>
               <w:rPr>
@@ -4879,7 +4905,7 @@
           <w:p>
             <w:pPr>
               <w:pStyle w:val="Compact"/>
-              <w:jc w:val="left"/>
+              <w:jc w:val="center"/>
             </w:pPr>
             <w:r>
               <w:rPr>
@@ -4904,7 +4930,7 @@
           <w:p>
             <w:pPr>
               <w:pStyle w:val="Compact"/>
-              <w:jc w:val="left"/>
+              <w:jc w:val="center"/>
             </w:pPr>
             <w:r>
               <w:rPr>
@@ -4919,7 +4945,7 @@
           <w:p>
             <w:pPr>
               <w:pStyle w:val="Compact"/>
-              <w:jc w:val="left"/>
+              <w:jc w:val="center"/>
             </w:pPr>
             <w:r>
               <w:rPr>
@@ -4936,7 +4962,7 @@
           <w:p>
             <w:pPr>
               <w:pStyle w:val="Compact"/>
-              <w:jc w:val="left"/>
+              <w:jc w:val="center"/>
             </w:pPr>
             <w:r>
               <w:rPr>
@@ -4953,7 +4979,7 @@
           <w:p>
             <w:pPr>
               <w:pStyle w:val="Compact"/>
-              <w:jc w:val="left"/>
+              <w:jc w:val="center"/>
             </w:pPr>
             <w:r>
               <w:rPr>
@@ -4968,7 +4994,7 @@
           <w:p>
             <w:pPr>
               <w:pStyle w:val="Compact"/>
-              <w:jc w:val="left"/>
+              <w:jc w:val="center"/>
             </w:pPr>
             <w:r>
               <w:rPr>
@@ -4985,7 +5011,7 @@
           <w:p>
             <w:pPr>
               <w:pStyle w:val="Compact"/>
-              <w:jc w:val="left"/>
+              <w:jc w:val="center"/>
             </w:pPr>
             <w:r>
               <w:rPr>
@@ -5002,7 +5028,7 @@
           <w:p>
             <w:pPr>
               <w:pStyle w:val="Compact"/>
-              <w:jc w:val="left"/>
+              <w:jc w:val="center"/>
             </w:pPr>
             <w:r>
               <w:rPr>
@@ -5017,7 +5043,7 @@
           <w:p>
             <w:pPr>
               <w:pStyle w:val="Compact"/>
-              <w:jc w:val="left"/>
+              <w:jc w:val="center"/>
             </w:pPr>
             <w:r>
               <w:rPr>
@@ -5034,7 +5060,7 @@
           <w:p>
             <w:pPr>
               <w:pStyle w:val="Compact"/>
-              <w:jc w:val="left"/>
+              <w:jc w:val="center"/>
             </w:pPr>
             <w:r>
               <w:rPr>
@@ -5051,7 +5077,7 @@
           <w:p>
             <w:pPr>
               <w:pStyle w:val="Compact"/>
-              <w:jc w:val="left"/>
+              <w:jc w:val="center"/>
             </w:pPr>
             <w:r>
               <w:rPr>
@@ -5066,7 +5092,7 @@
           <w:p>
             <w:pPr>
               <w:pStyle w:val="Compact"/>
-              <w:jc w:val="left"/>
+              <w:jc w:val="center"/>
             </w:pPr>
             <w:r>
               <w:rPr>
@@ -5083,7 +5109,7 @@
           <w:p>
             <w:pPr>
               <w:pStyle w:val="Compact"/>
-              <w:jc w:val="left"/>
+              <w:jc w:val="center"/>
             </w:pPr>
             <w:r>
               <w:rPr>
@@ -5100,7 +5126,7 @@
           <w:p>
             <w:pPr>
               <w:pStyle w:val="Compact"/>
-              <w:jc w:val="left"/>
+              <w:jc w:val="center"/>
             </w:pPr>
             <w:r>
               <w:rPr>
@@ -5115,7 +5141,7 @@
           <w:p>
             <w:pPr>
               <w:pStyle w:val="Compact"/>
-              <w:jc w:val="left"/>
+              <w:jc w:val="center"/>
             </w:pPr>
             <w:r>
               <w:rPr>
@@ -5199,6 +5225,12 @@
       <m:oMathPara>
         <m:oMathParaPr>
           <m:jc m:val="center"/>
+          <m:ctrlPr>
+            <w:rPr>
+              <w:sz w:val="28"/>
+              <w:szCs w:val="28"/>
+            </w:rPr>
+          </m:ctrlPr>
         </m:oMathParaPr>
         <m:oMath>
           <m:r>
@@ -5361,6 +5393,14 @@
         <w:t xml:space="preserve">：</w:t>
       </w:r>
       <m:oMath>
+        <m:oMathPr>
+          <m:ctrlPr>
+            <w:rPr>
+              <w:sz w:val="28"/>
+              <w:szCs w:val="28"/>
+            </w:rPr>
+          </m:ctrlPr>
+        </m:oMathPr>
         <m:r>
           <m:rPr>
             <m:sty m:val="p"/>
@@ -5447,6 +5487,14 @@
         <w:t xml:space="preserve">外轨型。</w:t>
       </w:r>
       <m:oMath>
+        <m:oMathPr>
+          <m:ctrlPr>
+            <w:rPr>
+              <w:sz w:val="28"/>
+              <w:szCs w:val="28"/>
+            </w:rPr>
+          </m:ctrlPr>
+        </m:oMathPr>
         <m:r>
           <m:rPr>
             <m:sty m:val="p"/>
@@ -5551,9 +5599,306 @@
         <w:t xml:space="preserve">内轨型。</w:t>
       </w:r>
     </w:p>
-    <w:bookmarkEnd w:id="24"/>
-    <w:bookmarkEnd w:id="25"/>
-    <w:bookmarkStart w:id="28" w:name="ean-18-电子规则"/>
+    <w:p>
+      <w:pPr>
+        <w:pStyle w:val="FirstParagraph"/>
+        <w:jc w:val="center"/>
+      </w:pPr>
+      <w:r>
+        <w:rPr>
+          <w:b w:val="0"/>
+          <w:i w:val="0"/>
+          <w:sz w:val="21"/>
+        </w:rPr>
+        <w:drawing>
+          <wp:inline>
+            <wp:extent cx="5334000" cy="1677563"/>
+            <wp:effectExtent b="0" l="0" r="0" t="0"/>
+            <wp:docPr descr="FeF₆³⁻ 外轨型 sp³d² 杂化" title="" id="25" name="Picture"/>
+            <a:graphic>
+              <a:graphicData uri="http://schemas.openxmlformats.org/drawingml/2006/picture">
+                <pic:pic>
+                  <pic:nvPicPr>
+                    <pic:cNvPr descr="media/14-3-fe-valence-bond-outer-inner-orbital.jpg" id="26" name="Picture"/>
+                    <pic:cNvPicPr>
+                      <a:picLocks noChangeArrowheads="1" noChangeAspect="1"/>
+                    </pic:cNvPicPr>
+                  </pic:nvPicPr>
+                  <pic:blipFill>
+                    <a:blip r:embed="rId24"/>
+                    <a:stretch>
+                      <a:fillRect/>
+                    </a:stretch>
+                  </pic:blipFill>
+                  <pic:spPr bwMode="auto">
+                    <a:xfrm>
+                      <a:off x="0" y="0"/>
+                      <a:ext cx="5334000" cy="1677563"/>
+                    </a:xfrm>
+                    <a:prstGeom prst="rect">
+                      <a:avLst/>
+                    </a:prstGeom>
+                    <a:noFill/>
+                    <a:ln w="9525">
+                      <a:noFill/>
+                      <a:headEnd/>
+                      <a:tailEnd/>
+                    </a:ln>
+                  </pic:spPr>
+                </pic:pic>
+              </a:graphicData>
+            </a:graphic>
+          </wp:inline>
+        </w:drawing>
+      </w:r>
+      <w:r>
+        <w:rPr>
+          <w:b w:val="0"/>
+          <w:i w:val="0"/>
+          <w:sz w:val="21"/>
+        </w:rPr>
+        <w:t xml:space="preserve">　</w:t>
+      </w:r>
+      <w:r>
+        <w:rPr>
+          <w:b w:val="0"/>
+          <w:i w:val="0"/>
+          <w:sz w:val="21"/>
+        </w:rPr>
+        <w:drawing>
+          <wp:inline>
+            <wp:extent cx="5334000" cy="849726"/>
+            <wp:effectExtent b="0" l="0" r="0" t="0"/>
+            <wp:docPr descr="Fe(CN)₆³⁻ 内轨型 d²sp³ 杂化" title="" id="28" name="Picture"/>
+            <a:graphic>
+              <a:graphicData uri="http://schemas.openxmlformats.org/drawingml/2006/picture">
+                <pic:pic>
+                  <pic:nvPicPr>
+                    <pic:cNvPr descr="media/14-3b-fe-cn-outer-inner-orbital-high-low-spin.jpg" id="29" name="Picture"/>
+                    <pic:cNvPicPr>
+                      <a:picLocks noChangeArrowheads="1" noChangeAspect="1"/>
+                    </pic:cNvPicPr>
+                  </pic:nvPicPr>
+                  <pic:blipFill>
+                    <a:blip r:embed="rId27"/>
+                    <a:stretch>
+                      <a:fillRect/>
+                    </a:stretch>
+                  </pic:blipFill>
+                  <pic:spPr bwMode="auto">
+                    <a:xfrm>
+                      <a:off x="0" y="0"/>
+                      <a:ext cx="5334000" cy="849726"/>
+                    </a:xfrm>
+                    <a:prstGeom prst="rect">
+                      <a:avLst/>
+                    </a:prstGeom>
+                    <a:noFill/>
+                    <a:ln w="9525">
+                      <a:noFill/>
+                      <a:headEnd/>
+                      <a:tailEnd/>
+                    </a:ln>
+                  </pic:spPr>
+                </pic:pic>
+              </a:graphicData>
+            </a:graphic>
+          </wp:inline>
+        </w:drawing>
+      </w:r>
+      <w:r>
+        <w:rPr>
+          <w:b w:val="0"/>
+          <w:i w:val="0"/>
+          <w:sz w:val="21"/>
+        </w:rPr>
+        <w:t xml:space="preserve"> </w:t>
+      </w:r>
+      <w:r>
+        <w:rPr>
+          <w:rFonts w:hint="eastAsia" w:eastAsia="FangSong" w:ascii="Times New Roman" w:hAnsi="Times New Roman"/>
+          <w:b w:val="0"/>
+          <w:i w:val="0"/>
+          <w:iCs/>
+          <w:sz w:val="21"/>
+        </w:rPr>
+        <w:t xml:space="preserve">图</w:t>
+      </w:r>
+      <w:r>
+        <w:rPr>
+          <w:b w:val="0"/>
+          <w:i w:val="0"/>
+          <w:iCs/>
+          <w:sz w:val="21"/>
+        </w:rPr>
+        <w:t xml:space="preserve"> Fe(III) </w:t>
+      </w:r>
+      <w:r>
+        <w:rPr>
+          <w:rFonts w:hint="eastAsia" w:eastAsia="FangSong" w:ascii="Times New Roman" w:hAnsi="Times New Roman"/>
+          <w:b w:val="0"/>
+          <w:i w:val="0"/>
+          <w:iCs/>
+          <w:sz w:val="21"/>
+        </w:rPr>
+        <w:t xml:space="preserve">配合物的价键理论轨道图</w:t>
+      </w:r>
+      <w:r>
+        <w:rPr>
+          <w:b w:val="0"/>
+          <w:i w:val="0"/>
+          <w:iCs/>
+          <w:sz w:val="21"/>
+        </w:rPr>
+        <w:t xml:space="preserve"> — </w:t>
+      </w:r>
+      <w:r>
+        <w:rPr>
+          <w:rFonts w:hint="eastAsia" w:eastAsia="FangSong" w:ascii="Times New Roman" w:hAnsi="Times New Roman"/>
+          <w:b w:val="0"/>
+          <w:i w:val="0"/>
+          <w:iCs/>
+          <w:sz w:val="21"/>
+        </w:rPr>
+        <w:t xml:space="preserve">左：[FeF₆]³⁻</w:t>
+      </w:r>
+      <w:r>
+        <w:rPr>
+          <w:b w:val="0"/>
+          <w:i w:val="0"/>
+          <w:iCs/>
+          <w:sz w:val="21"/>
+        </w:rPr>
+        <w:t xml:space="preserve"> </w:t>
+      </w:r>
+      <w:r>
+        <w:rPr>
+          <w:rFonts w:hint="eastAsia" w:eastAsia="FangSong" w:ascii="Times New Roman" w:hAnsi="Times New Roman"/>
+          <w:b w:val="0"/>
+          <w:i w:val="0"/>
+          <w:iCs/>
+          <w:sz w:val="21"/>
+        </w:rPr>
+        <w:t xml:space="preserve">采用</w:t>
+      </w:r>
+      <w:r>
+        <w:rPr>
+          <w:b w:val="0"/>
+          <w:i w:val="0"/>
+          <w:iCs/>
+          <w:sz w:val="21"/>
+        </w:rPr>
+        <w:t xml:space="preserve"> sp³d² </w:t>
+      </w:r>
+      <w:r>
+        <w:rPr>
+          <w:rFonts w:hint="eastAsia" w:eastAsia="FangSong" w:ascii="Times New Roman" w:hAnsi="Times New Roman"/>
+          <w:b w:val="0"/>
+          <w:i w:val="0"/>
+          <w:iCs/>
+          <w:sz w:val="21"/>
+        </w:rPr>
+        <w:t xml:space="preserve">杂化（外轨型，d</w:t>
+      </w:r>
+      <w:r>
+        <w:rPr>
+          <w:b w:val="0"/>
+          <w:i w:val="0"/>
+          <w:iCs/>
+          <w:sz w:val="21"/>
+        </w:rPr>
+        <w:t xml:space="preserve"> </w:t>
+      </w:r>
+      <w:r>
+        <w:rPr>
+          <w:rFonts w:hint="eastAsia" w:eastAsia="FangSong" w:ascii="Times New Roman" w:hAnsi="Times New Roman"/>
+          <w:b w:val="0"/>
+          <w:i w:val="0"/>
+          <w:iCs/>
+          <w:sz w:val="21"/>
+        </w:rPr>
+        <w:t xml:space="preserve">电子不重排，高自旋）；右：[Fe(CN)₆]³⁻</w:t>
+      </w:r>
+      <w:r>
+        <w:rPr>
+          <w:b w:val="0"/>
+          <w:i w:val="0"/>
+          <w:iCs/>
+          <w:sz w:val="21"/>
+        </w:rPr>
+        <w:t xml:space="preserve"> </w:t>
+      </w:r>
+      <w:r>
+        <w:rPr>
+          <w:rFonts w:hint="eastAsia" w:eastAsia="FangSong" w:ascii="Times New Roman" w:hAnsi="Times New Roman"/>
+          <w:b w:val="0"/>
+          <w:i w:val="0"/>
+          <w:iCs/>
+          <w:sz w:val="21"/>
+        </w:rPr>
+        <w:t xml:space="preserve">采用</w:t>
+      </w:r>
+      <w:r>
+        <w:rPr>
+          <w:b w:val="0"/>
+          <w:i w:val="0"/>
+          <w:iCs/>
+          <w:sz w:val="21"/>
+        </w:rPr>
+        <w:t xml:space="preserve"> d²sp³ </w:t>
+      </w:r>
+      <w:r>
+        <w:rPr>
+          <w:rFonts w:hint="eastAsia" w:eastAsia="FangSong" w:ascii="Times New Roman" w:hAnsi="Times New Roman"/>
+          <w:b w:val="0"/>
+          <w:i w:val="0"/>
+          <w:iCs/>
+          <w:sz w:val="21"/>
+        </w:rPr>
+        <w:t xml:space="preserve">杂化（内轨型，d</w:t>
+      </w:r>
+      <w:r>
+        <w:rPr>
+          <w:b w:val="0"/>
+          <w:i w:val="0"/>
+          <w:iCs/>
+          <w:sz w:val="21"/>
+        </w:rPr>
+        <w:t xml:space="preserve"> </w:t>
+      </w:r>
+      <w:r>
+        <w:rPr>
+          <w:rFonts w:hint="eastAsia" w:eastAsia="FangSong" w:ascii="Times New Roman" w:hAnsi="Times New Roman"/>
+          <w:b w:val="0"/>
+          <w:i w:val="0"/>
+          <w:iCs/>
+          <w:sz w:val="21"/>
+        </w:rPr>
+        <w:t xml:space="preserve">电子重排归并，低自旋）。配体场强不同导致内/外轨之分，两者均为八面体构型（普通化学原理第4版</w:t>
+      </w:r>
+      <w:r>
+        <w:rPr>
+          <w:b w:val="0"/>
+          <w:i w:val="0"/>
+          <w:iCs/>
+          <w:sz w:val="21"/>
+        </w:rPr>
+        <w:t xml:space="preserve"> </w:t>
+      </w:r>
+      <w:r>
+        <w:rPr>
+          <w:rFonts w:hint="eastAsia" w:eastAsia="FangSong" w:ascii="Times New Roman" w:hAnsi="Times New Roman"/>
+          <w:b w:val="0"/>
+          <w:i w:val="0"/>
+          <w:iCs/>
+          <w:sz w:val="21"/>
+        </w:rPr>
+        <w:t xml:space="preserve">图14.3）</w:t>
+      </w:r>
+    </w:p>
+    <w:bookmarkEnd w:id="30"/>
+    <w:bookmarkEnd w:id="31"/>
+    <w:bookmarkStart w:id="34" w:name="ean-18-电子规则"/>
     <w:p>
       <w:pPr>
         <w:pStyle w:val="Heading3"/>
@@ -5643,7 +5988,7 @@
         <w:t xml:space="preserve">p）的表现。</w:t>
       </w:r>
     </w:p>
-    <w:bookmarkStart w:id="26" w:name="电子计数方法"/>
+    <w:bookmarkStart w:id="32" w:name="电子计数方法"/>
     <w:p>
       <w:pPr>
         <w:pStyle w:val="Heading4"/>
@@ -5676,7 +6021,7 @@
           <w:p>
             <w:pPr>
               <w:pStyle w:val="Compact"/>
-              <w:jc w:val="left"/>
+              <w:jc w:val="center"/>
             </w:pPr>
             <w:r>
               <w:rPr>
@@ -5708,7 +6053,7 @@
           <w:p>
             <w:pPr>
               <w:pStyle w:val="Compact"/>
-              <w:jc w:val="left"/>
+              <w:jc w:val="center"/>
             </w:pPr>
             <w:r>
               <w:rPr>
@@ -5726,7 +6071,7 @@
           <w:p>
             <w:pPr>
               <w:pStyle w:val="Compact"/>
-              <w:jc w:val="left"/>
+              <w:jc w:val="center"/>
             </w:pPr>
             <w:r>
               <w:rPr>
@@ -5756,7 +6101,7 @@
           <w:p>
             <w:pPr>
               <w:pStyle w:val="Compact"/>
-              <w:jc w:val="left"/>
+              <w:jc w:val="center"/>
             </w:pPr>
             <w:r>
               <w:rPr>
@@ -5785,7 +6130,7 @@
           <w:p>
             <w:pPr>
               <w:pStyle w:val="Compact"/>
-              <w:jc w:val="left"/>
+              <w:jc w:val="center"/>
             </w:pPr>
             <w:r>
               <w:rPr>
@@ -5815,7 +6160,7 @@
           <w:p>
             <w:pPr>
               <w:pStyle w:val="Compact"/>
-              <w:jc w:val="left"/>
+              <w:jc w:val="center"/>
             </w:pPr>
             <w:r>
               <w:rPr>
@@ -5856,7 +6201,7 @@
           <w:p>
             <w:pPr>
               <w:pStyle w:val="Compact"/>
-              <w:jc w:val="left"/>
+              <w:jc w:val="center"/>
             </w:pPr>
             <w:r>
               <w:rPr>
@@ -5916,7 +6261,7 @@
           <w:p>
             <w:pPr>
               <w:pStyle w:val="Compact"/>
-              <w:jc w:val="left"/>
+              <w:jc w:val="center"/>
             </w:pPr>
             <m:oMath>
               <m:r>
@@ -6031,7 +6376,7 @@
           <w:p>
             <w:pPr>
               <w:pStyle w:val="Compact"/>
-              <w:jc w:val="left"/>
+              <w:jc w:val="center"/>
             </w:pPr>
             <w:r>
               <w:rPr>
@@ -6067,7 +6412,7 @@
           <w:p>
             <w:pPr>
               <w:pStyle w:val="Compact"/>
-              <w:jc w:val="left"/>
+              <w:jc w:val="center"/>
             </w:pPr>
             <w:r>
               <w:rPr>
@@ -6102,7 +6447,7 @@
           <w:p>
             <w:pPr>
               <w:pStyle w:val="Compact"/>
-              <w:jc w:val="left"/>
+              <w:jc w:val="center"/>
             </w:pPr>
             <w:r>
               <w:rPr>
@@ -6162,7 +6507,7 @@
           <w:p>
             <w:pPr>
               <w:pStyle w:val="Compact"/>
-              <w:jc w:val="left"/>
+              <w:jc w:val="center"/>
             </w:pPr>
             <w:r>
               <w:rPr>
@@ -6191,7 +6536,7 @@
           <w:p>
             <w:pPr>
               <w:pStyle w:val="Compact"/>
-              <w:jc w:val="left"/>
+              <w:jc w:val="center"/>
             </w:pPr>
             <w:r>
               <w:rPr>
@@ -6221,7 +6566,7 @@
           <w:p>
             <w:pPr>
               <w:pStyle w:val="Compact"/>
-              <w:jc w:val="left"/>
+              <w:jc w:val="center"/>
             </w:pPr>
             <m:oMath>
               <m:r>
@@ -6343,8 +6688,8 @@
         </w:tc>
       </w:tr>
     </w:tbl>
-    <w:bookmarkEnd w:id="26"/>
-    <w:bookmarkStart w:id="27" w:name="应用"/>
+    <w:bookmarkEnd w:id="32"/>
+    <w:bookmarkStart w:id="33" w:name="应用"/>
     <w:p>
       <w:pPr>
         <w:pStyle w:val="Heading4"/>
@@ -6440,6 +6785,14 @@
         <w:t xml:space="preserve">成为负离子：</w:t>
       </w:r>
       <m:oMath>
+        <m:oMathPr>
+          <m:ctrlPr>
+            <w:rPr>
+              <w:sz w:val="28"/>
+              <w:szCs w:val="28"/>
+            </w:rPr>
+          </m:ctrlPr>
+        </m:oMathPr>
         <m:r>
           <m:rPr>
             <m:sty m:val="p"/>
@@ -6538,6 +6891,14 @@
         <w:t xml:space="preserve">结合：</w:t>
       </w:r>
       <m:oMath>
+        <m:oMathPr>
+          <m:ctrlPr>
+            <w:rPr>
+              <w:sz w:val="28"/>
+              <w:szCs w:val="28"/>
+            </w:rPr>
+          </m:ctrlPr>
+        </m:oMathPr>
         <m:r>
           <m:rPr>
             <m:sty m:val="p"/>
@@ -6591,6 +6952,14 @@
         <w:t xml:space="preserve">、</w:t>
       </w:r>
       <m:oMath>
+        <m:oMathPr>
+          <m:ctrlPr>
+            <w:rPr>
+              <w:sz w:val="28"/>
+              <w:szCs w:val="28"/>
+            </w:rPr>
+          </m:ctrlPr>
+        </m:oMathPr>
         <m:r>
           <m:rPr>
             <m:sty m:val="p"/>
@@ -6653,6 +7022,14 @@
         <w:t xml:space="preserve">二聚化：</w:t>
       </w:r>
       <m:oMath>
+        <m:oMathPr>
+          <m:ctrlPr>
+            <w:rPr>
+              <w:sz w:val="28"/>
+              <w:szCs w:val="28"/>
+            </w:rPr>
+          </m:ctrlPr>
+        </m:oMathPr>
         <m:r>
           <m:rPr>
             <m:sty m:val="p"/>
@@ -6741,6 +7118,14 @@
         <w:t xml:space="preserve">：</w:t>
       </w:r>
       <m:oMath>
+        <m:oMathPr>
+          <m:ctrlPr>
+            <w:rPr>
+              <w:sz w:val="28"/>
+              <w:szCs w:val="28"/>
+            </w:rPr>
+          </m:ctrlPr>
+        </m:oMathPr>
         <m:r>
           <m:rPr>
             <m:sty m:val="p"/>
@@ -7057,6 +7442,14 @@
         <w:t xml:space="preserve"> </w:t>
       </w:r>
       <m:oMath>
+        <m:oMathPr>
+          <m:ctrlPr>
+            <w:rPr>
+              <w:sz w:val="28"/>
+              <w:szCs w:val="28"/>
+            </w:rPr>
+          </m:ctrlPr>
+        </m:oMathPr>
         <m:r>
           <m:rPr>
             <m:sty m:val="p"/>
@@ -7134,6 +7527,14 @@
         <w:t xml:space="preserve"> </w:t>
       </w:r>
       <m:oMath>
+        <m:oMathPr>
+          <m:ctrlPr>
+            <w:rPr>
+              <w:sz w:val="28"/>
+              <w:szCs w:val="28"/>
+            </w:rPr>
+          </m:ctrlPr>
+        </m:oMathPr>
         <m:r>
           <m:t>4</m:t>
         </m:r>
@@ -7222,12 +7623,6 @@
         <w:pStyle w:val="BlockText"/>
       </w:pPr>
       <w:r>
-        <w:t xml:space="preserve">⚠️</w:t>
-      </w:r>
-      <w:r>
-        <w:t xml:space="preserve"> </w:t>
-      </w:r>
-      <w:r>
         <w:rPr>
           <w:rFonts w:hint="eastAsia" w:eastAsia="SimSun" w:ascii="Times New Roman" w:hAnsi="Times New Roman"/>
           <w:b/>
@@ -7242,6 +7637,14 @@
         <w:t xml:space="preserve">：</w:t>
       </w:r>
       <m:oMath>
+        <m:oMathPr>
+          <m:ctrlPr>
+            <w:rPr>
+              <w:sz w:val="28"/>
+              <w:szCs w:val="28"/>
+            </w:rPr>
+          </m:ctrlPr>
+        </m:oMathPr>
         <m:r>
           <m:rPr>
             <m:sty m:val="p"/>
@@ -7313,9 +7716,9 @@
         <w:t xml:space="preserve">时空阻太大。</w:t>
       </w:r>
     </w:p>
-    <w:bookmarkEnd w:id="27"/>
-    <w:bookmarkEnd w:id="28"/>
-    <w:bookmarkStart w:id="49" w:name="晶体场理论cft"/>
+    <w:bookmarkEnd w:id="33"/>
+    <w:bookmarkEnd w:id="34"/>
+    <w:bookmarkStart w:id="58" w:name="晶体场理论cft"/>
     <w:p>
       <w:pPr>
         <w:pStyle w:val="Heading3"/>
@@ -7330,7 +7733,7 @@
         <w:t xml:space="preserve">晶体场理论（CFT）</w:t>
       </w:r>
     </w:p>
-    <w:bookmarkStart w:id="29" w:name="基本要点"/>
+    <w:bookmarkStart w:id="35" w:name="基本要点"/>
     <w:p>
       <w:pPr>
         <w:pStyle w:val="Heading4"/>
@@ -7450,8 +7853,8 @@
         <w:t xml:space="preserve">晶体场稳定化能（CFSE）</w:t>
       </w:r>
     </w:p>
-    <w:bookmarkEnd w:id="29"/>
-    <w:bookmarkStart w:id="36" w:name="八面体场中的-d-轨道分裂"/>
+    <w:bookmarkEnd w:id="35"/>
+    <w:bookmarkStart w:id="42" w:name="八面体场中的-d-轨道分裂"/>
     <w:p>
       <w:pPr>
         <w:pStyle w:val="Heading4"/>
@@ -7475,24 +7878,30 @@
     <w:p>
       <w:pPr>
         <w:pStyle w:val="FirstParagraph"/>
+        <w:jc w:val="center"/>
       </w:pPr>
       <w:r>
+        <w:rPr>
+          <w:b w:val="0"/>
+          <w:i w:val="0"/>
+          <w:sz w:val="21"/>
+        </w:rPr>
         <w:drawing>
           <wp:inline>
             <wp:extent cx="5334000" cy="2450756"/>
             <wp:effectExtent b="0" l="0" r="0" t="0"/>
-            <wp:docPr descr="" title="" id="31" name="Picture"/>
+            <wp:docPr descr="" title="" id="37" name="Picture"/>
             <a:graphic>
               <a:graphicData uri="http://schemas.openxmlformats.org/drawingml/2006/picture">
                 <pic:pic>
                   <pic:nvPicPr>
-                    <pic:cNvPr descr="media/d-orbital-shapes.jpg" id="32" name="Picture"/>
+                    <pic:cNvPr descr="media/d-orbital-shapes.jpg" id="38" name="Picture"/>
                     <pic:cNvPicPr>
                       <a:picLocks noChangeArrowheads="1" noChangeAspect="1"/>
                     </pic:cNvPicPr>
                   </pic:nvPicPr>
                   <pic:blipFill>
-                    <a:blip r:embed="rId30"/>
+                    <a:blip r:embed="rId36"/>
                     <a:stretch>
                       <a:fillRect/>
                     </a:stretch>
@@ -7519,58 +7928,77 @@
         </w:drawing>
       </w:r>
       <w:r>
+        <w:rPr>
+          <w:b w:val="0"/>
+          <w:i w:val="0"/>
+          <w:sz w:val="21"/>
+        </w:rPr>
         <w:t xml:space="preserve"> </w:t>
       </w:r>
       <w:r>
         <w:rPr>
-          <w:rFonts w:hint="eastAsia" w:eastAsia="SimSun" w:ascii="Times New Roman" w:hAnsi="Times New Roman"/>
-          <w:i/>
+          <w:rFonts w:hint="eastAsia" w:eastAsia="FangSong" w:ascii="Times New Roman" w:hAnsi="Times New Roman"/>
+          <w:b w:val="0"/>
+          <w:i w:val="0"/>
           <w:iCs/>
+          <w:sz w:val="21"/>
         </w:rPr>
         <w:t xml:space="preserve">图</w:t>
       </w:r>
       <w:r>
         <w:rPr>
-          <w:i/>
+          <w:b w:val="0"/>
+          <w:i w:val="0"/>
           <w:iCs/>
+          <w:sz w:val="21"/>
         </w:rPr>
         <w:t xml:space="preserve"> </w:t>
       </w:r>
       <w:r>
         <w:rPr>
-          <w:rFonts w:hint="eastAsia" w:eastAsia="SimSun" w:ascii="Times New Roman" w:hAnsi="Times New Roman"/>
-          <w:i/>
+          <w:rFonts w:hint="eastAsia" w:eastAsia="FangSong" w:ascii="Times New Roman" w:hAnsi="Times New Roman"/>
+          <w:b w:val="0"/>
+          <w:i w:val="0"/>
           <w:iCs/>
+          <w:sz w:val="21"/>
         </w:rPr>
         <w:t xml:space="preserve">五个</w:t>
       </w:r>
       <w:r>
         <w:rPr>
-          <w:i/>
+          <w:b w:val="0"/>
+          <w:i w:val="0"/>
           <w:iCs/>
+          <w:sz w:val="21"/>
         </w:rPr>
         <w:t xml:space="preserve"> d </w:t>
       </w:r>
       <w:r>
         <w:rPr>
-          <w:rFonts w:hint="eastAsia" w:eastAsia="SimSun" w:ascii="Times New Roman" w:hAnsi="Times New Roman"/>
-          <w:i/>
+          <w:rFonts w:hint="eastAsia" w:eastAsia="FangSong" w:ascii="Times New Roman" w:hAnsi="Times New Roman"/>
+          <w:b w:val="0"/>
+          <w:i w:val="0"/>
           <w:iCs/>
+          <w:sz w:val="21"/>
         </w:rPr>
         <w:t xml:space="preserve">轨道的空间取向</w:t>
       </w:r>
       <w:r>
         <w:rPr>
-          <w:i/>
+          <w:b w:val="0"/>
+          <w:i w:val="0"/>
           <w:iCs/>
+          <w:sz w:val="21"/>
         </w:rPr>
         <w:t xml:space="preserve"> — </w:t>
       </w:r>
       <w:r>
         <w:rPr>
-          <w:rFonts w:hint="eastAsia" w:eastAsia="SimSun" w:ascii="Times New Roman" w:hAnsi="Times New Roman"/>
-          <w:i/>
+          <w:rFonts w:hint="eastAsia" w:eastAsia="FangSong" w:ascii="Times New Roman" w:hAnsi="Times New Roman"/>
+          <w:b w:val="0"/>
+          <w:i w:val="0"/>
           <w:iCs/>
+          <w:sz w:val="21"/>
         </w:rPr>
         <w:t xml:space="preserve">与配体相对位置决定能级分裂方式</w:t>
       </w:r>
@@ -7598,24 +8026,30 @@
     <w:p>
       <w:pPr>
         <w:pStyle w:val="BodyText"/>
+        <w:jc w:val="center"/>
       </w:pPr>
       <w:r>
+        <w:rPr>
+          <w:b w:val="0"/>
+          <w:i w:val="0"/>
+          <w:sz w:val="21"/>
+        </w:rPr>
         <w:drawing>
           <wp:inline>
             <wp:extent cx="3517900" cy="3454400"/>
             <wp:effectExtent b="0" l="0" r="0" t="0"/>
-            <wp:docPr descr="" title="" id="34" name="Picture"/>
+            <wp:docPr descr="" title="" id="40" name="Picture"/>
             <a:graphic>
               <a:graphicData uri="http://schemas.openxmlformats.org/drawingml/2006/picture">
                 <pic:pic>
                   <pic:nvPicPr>
-                    <pic:cNvPr descr="media/octahedral-splitting.jpg" id="35" name="Picture"/>
+                    <pic:cNvPr descr="media/octahedral-splitting.jpg" id="41" name="Picture"/>
                     <pic:cNvPicPr>
                       <a:picLocks noChangeArrowheads="1" noChangeAspect="1"/>
                     </pic:cNvPicPr>
                   </pic:nvPicPr>
                   <pic:blipFill>
-                    <a:blip r:embed="rId33"/>
+                    <a:blip r:embed="rId39"/>
                     <a:stretch>
                       <a:fillRect/>
                     </a:stretch>
@@ -7642,110 +8076,143 @@
         </w:drawing>
       </w:r>
       <w:r>
+        <w:rPr>
+          <w:b w:val="0"/>
+          <w:i w:val="0"/>
+          <w:sz w:val="21"/>
+        </w:rPr>
         <w:t xml:space="preserve"> </w:t>
       </w:r>
       <w:r>
         <w:rPr>
-          <w:rFonts w:hint="eastAsia" w:eastAsia="SimSun" w:ascii="Times New Roman" w:hAnsi="Times New Roman"/>
-          <w:i/>
+          <w:rFonts w:hint="eastAsia" w:eastAsia="FangSong" w:ascii="Times New Roman" w:hAnsi="Times New Roman"/>
+          <w:b w:val="0"/>
+          <w:i w:val="0"/>
           <w:iCs/>
+          <w:sz w:val="21"/>
         </w:rPr>
         <w:t xml:space="preserve">图</w:t>
       </w:r>
       <w:r>
         <w:rPr>
-          <w:i/>
+          <w:b w:val="0"/>
+          <w:i w:val="0"/>
           <w:iCs/>
+          <w:sz w:val="21"/>
         </w:rPr>
         <w:t xml:space="preserve"> </w:t>
       </w:r>
       <w:r>
         <w:rPr>
-          <w:rFonts w:hint="eastAsia" w:eastAsia="SimSun" w:ascii="Times New Roman" w:hAnsi="Times New Roman"/>
-          <w:i/>
+          <w:rFonts w:hint="eastAsia" w:eastAsia="FangSong" w:ascii="Times New Roman" w:hAnsi="Times New Roman"/>
+          <w:b w:val="0"/>
+          <w:i w:val="0"/>
           <w:iCs/>
+          <w:sz w:val="21"/>
         </w:rPr>
         <w:t xml:space="preserve">八面体场中</w:t>
       </w:r>
       <w:r>
         <w:rPr>
-          <w:i/>
+          <w:b w:val="0"/>
+          <w:i w:val="0"/>
           <w:iCs/>
+          <w:sz w:val="21"/>
         </w:rPr>
         <w:t xml:space="preserve"> d </w:t>
       </w:r>
       <w:r>
         <w:rPr>
-          <w:rFonts w:hint="eastAsia" w:eastAsia="SimSun" w:ascii="Times New Roman" w:hAnsi="Times New Roman"/>
-          <w:i/>
+          <w:rFonts w:hint="eastAsia" w:eastAsia="FangSong" w:ascii="Times New Roman" w:hAnsi="Times New Roman"/>
+          <w:b w:val="0"/>
+          <w:i w:val="0"/>
           <w:iCs/>
+          <w:sz w:val="21"/>
         </w:rPr>
         <w:t xml:space="preserve">轨道分裂</w:t>
       </w:r>
       <w:r>
         <w:rPr>
-          <w:i/>
+          <w:b w:val="0"/>
+          <w:i w:val="0"/>
           <w:iCs/>
+          <w:sz w:val="21"/>
         </w:rPr>
         <w:t xml:space="preserve"> — t₂g </w:t>
       </w:r>
       <w:r>
         <w:rPr>
-          <w:rFonts w:hint="eastAsia" w:eastAsia="SimSun" w:ascii="Times New Roman" w:hAnsi="Times New Roman"/>
-          <w:i/>
+          <w:rFonts w:hint="eastAsia" w:eastAsia="FangSong" w:ascii="Times New Roman" w:hAnsi="Times New Roman"/>
+          <w:b w:val="0"/>
+          <w:i w:val="0"/>
           <w:iCs/>
+          <w:sz w:val="21"/>
         </w:rPr>
         <w:t xml:space="preserve">降低</w:t>
       </w:r>
       <w:r>
         <w:rPr>
-          <w:i/>
+          <w:b w:val="0"/>
+          <w:i w:val="0"/>
           <w:iCs/>
+          <w:sz w:val="21"/>
         </w:rPr>
         <w:t xml:space="preserve"> 4 </w:t>
       </w:r>
       <w:r>
         <w:rPr>
-          <w:rFonts w:hint="eastAsia" w:eastAsia="SimSun" w:ascii="Times New Roman" w:hAnsi="Times New Roman"/>
-          <w:i/>
+          <w:rFonts w:hint="eastAsia" w:eastAsia="FangSong" w:ascii="Times New Roman" w:hAnsi="Times New Roman"/>
+          <w:b w:val="0"/>
+          <w:i w:val="0"/>
           <w:iCs/>
+          <w:sz w:val="21"/>
         </w:rPr>
         <w:t xml:space="preserve">Dq，e_g</w:t>
       </w:r>
       <w:r>
         <w:rPr>
-          <w:i/>
+          <w:b w:val="0"/>
+          <w:i w:val="0"/>
           <w:iCs/>
+          <w:sz w:val="21"/>
         </w:rPr>
         <w:t xml:space="preserve"> </w:t>
       </w:r>
       <w:r>
         <w:rPr>
-          <w:rFonts w:hint="eastAsia" w:eastAsia="SimSun" w:ascii="Times New Roman" w:hAnsi="Times New Roman"/>
-          <w:i/>
+          <w:rFonts w:hint="eastAsia" w:eastAsia="FangSong" w:ascii="Times New Roman" w:hAnsi="Times New Roman"/>
+          <w:b w:val="0"/>
+          <w:i w:val="0"/>
           <w:iCs/>
+          <w:sz w:val="21"/>
         </w:rPr>
         <w:t xml:space="preserve">升高</w:t>
       </w:r>
       <w:r>
         <w:rPr>
-          <w:i/>
+          <w:b w:val="0"/>
+          <w:i w:val="0"/>
           <w:iCs/>
+          <w:sz w:val="21"/>
         </w:rPr>
         <w:t xml:space="preserve"> 6 </w:t>
       </w:r>
       <w:r>
         <w:rPr>
-          <w:rFonts w:hint="eastAsia" w:eastAsia="SimSun" w:ascii="Times New Roman" w:hAnsi="Times New Roman"/>
-          <w:i/>
+          <w:rFonts w:hint="eastAsia" w:eastAsia="FangSong" w:ascii="Times New Roman" w:hAnsi="Times New Roman"/>
+          <w:b w:val="0"/>
+          <w:i w:val="0"/>
           <w:iCs/>
+          <w:sz w:val="21"/>
         </w:rPr>
         <w:t xml:space="preserve">Dq，Δ_o</w:t>
       </w:r>
       <w:r>
         <w:rPr>
-          <w:i/>
+          <w:b w:val="0"/>
+          <w:i w:val="0"/>
           <w:iCs/>
+          <w:sz w:val="21"/>
         </w:rPr>
         <w:t xml:space="preserve"> = 10 Dq</w:t>
       </w:r>
@@ -7788,7 +8255,7 @@
           <w:p>
             <w:pPr>
               <w:pStyle w:val="Compact"/>
-              <w:jc w:val="left"/>
+              <w:jc w:val="center"/>
             </w:pPr>
             <w:r>
               <w:rPr>
@@ -7879,7 +8346,7 @@
           <w:p>
             <w:pPr>
               <w:pStyle w:val="Compact"/>
-              <w:jc w:val="left"/>
+              <w:jc w:val="center"/>
             </w:pPr>
             <m:oMath>
               <m:sSub>
@@ -8061,7 +8528,7 @@
           <w:p>
             <w:pPr>
               <w:pStyle w:val="Compact"/>
-              <w:jc w:val="left"/>
+              <w:jc w:val="center"/>
             </w:pPr>
             <m:oMath>
               <m:sSub>
@@ -8223,6 +8690,14 @@
         <w:t xml:space="preserve"> </w:t>
       </w:r>
       <m:oMath>
+        <m:oMathPr>
+          <m:ctrlPr>
+            <w:rPr>
+              <w:sz w:val="28"/>
+              <w:szCs w:val="28"/>
+            </w:rPr>
+          </m:ctrlPr>
+        </m:oMathPr>
         <m:sSub>
           <m:e>
             <m:r>
@@ -8359,6 +8834,14 @@
         <w:t xml:space="preserve">能量守恒：</w:t>
       </w:r>
       <m:oMath>
+        <m:oMathPr>
+          <m:ctrlPr>
+            <w:rPr>
+              <w:sz w:val="28"/>
+              <w:szCs w:val="28"/>
+            </w:rPr>
+          </m:ctrlPr>
+        </m:oMathPr>
         <m:r>
           <m:t>2</m:t>
         </m:r>
@@ -8442,8 +8925,8 @@
         <w:t xml:space="preserve">✓</w:t>
       </w:r>
     </w:p>
-    <w:bookmarkEnd w:id="36"/>
-    <w:bookmarkStart w:id="40" w:name="其他配位场中的分裂"/>
+    <w:bookmarkEnd w:id="42"/>
+    <w:bookmarkStart w:id="46" w:name="其他配位场中的分裂"/>
     <w:p>
       <w:pPr>
         <w:pStyle w:val="Heading4"/>
@@ -8508,7 +8991,7 @@
           <w:p>
             <w:pPr>
               <w:pStyle w:val="Compact"/>
-              <w:jc w:val="left"/>
+              <w:jc w:val="center"/>
             </w:pPr>
             <w:r>
               <w:rPr>
@@ -8591,7 +9074,7 @@
           <w:p>
             <w:pPr>
               <w:pStyle w:val="Compact"/>
-              <w:jc w:val="left"/>
+              <w:jc w:val="center"/>
             </w:pPr>
             <m:oMath>
               <m:sSub>
@@ -8885,7 +9368,7 @@
           <w:p>
             <w:pPr>
               <w:pStyle w:val="Compact"/>
-              <w:jc w:val="left"/>
+              <w:jc w:val="center"/>
             </w:pPr>
             <m:oMath>
               <m:sSub>
@@ -9076,24 +9559,30 @@
     <w:p>
       <w:pPr>
         <w:pStyle w:val="BodyText"/>
+        <w:jc w:val="center"/>
       </w:pPr>
       <w:r>
+        <w:rPr>
+          <w:b w:val="0"/>
+          <w:i w:val="0"/>
+          <w:sz w:val="21"/>
+        </w:rPr>
         <w:drawing>
           <wp:inline>
             <wp:extent cx="5334000" cy="2248712"/>
             <wp:effectExtent b="0" l="0" r="0" t="0"/>
-            <wp:docPr descr="" title="" id="38" name="Picture"/>
+            <wp:docPr descr="" title="" id="44" name="Picture"/>
             <a:graphic>
               <a:graphicData uri="http://schemas.openxmlformats.org/drawingml/2006/picture">
                 <pic:pic>
                   <pic:nvPicPr>
-                    <pic:cNvPr descr="media/tetrahedral-splitting.jpg" id="39" name="Picture"/>
+                    <pic:cNvPr descr="media/tetrahedral-splitting.jpg" id="45" name="Picture"/>
                     <pic:cNvPicPr>
                       <a:picLocks noChangeArrowheads="1" noChangeAspect="1"/>
                     </pic:cNvPicPr>
                   </pic:nvPicPr>
                   <pic:blipFill>
-                    <a:blip r:embed="rId37"/>
+                    <a:blip r:embed="rId43"/>
                     <a:stretch>
                       <a:fillRect/>
                     </a:stretch>
@@ -9120,103 +9609,134 @@
         </w:drawing>
       </w:r>
       <w:r>
+        <w:rPr>
+          <w:b w:val="0"/>
+          <w:i w:val="0"/>
+          <w:sz w:val="21"/>
+        </w:rPr>
         <w:t xml:space="preserve"> </w:t>
       </w:r>
       <w:r>
         <w:rPr>
-          <w:rFonts w:hint="eastAsia" w:eastAsia="SimSun" w:ascii="Times New Roman" w:hAnsi="Times New Roman"/>
-          <w:i/>
+          <w:rFonts w:hint="eastAsia" w:eastAsia="FangSong" w:ascii="Times New Roman" w:hAnsi="Times New Roman"/>
+          <w:b w:val="0"/>
+          <w:i w:val="0"/>
           <w:iCs/>
+          <w:sz w:val="21"/>
         </w:rPr>
         <w:t xml:space="preserve">图</w:t>
       </w:r>
       <w:r>
         <w:rPr>
-          <w:i/>
+          <w:b w:val="0"/>
+          <w:i w:val="0"/>
           <w:iCs/>
+          <w:sz w:val="21"/>
         </w:rPr>
         <w:t xml:space="preserve"> </w:t>
       </w:r>
       <w:r>
         <w:rPr>
-          <w:rFonts w:hint="eastAsia" w:eastAsia="SimSun" w:ascii="Times New Roman" w:hAnsi="Times New Roman"/>
-          <w:i/>
+          <w:rFonts w:hint="eastAsia" w:eastAsia="FangSong" w:ascii="Times New Roman" w:hAnsi="Times New Roman"/>
+          <w:b w:val="0"/>
+          <w:i w:val="0"/>
           <w:iCs/>
+          <w:sz w:val="21"/>
         </w:rPr>
         <w:t xml:space="preserve">四面体场中</w:t>
       </w:r>
       <w:r>
         <w:rPr>
-          <w:i/>
+          <w:b w:val="0"/>
+          <w:i w:val="0"/>
           <w:iCs/>
+          <w:sz w:val="21"/>
         </w:rPr>
         <w:t xml:space="preserve"> d </w:t>
       </w:r>
       <w:r>
         <w:rPr>
-          <w:rFonts w:hint="eastAsia" w:eastAsia="SimSun" w:ascii="Times New Roman" w:hAnsi="Times New Roman"/>
-          <w:i/>
+          <w:rFonts w:hint="eastAsia" w:eastAsia="FangSong" w:ascii="Times New Roman" w:hAnsi="Times New Roman"/>
+          <w:b w:val="0"/>
+          <w:i w:val="0"/>
           <w:iCs/>
+          <w:sz w:val="21"/>
         </w:rPr>
         <w:t xml:space="preserve">轨道分裂</w:t>
       </w:r>
       <w:r>
         <w:rPr>
-          <w:i/>
+          <w:b w:val="0"/>
+          <w:i w:val="0"/>
           <w:iCs/>
+          <w:sz w:val="21"/>
         </w:rPr>
         <w:t xml:space="preserve"> — </w:t>
       </w:r>
       <w:r>
         <w:rPr>
-          <w:rFonts w:hint="eastAsia" w:eastAsia="SimSun" w:ascii="Times New Roman" w:hAnsi="Times New Roman"/>
-          <w:i/>
+          <w:rFonts w:hint="eastAsia" w:eastAsia="FangSong" w:ascii="Times New Roman" w:hAnsi="Times New Roman"/>
+          <w:b w:val="0"/>
+          <w:i w:val="0"/>
           <w:iCs/>
+          <w:sz w:val="21"/>
         </w:rPr>
         <w:t xml:space="preserve">与八面体场能级顺序相反（Δ_t</w:t>
       </w:r>
       <w:r>
         <w:rPr>
-          <w:i/>
+          <w:b w:val="0"/>
+          <w:i w:val="0"/>
           <w:iCs/>
+          <w:sz w:val="21"/>
         </w:rPr>
         <w:t xml:space="preserve"> </w:t>
       </w:r>
       <w:r>
         <w:rPr>
-          <w:rFonts w:hint="eastAsia" w:eastAsia="SimSun" w:ascii="Times New Roman" w:hAnsi="Times New Roman"/>
-          <w:i/>
+          <w:rFonts w:hint="eastAsia" w:eastAsia="FangSong" w:ascii="Times New Roman" w:hAnsi="Times New Roman"/>
+          <w:b w:val="0"/>
+          <w:i w:val="0"/>
           <w:iCs/>
+          <w:sz w:val="21"/>
         </w:rPr>
         <w:t xml:space="preserve">约为</w:t>
       </w:r>
       <w:r>
         <w:rPr>
-          <w:i/>
+          <w:b w:val="0"/>
+          <w:i w:val="0"/>
           <w:iCs/>
+          <w:sz w:val="21"/>
         </w:rPr>
         <w:t xml:space="preserve"> Δ_o </w:t>
       </w:r>
       <w:r>
         <w:rPr>
-          <w:rFonts w:hint="eastAsia" w:eastAsia="SimSun" w:ascii="Times New Roman" w:hAnsi="Times New Roman"/>
-          <w:i/>
+          <w:rFonts w:hint="eastAsia" w:eastAsia="FangSong" w:ascii="Times New Roman" w:hAnsi="Times New Roman"/>
+          <w:b w:val="0"/>
+          <w:i w:val="0"/>
           <w:iCs/>
+          <w:sz w:val="21"/>
         </w:rPr>
         <w:t xml:space="preserve">的</w:t>
       </w:r>
       <w:r>
         <w:rPr>
-          <w:i/>
+          <w:b w:val="0"/>
+          <w:i w:val="0"/>
           <w:iCs/>
+          <w:sz w:val="21"/>
         </w:rPr>
         <w:t xml:space="preserve"> </w:t>
       </w:r>
       <w:r>
         <w:rPr>
-          <w:rFonts w:hint="eastAsia" w:eastAsia="SimSun" w:ascii="Times New Roman" w:hAnsi="Times New Roman"/>
-          <w:i/>
+          <w:rFonts w:hint="eastAsia" w:eastAsia="FangSong" w:ascii="Times New Roman" w:hAnsi="Times New Roman"/>
+          <w:b w:val="0"/>
+          <w:i w:val="0"/>
           <w:iCs/>
+          <w:sz w:val="21"/>
         </w:rPr>
         <w:t xml:space="preserve">4/9）</w:t>
       </w:r>
@@ -9238,6 +9758,14 @@
         <w:t xml:space="preserve"> </w:t>
       </w:r>
       <m:oMath>
+        <m:oMathPr>
+          <m:ctrlPr>
+            <w:rPr>
+              <w:sz w:val="28"/>
+              <w:szCs w:val="28"/>
+            </w:rPr>
+          </m:ctrlPr>
+        </m:oMathPr>
         <m:sSub>
           <m:e>
             <m:r>
@@ -9288,6 +9816,14 @@
         <w:t xml:space="preserve"> </w:t>
       </w:r>
       <m:oMath>
+        <m:oMathPr>
+          <m:ctrlPr>
+            <w:rPr>
+              <w:sz w:val="28"/>
+              <w:szCs w:val="28"/>
+            </w:rPr>
+          </m:ctrlPr>
+        </m:oMathPr>
         <m:sSub>
           <m:e>
             <m:r>
@@ -9476,8 +10012,8 @@
         <w:t xml:space="preserve">|</w:t>
       </w:r>
     </w:p>
-    <w:bookmarkEnd w:id="40"/>
-    <w:bookmarkStart w:id="44" w:name="高自旋-vs-低自旋"/>
+    <w:bookmarkEnd w:id="46"/>
+    <w:bookmarkStart w:id="50" w:name="高自旋-vs-低自旋"/>
     <w:p>
       <w:pPr>
         <w:pStyle w:val="Heading4"/>
@@ -9701,6 +10237,12 @@
       <m:oMathPara>
         <m:oMathParaPr>
           <m:jc m:val="center"/>
+          <m:ctrlPr>
+            <w:rPr>
+              <w:sz w:val="28"/>
+              <w:szCs w:val="28"/>
+            </w:rPr>
+          </m:ctrlPr>
         </m:oMathParaPr>
         <m:oMath>
           <m:sSup>
@@ -10133,24 +10675,30 @@
     <w:p>
       <w:pPr>
         <w:pStyle w:val="FirstParagraph"/>
+        <w:jc w:val="center"/>
       </w:pPr>
       <w:r>
+        <w:rPr>
+          <w:b w:val="0"/>
+          <w:i w:val="0"/>
+          <w:sz w:val="21"/>
+        </w:rPr>
         <w:drawing>
           <wp:inline>
             <wp:extent cx="5334000" cy="1779938"/>
             <wp:effectExtent b="0" l="0" r="0" t="0"/>
-            <wp:docPr descr="" title="" id="42" name="Picture"/>
+            <wp:docPr descr="" title="" id="48" name="Picture"/>
             <a:graphic>
               <a:graphicData uri="http://schemas.openxmlformats.org/drawingml/2006/picture">
                 <pic:pic>
                   <pic:nvPicPr>
-                    <pic:cNvPr descr="media/high-low-spin-fe.jpg" id="43" name="Picture"/>
+                    <pic:cNvPr descr="media/high-low-spin-fe.jpg" id="49" name="Picture"/>
                     <pic:cNvPicPr>
                       <a:picLocks noChangeArrowheads="1" noChangeAspect="1"/>
                     </pic:cNvPicPr>
                   </pic:nvPicPr>
                   <pic:blipFill>
-                    <a:blip r:embed="rId41"/>
+                    <a:blip r:embed="rId47"/>
                     <a:stretch>
                       <a:fillRect/>
                     </a:stretch>
@@ -10177,88 +10725,115 @@
         </w:drawing>
       </w:r>
       <w:r>
+        <w:rPr>
+          <w:b w:val="0"/>
+          <w:i w:val="0"/>
+          <w:sz w:val="21"/>
+        </w:rPr>
         <w:t xml:space="preserve"> </w:t>
       </w:r>
       <w:r>
         <w:rPr>
-          <w:rFonts w:hint="eastAsia" w:eastAsia="SimSun" w:ascii="Times New Roman" w:hAnsi="Times New Roman"/>
-          <w:i/>
+          <w:rFonts w:hint="eastAsia" w:eastAsia="FangSong" w:ascii="Times New Roman" w:hAnsi="Times New Roman"/>
+          <w:b w:val="0"/>
+          <w:i w:val="0"/>
           <w:iCs/>
+          <w:sz w:val="21"/>
         </w:rPr>
         <w:t xml:space="preserve">图</w:t>
       </w:r>
       <w:r>
         <w:rPr>
-          <w:i/>
+          <w:b w:val="0"/>
+          <w:i w:val="0"/>
           <w:iCs/>
+          <w:sz w:val="21"/>
         </w:rPr>
         <w:t xml:space="preserve"> </w:t>
       </w:r>
       <w:r>
         <w:rPr>
-          <w:rFonts w:hint="eastAsia" w:eastAsia="SimSun" w:ascii="Times New Roman" w:hAnsi="Times New Roman"/>
-          <w:i/>
+          <w:rFonts w:hint="eastAsia" w:eastAsia="FangSong" w:ascii="Times New Roman" w:hAnsi="Times New Roman"/>
+          <w:b w:val="0"/>
+          <w:i w:val="0"/>
           <w:iCs/>
+          <w:sz w:val="21"/>
         </w:rPr>
         <w:t xml:space="preserve">高自旋与低自旋的</w:t>
       </w:r>
       <w:r>
         <w:rPr>
-          <w:i/>
+          <w:b w:val="0"/>
+          <w:i w:val="0"/>
           <w:iCs/>
+          <w:sz w:val="21"/>
         </w:rPr>
         <w:t xml:space="preserve"> d </w:t>
       </w:r>
       <w:r>
         <w:rPr>
-          <w:rFonts w:hint="eastAsia" w:eastAsia="SimSun" w:ascii="Times New Roman" w:hAnsi="Times New Roman"/>
-          <w:i/>
+          <w:rFonts w:hint="eastAsia" w:eastAsia="FangSong" w:ascii="Times New Roman" w:hAnsi="Times New Roman"/>
+          <w:b w:val="0"/>
+          <w:i w:val="0"/>
           <w:iCs/>
+          <w:sz w:val="21"/>
         </w:rPr>
         <w:t xml:space="preserve">电子排布</w:t>
       </w:r>
       <w:r>
         <w:rPr>
-          <w:i/>
+          <w:b w:val="0"/>
+          <w:i w:val="0"/>
           <w:iCs/>
+          <w:sz w:val="21"/>
         </w:rPr>
         <w:t xml:space="preserve"> — Δ </w:t>
       </w:r>
       <w:r>
         <w:rPr>
-          <w:rFonts w:hint="eastAsia" w:eastAsia="SimSun" w:ascii="Times New Roman" w:hAnsi="Times New Roman"/>
-          <w:i/>
+          <w:rFonts w:hint="eastAsia" w:eastAsia="FangSong" w:ascii="Times New Roman" w:hAnsi="Times New Roman"/>
+          <w:b w:val="0"/>
+          <w:i w:val="0"/>
           <w:iCs/>
+          <w:sz w:val="21"/>
         </w:rPr>
         <w:t xml:space="preserve">与</w:t>
       </w:r>
       <w:r>
         <w:rPr>
-          <w:i/>
+          <w:b w:val="0"/>
+          <w:i w:val="0"/>
           <w:iCs/>
+          <w:sz w:val="21"/>
         </w:rPr>
         <w:t xml:space="preserve"> P </w:t>
       </w:r>
       <w:r>
         <w:rPr>
-          <w:rFonts w:hint="eastAsia" w:eastAsia="SimSun" w:ascii="Times New Roman" w:hAnsi="Times New Roman"/>
-          <w:i/>
+          <w:rFonts w:hint="eastAsia" w:eastAsia="FangSong" w:ascii="Times New Roman" w:hAnsi="Times New Roman"/>
+          <w:b w:val="0"/>
+          <w:i w:val="0"/>
           <w:iCs/>
+          <w:sz w:val="21"/>
         </w:rPr>
         <w:t xml:space="preserve">的相对大小决定电子排布方式（以</w:t>
       </w:r>
       <w:r>
         <w:rPr>
-          <w:i/>
+          <w:b w:val="0"/>
+          <w:i w:val="0"/>
           <w:iCs/>
+          <w:sz w:val="21"/>
         </w:rPr>
         <w:t xml:space="preserve"> Fe²⁺/Fe³⁺ </w:t>
       </w:r>
       <w:r>
         <w:rPr>
-          <w:rFonts w:hint="eastAsia" w:eastAsia="SimSun" w:ascii="Times New Roman" w:hAnsi="Times New Roman"/>
-          <w:i/>
+          <w:rFonts w:hint="eastAsia" w:eastAsia="FangSong" w:ascii="Times New Roman" w:hAnsi="Times New Roman"/>
+          <w:b w:val="0"/>
+          <w:i w:val="0"/>
           <w:iCs/>
+          <w:sz w:val="21"/>
         </w:rPr>
         <w:t xml:space="preserve">为例）</w:t>
       </w:r>
@@ -10283,7 +10858,7 @@
           <w:p>
             <w:pPr>
               <w:pStyle w:val="Compact"/>
-              <w:jc w:val="left"/>
+              <w:jc w:val="center"/>
             </w:pPr>
             <w:r>
               <w:rPr>
@@ -10299,7 +10874,7 @@
           <w:p>
             <w:pPr>
               <w:pStyle w:val="Compact"/>
-              <w:jc w:val="left"/>
+              <w:jc w:val="center"/>
             </w:pPr>
             <w:r>
               <w:rPr>
@@ -10315,7 +10890,7 @@
           <w:p>
             <w:pPr>
               <w:pStyle w:val="Compact"/>
-              <w:jc w:val="left"/>
+              <w:jc w:val="center"/>
             </w:pPr>
             <w:r>
               <w:rPr>
@@ -10333,7 +10908,7 @@
           <w:p>
             <w:pPr>
               <w:pStyle w:val="Compact"/>
-              <w:jc w:val="left"/>
+              <w:jc w:val="center"/>
             </w:pPr>
             <w:r>
               <w:rPr>
@@ -10350,7 +10925,7 @@
           <w:p>
             <w:pPr>
               <w:pStyle w:val="Compact"/>
-              <w:jc w:val="left"/>
+              <w:jc w:val="center"/>
             </w:pPr>
             <w:r>
               <w:rPr>
@@ -10365,7 +10940,7 @@
           <w:p>
             <w:pPr>
               <w:pStyle w:val="Compact"/>
-              <w:jc w:val="left"/>
+              <w:jc w:val="center"/>
             </w:pPr>
             <w:r>
               <w:rPr>
@@ -10382,7 +10957,7 @@
           <w:p>
             <w:pPr>
               <w:pStyle w:val="Compact"/>
-              <w:jc w:val="left"/>
+              <w:jc w:val="center"/>
             </w:pPr>
             <w:r>
               <w:rPr>
@@ -10399,7 +10974,7 @@
           <w:p>
             <w:pPr>
               <w:pStyle w:val="Compact"/>
-              <w:jc w:val="left"/>
+              <w:jc w:val="center"/>
             </w:pPr>
             <w:r>
               <w:rPr>
@@ -10414,7 +10989,7 @@
           <w:p>
             <w:pPr>
               <w:pStyle w:val="Compact"/>
-              <w:jc w:val="left"/>
+              <w:jc w:val="center"/>
             </w:pPr>
             <w:r>
               <w:rPr>
@@ -10431,7 +11006,7 @@
           <w:p>
             <w:pPr>
               <w:pStyle w:val="Compact"/>
-              <w:jc w:val="left"/>
+              <w:jc w:val="center"/>
             </w:pPr>
             <w:r>
               <w:rPr>
@@ -10448,7 +11023,7 @@
           <w:p>
             <w:pPr>
               <w:pStyle w:val="Compact"/>
-              <w:jc w:val="left"/>
+              <w:jc w:val="center"/>
             </w:pPr>
             <w:r>
               <w:rPr>
@@ -10463,7 +11038,7 @@
           <w:p>
             <w:pPr>
               <w:pStyle w:val="Compact"/>
-              <w:jc w:val="left"/>
+              <w:jc w:val="center"/>
             </w:pPr>
             <w:r>
               <w:rPr>
@@ -10480,12 +11055,6 @@
         <w:pStyle w:val="BlockText"/>
       </w:pPr>
       <w:r>
-        <w:t xml:space="preserve">⚠️</w:t>
-      </w:r>
-      <w:r>
-        <w:t xml:space="preserve"> </w:t>
-      </w:r>
-      <w:r>
         <w:rPr>
           <w:rFonts w:hint="eastAsia" w:eastAsia="SimSun" w:ascii="Times New Roman" w:hAnsi="Times New Roman"/>
           <w:b/>
@@ -10556,6 +11125,14 @@
         <w:t xml:space="preserve"> </w:t>
       </w:r>
       <m:oMath>
+        <m:oMathPr>
+          <m:ctrlPr>
+            <w:rPr>
+              <w:sz w:val="28"/>
+              <w:szCs w:val="28"/>
+            </w:rPr>
+          </m:ctrlPr>
+        </m:oMathPr>
         <m:sSup>
           <m:e>
             <m:r>
@@ -10609,8 +11186,8 @@
         <w:t xml:space="preserve">只有一种排布方式，无高/低自旋之分。</w:t>
       </w:r>
     </w:p>
-    <w:bookmarkEnd w:id="44"/>
-    <w:bookmarkStart w:id="48" w:name="晶体场稳定化能cfse"/>
+    <w:bookmarkEnd w:id="50"/>
+    <w:bookmarkStart w:id="57" w:name="晶体场稳定化能cfse"/>
     <w:p>
       <w:pPr>
         <w:pStyle w:val="Heading4"/>
@@ -10629,6 +11206,12 @@
       <m:oMathPara>
         <m:oMathParaPr>
           <m:jc m:val="center"/>
+          <m:ctrlPr>
+            <w:rPr>
+              <w:sz w:val="28"/>
+              <w:szCs w:val="28"/>
+            </w:rPr>
+          </m:ctrlPr>
         </m:oMathParaPr>
         <m:oMath>
           <m:r>
@@ -10968,6 +11551,14 @@
         <w:t xml:space="preserve">：</w:t>
       </w:r>
       <m:oMath>
+        <m:oMathPr>
+          <m:ctrlPr>
+            <w:rPr>
+              <w:sz w:val="28"/>
+              <w:szCs w:val="28"/>
+            </w:rPr>
+          </m:ctrlPr>
+        </m:oMathPr>
         <m:r>
           <m:rPr>
             <m:sty m:val="p"/>
@@ -11083,6 +11674,14 @@
         <w:t xml:space="preserve"> </w:t>
       </w:r>
       <m:oMath>
+        <m:oMathPr>
+          <m:ctrlPr>
+            <w:rPr>
+              <w:sz w:val="28"/>
+              <w:szCs w:val="28"/>
+            </w:rPr>
+          </m:ctrlPr>
+        </m:oMathPr>
         <m:sSubSup>
           <m:e>
             <m:r>
@@ -11152,6 +11751,14 @@
         <w:t xml:space="preserve"> </w:t>
       </w:r>
       <m:oMath>
+        <m:oMathPr>
+          <m:ctrlPr>
+            <w:rPr>
+              <w:sz w:val="28"/>
+              <w:szCs w:val="28"/>
+            </w:rPr>
+          </m:ctrlPr>
+        </m:oMathPr>
         <m:r>
           <m:t>5</m:t>
         </m:r>
@@ -11507,24 +12114,30 @@
     <w:p>
       <w:pPr>
         <w:pStyle w:val="BodyText"/>
+        <w:jc w:val="center"/>
       </w:pPr>
       <w:r>
+        <w:rPr>
+          <w:b w:val="0"/>
+          <w:i w:val="0"/>
+          <w:sz w:val="21"/>
+        </w:rPr>
         <w:drawing>
           <wp:inline>
             <wp:extent cx="5334000" cy="5567296"/>
             <wp:effectExtent b="0" l="0" r="0" t="0"/>
-            <wp:docPr descr="" title="" id="46" name="Picture"/>
+            <wp:docPr descr="" title="" id="52" name="Picture"/>
             <a:graphic>
               <a:graphicData uri="http://schemas.openxmlformats.org/drawingml/2006/picture">
                 <pic:pic>
                   <pic:nvPicPr>
-                    <pic:cNvPr descr="media/d-d-transition.jpg" id="47" name="Picture"/>
+                    <pic:cNvPr descr="media/d-d-transition.jpg" id="53" name="Picture"/>
                     <pic:cNvPicPr>
                       <a:picLocks noChangeArrowheads="1" noChangeAspect="1"/>
                     </pic:cNvPicPr>
                   </pic:nvPicPr>
                   <pic:blipFill>
-                    <a:blip r:embed="rId45"/>
+                    <a:blip r:embed="rId51"/>
                     <a:stretch>
                       <a:fillRect/>
                     </a:stretch>
@@ -11551,80 +12164,307 @@
         </w:drawing>
       </w:r>
       <w:r>
+        <w:rPr>
+          <w:b w:val="0"/>
+          <w:i w:val="0"/>
+          <w:sz w:val="21"/>
+        </w:rPr>
         <w:t xml:space="preserve"> </w:t>
       </w:r>
       <w:r>
         <w:rPr>
-          <w:rFonts w:hint="eastAsia" w:eastAsia="SimSun" w:ascii="Times New Roman" w:hAnsi="Times New Roman"/>
-          <w:i/>
+          <w:rFonts w:hint="eastAsia" w:eastAsia="FangSong" w:ascii="Times New Roman" w:hAnsi="Times New Roman"/>
+          <w:b w:val="0"/>
+          <w:i w:val="0"/>
           <w:iCs/>
+          <w:sz w:val="21"/>
         </w:rPr>
         <w:t xml:space="preserve">图</w:t>
       </w:r>
       <w:r>
         <w:rPr>
-          <w:i/>
+          <w:b w:val="0"/>
+          <w:i w:val="0"/>
           <w:iCs/>
+          <w:sz w:val="21"/>
         </w:rPr>
         <w:t xml:space="preserve"> d-d </w:t>
       </w:r>
       <w:r>
         <w:rPr>
-          <w:rFonts w:hint="eastAsia" w:eastAsia="SimSun" w:ascii="Times New Roman" w:hAnsi="Times New Roman"/>
-          <w:i/>
+          <w:rFonts w:hint="eastAsia" w:eastAsia="FangSong" w:ascii="Times New Roman" w:hAnsi="Times New Roman"/>
+          <w:b w:val="0"/>
+          <w:i w:val="0"/>
           <w:iCs/>
+          <w:sz w:val="21"/>
         </w:rPr>
         <w:t xml:space="preserve">跃迁示意图</w:t>
       </w:r>
       <w:r>
         <w:rPr>
-          <w:i/>
+          <w:b w:val="0"/>
+          <w:i w:val="0"/>
           <w:iCs/>
+          <w:sz w:val="21"/>
         </w:rPr>
         <w:t xml:space="preserve"> — </w:t>
       </w:r>
       <w:r>
         <w:rPr>
-          <w:rFonts w:hint="eastAsia" w:eastAsia="SimSun" w:ascii="Times New Roman" w:hAnsi="Times New Roman"/>
-          <w:i/>
+          <w:rFonts w:hint="eastAsia" w:eastAsia="FangSong" w:ascii="Times New Roman" w:hAnsi="Times New Roman"/>
+          <w:b w:val="0"/>
+          <w:i w:val="0"/>
           <w:iCs/>
+          <w:sz w:val="21"/>
         </w:rPr>
         <w:t xml:space="preserve">电子从</w:t>
       </w:r>
       <w:r>
         <w:rPr>
-          <w:i/>
+          <w:b w:val="0"/>
+          <w:i w:val="0"/>
           <w:iCs/>
+          <w:sz w:val="21"/>
         </w:rPr>
         <w:t xml:space="preserve"> t₂g </w:t>
       </w:r>
       <w:r>
         <w:rPr>
-          <w:rFonts w:hint="eastAsia" w:eastAsia="SimSun" w:ascii="Times New Roman" w:hAnsi="Times New Roman"/>
-          <w:i/>
+          <w:rFonts w:hint="eastAsia" w:eastAsia="FangSong" w:ascii="Times New Roman" w:hAnsi="Times New Roman"/>
+          <w:b w:val="0"/>
+          <w:i w:val="0"/>
           <w:iCs/>
+          <w:sz w:val="21"/>
         </w:rPr>
         <w:t xml:space="preserve">激发到</w:t>
       </w:r>
       <w:r>
         <w:rPr>
-          <w:i/>
+          <w:b w:val="0"/>
+          <w:i w:val="0"/>
           <w:iCs/>
+          <w:sz w:val="21"/>
         </w:rPr>
         <w:t xml:space="preserve"> </w:t>
       </w:r>
       <w:r>
         <w:rPr>
-          <w:rFonts w:hint="eastAsia" w:eastAsia="SimSun" w:ascii="Times New Roman" w:hAnsi="Times New Roman"/>
-          <w:i/>
+          <w:rFonts w:hint="eastAsia" w:eastAsia="FangSong" w:ascii="Times New Roman" w:hAnsi="Times New Roman"/>
+          <w:b w:val="0"/>
+          <w:i w:val="0"/>
           <w:iCs/>
+          <w:sz w:val="21"/>
         </w:rPr>
         <w:t xml:space="preserve">e_g，吸收特定波长可见光</w:t>
       </w:r>
     </w:p>
-    <w:bookmarkEnd w:id="48"/>
-    <w:bookmarkEnd w:id="49"/>
-    <w:bookmarkStart w:id="65" w:name="配合物的异构现象"/>
+    <w:p>
+      <w:pPr>
+        <w:pStyle w:val="BodyText"/>
+        <w:jc w:val="center"/>
+      </w:pPr>
+      <w:r>
+        <w:rPr>
+          <w:b w:val="0"/>
+          <w:i w:val="0"/>
+          <w:sz w:val="21"/>
+        </w:rPr>
+        <w:drawing>
+          <wp:inline>
+            <wp:extent cx="4660900" cy="6629400"/>
+            <wp:effectExtent b="0" l="0" r="0" t="0"/>
+            <wp:docPr descr="Ti(H₂O)₆³⁺ d-d 跃迁吸收光谱" title="" id="55" name="Picture"/>
+            <a:graphic>
+              <a:graphicData uri="http://schemas.openxmlformats.org/drawingml/2006/picture">
+                <pic:pic>
+                  <pic:nvPicPr>
+                    <pic:cNvPr descr="media/14-7-ti-h2o-6-d-d-transition-absorption-spectrum.jpg" id="56" name="Picture"/>
+                    <pic:cNvPicPr>
+                      <a:picLocks noChangeArrowheads="1" noChangeAspect="1"/>
+                    </pic:cNvPicPr>
+                  </pic:nvPicPr>
+                  <pic:blipFill>
+                    <a:blip r:embed="rId54"/>
+                    <a:stretch>
+                      <a:fillRect/>
+                    </a:stretch>
+                  </pic:blipFill>
+                  <pic:spPr bwMode="auto">
+                    <a:xfrm>
+                      <a:off x="0" y="0"/>
+                      <a:ext cx="4660900" cy="6629400"/>
+                    </a:xfrm>
+                    <a:prstGeom prst="rect">
+                      <a:avLst/>
+                    </a:prstGeom>
+                    <a:noFill/>
+                    <a:ln w="9525">
+                      <a:noFill/>
+                      <a:headEnd/>
+                      <a:tailEnd/>
+                    </a:ln>
+                  </pic:spPr>
+                </pic:pic>
+              </a:graphicData>
+            </a:graphic>
+          </wp:inline>
+        </w:drawing>
+      </w:r>
+      <w:r>
+        <w:rPr>
+          <w:b w:val="0"/>
+          <w:i w:val="0"/>
+          <w:sz w:val="21"/>
+        </w:rPr>
+        <w:t xml:space="preserve"> </w:t>
+      </w:r>
+      <w:r>
+        <w:rPr>
+          <w:rFonts w:hint="eastAsia" w:eastAsia="FangSong" w:ascii="Times New Roman" w:hAnsi="Times New Roman"/>
+          <w:b w:val="0"/>
+          <w:i w:val="0"/>
+          <w:iCs/>
+          <w:sz w:val="21"/>
+        </w:rPr>
+        <w:t xml:space="preserve">图</w:t>
+      </w:r>
+      <w:r>
+        <w:rPr>
+          <w:b w:val="0"/>
+          <w:i w:val="0"/>
+          <w:iCs/>
+          <w:sz w:val="21"/>
+        </w:rPr>
+        <w:t xml:space="preserve"> [Ti(H₂O)₆]³⁺ </w:t>
+      </w:r>
+      <w:r>
+        <w:rPr>
+          <w:rFonts w:hint="eastAsia" w:eastAsia="FangSong" w:ascii="Times New Roman" w:hAnsi="Times New Roman"/>
+          <w:b w:val="0"/>
+          <w:i w:val="0"/>
+          <w:iCs/>
+          <w:sz w:val="21"/>
+        </w:rPr>
+        <w:t xml:space="preserve">的</w:t>
+      </w:r>
+      <w:r>
+        <w:rPr>
+          <w:b w:val="0"/>
+          <w:i w:val="0"/>
+          <w:iCs/>
+          <w:sz w:val="21"/>
+        </w:rPr>
+        <w:t xml:space="preserve"> d-d </w:t>
+      </w:r>
+      <w:r>
+        <w:rPr>
+          <w:rFonts w:hint="eastAsia" w:eastAsia="FangSong" w:ascii="Times New Roman" w:hAnsi="Times New Roman"/>
+          <w:b w:val="0"/>
+          <w:i w:val="0"/>
+          <w:iCs/>
+          <w:sz w:val="21"/>
+        </w:rPr>
+        <w:t xml:space="preserve">跃迁吸收光谱</w:t>
+      </w:r>
+      <w:r>
+        <w:rPr>
+          <w:b w:val="0"/>
+          <w:i w:val="0"/>
+          <w:iCs/>
+          <w:sz w:val="21"/>
+        </w:rPr>
+        <w:t xml:space="preserve"> — d¹ </w:t>
+      </w:r>
+      <w:r>
+        <w:rPr>
+          <w:rFonts w:hint="eastAsia" w:eastAsia="FangSong" w:ascii="Times New Roman" w:hAnsi="Times New Roman"/>
+          <w:b w:val="0"/>
+          <w:i w:val="0"/>
+          <w:iCs/>
+          <w:sz w:val="21"/>
+        </w:rPr>
+        <w:t xml:space="preserve">体系在约</w:t>
+      </w:r>
+      <w:r>
+        <w:rPr>
+          <w:b w:val="0"/>
+          <w:i w:val="0"/>
+          <w:iCs/>
+          <w:sz w:val="21"/>
+        </w:rPr>
+        <w:t xml:space="preserve"> 490 nm </w:t>
+      </w:r>
+      <w:r>
+        <w:rPr>
+          <w:rFonts w:hint="eastAsia" w:eastAsia="FangSong" w:ascii="Times New Roman" w:hAnsi="Times New Roman"/>
+          <w:b w:val="0"/>
+          <w:i w:val="0"/>
+          <w:iCs/>
+          <w:sz w:val="21"/>
+        </w:rPr>
+        <w:t xml:space="preserve">处有一个吸收峰（对应</w:t>
+      </w:r>
+      <w:r>
+        <w:rPr>
+          <w:b w:val="0"/>
+          <w:i w:val="0"/>
+          <w:iCs/>
+          <w:sz w:val="21"/>
+        </w:rPr>
+        <w:t xml:space="preserve"> t₂g → e_g </w:t>
+      </w:r>
+      <w:r>
+        <w:rPr>
+          <w:rFonts w:hint="eastAsia" w:eastAsia="FangSong" w:ascii="Times New Roman" w:hAnsi="Times New Roman"/>
+          <w:b w:val="0"/>
+          <w:i w:val="0"/>
+          <w:iCs/>
+          <w:sz w:val="21"/>
+        </w:rPr>
+        <w:t xml:space="preserve">跃迁），使配合物呈现紫红色，是最简单的</w:t>
+      </w:r>
+      <w:r>
+        <w:rPr>
+          <w:b w:val="0"/>
+          <w:i w:val="0"/>
+          <w:iCs/>
+          <w:sz w:val="21"/>
+        </w:rPr>
+        <w:t xml:space="preserve"> d-d </w:t>
+      </w:r>
+      <w:r>
+        <w:rPr>
+          <w:rFonts w:hint="eastAsia" w:eastAsia="FangSong" w:ascii="Times New Roman" w:hAnsi="Times New Roman"/>
+          <w:b w:val="0"/>
+          <w:i w:val="0"/>
+          <w:iCs/>
+          <w:sz w:val="21"/>
+        </w:rPr>
+        <w:t xml:space="preserve">跃迁实例（普通化学原理第4版</w:t>
+      </w:r>
+      <w:r>
+        <w:rPr>
+          <w:b w:val="0"/>
+          <w:i w:val="0"/>
+          <w:iCs/>
+          <w:sz w:val="21"/>
+        </w:rPr>
+        <w:t xml:space="preserve"> </w:t>
+      </w:r>
+      <w:r>
+        <w:rPr>
+          <w:rFonts w:hint="eastAsia" w:eastAsia="FangSong" w:ascii="Times New Roman" w:hAnsi="Times New Roman"/>
+          <w:b w:val="0"/>
+          <w:i w:val="0"/>
+          <w:iCs/>
+          <w:sz w:val="21"/>
+        </w:rPr>
+        <w:t xml:space="preserve">图14.7）</w:t>
+      </w:r>
+    </w:p>
+    <w:bookmarkEnd w:id="57"/>
+    <w:bookmarkEnd w:id="58"/>
+    <w:bookmarkStart w:id="74" w:name="配合物的异构现象"/>
     <w:p>
       <w:pPr>
         <w:pStyle w:val="Heading3"/>
@@ -11639,7 +12479,7 @@
         <w:t xml:space="preserve">配合物的异构现象</w:t>
       </w:r>
     </w:p>
-    <w:bookmarkStart w:id="50" w:name="结构异构构造异构"/>
+    <w:bookmarkStart w:id="59" w:name="结构异构构造异构"/>
     <w:p>
       <w:pPr>
         <w:pStyle w:val="Heading4"/>
@@ -11672,7 +12512,7 @@
           <w:p>
             <w:pPr>
               <w:pStyle w:val="Compact"/>
-              <w:jc w:val="left"/>
+              <w:jc w:val="center"/>
             </w:pPr>
             <w:r>
               <w:rPr>
@@ -11688,7 +12528,7 @@
           <w:p>
             <w:pPr>
               <w:pStyle w:val="Compact"/>
-              <w:jc w:val="left"/>
+              <w:jc w:val="center"/>
             </w:pPr>
             <w:r>
               <w:rPr>
@@ -11704,7 +12544,7 @@
           <w:p>
             <w:pPr>
               <w:pStyle w:val="Compact"/>
-              <w:jc w:val="left"/>
+              <w:jc w:val="center"/>
             </w:pPr>
             <w:r>
               <w:rPr>
@@ -11722,7 +12562,7 @@
           <w:p>
             <w:pPr>
               <w:pStyle w:val="Compact"/>
-              <w:jc w:val="left"/>
+              <w:jc w:val="center"/>
             </w:pPr>
             <w:r>
               <w:rPr>
@@ -11739,7 +12579,7 @@
           <w:p>
             <w:pPr>
               <w:pStyle w:val="Compact"/>
-              <w:jc w:val="left"/>
+              <w:jc w:val="center"/>
             </w:pPr>
             <w:r>
               <w:rPr>
@@ -11754,7 +12594,7 @@
           <w:p>
             <w:pPr>
               <w:pStyle w:val="Compact"/>
-              <w:jc w:val="left"/>
+              <w:jc w:val="center"/>
             </w:pPr>
             <m:oMath>
               <m:r>
@@ -11988,7 +12828,7 @@
           <w:p>
             <w:pPr>
               <w:pStyle w:val="Compact"/>
-              <w:jc w:val="left"/>
+              <w:jc w:val="center"/>
             </w:pPr>
             <w:r>
               <w:rPr>
@@ -12005,7 +12845,7 @@
           <w:p>
             <w:pPr>
               <w:pStyle w:val="Compact"/>
-              <w:jc w:val="left"/>
+              <w:jc w:val="center"/>
             </w:pPr>
             <w:r>
               <w:rPr>
@@ -12020,7 +12860,7 @@
           <w:p>
             <w:pPr>
               <w:pStyle w:val="Compact"/>
-              <w:jc w:val="left"/>
+              <w:jc w:val="center"/>
             </w:pPr>
             <m:oMath>
               <m:r>
@@ -12260,7 +13100,7 @@
           <w:p>
             <w:pPr>
               <w:pStyle w:val="Compact"/>
-              <w:jc w:val="left"/>
+              <w:jc w:val="center"/>
             </w:pPr>
             <w:r>
               <w:rPr>
@@ -12277,7 +13117,7 @@
           <w:p>
             <w:pPr>
               <w:pStyle w:val="Compact"/>
-              <w:jc w:val="left"/>
+              <w:jc w:val="center"/>
             </w:pPr>
             <w:r>
               <w:rPr>
@@ -12292,7 +13132,7 @@
           <w:p>
             <w:pPr>
               <w:pStyle w:val="Compact"/>
-              <w:jc w:val="left"/>
+              <w:jc w:val="center"/>
             </w:pPr>
             <m:oMath>
               <m:r>
@@ -12565,7 +13405,7 @@
           <w:p>
             <w:pPr>
               <w:pStyle w:val="Compact"/>
-              <w:jc w:val="left"/>
+              <w:jc w:val="center"/>
             </w:pPr>
             <w:r>
               <w:rPr>
@@ -12582,7 +13422,7 @@
           <w:p>
             <w:pPr>
               <w:pStyle w:val="Compact"/>
-              <w:jc w:val="left"/>
+              <w:jc w:val="center"/>
             </w:pPr>
             <w:r>
               <w:rPr>
@@ -12597,7 +13437,7 @@
           <w:p>
             <w:pPr>
               <w:pStyle w:val="Compact"/>
-              <w:jc w:val="left"/>
+              <w:jc w:val="center"/>
             </w:pPr>
             <m:oMath>
               <m:r>
@@ -12889,8 +13729,8 @@
         </w:tc>
       </w:tr>
     </w:tbl>
-    <w:bookmarkEnd w:id="50"/>
-    <w:bookmarkStart w:id="57" w:name="几何异构顺反异构"/>
+    <w:bookmarkEnd w:id="59"/>
+    <w:bookmarkStart w:id="66" w:name="几何异构顺反异构"/>
     <w:p>
       <w:pPr>
         <w:pStyle w:val="Heading4"/>
@@ -12953,24 +13793,30 @@
     <w:p>
       <w:pPr>
         <w:pStyle w:val="BodyText"/>
+        <w:jc w:val="center"/>
       </w:pPr>
       <w:r>
+        <w:rPr>
+          <w:b w:val="0"/>
+          <w:i w:val="0"/>
+          <w:sz w:val="21"/>
+        </w:rPr>
         <w:drawing>
           <wp:inline>
             <wp:extent cx="2895600" cy="2222500"/>
             <wp:effectExtent b="0" l="0" r="0" t="0"/>
-            <wp:docPr descr="" title="" id="52" name="Picture"/>
+            <wp:docPr descr="" title="" id="61" name="Picture"/>
             <a:graphic>
               <a:graphicData uri="http://schemas.openxmlformats.org/drawingml/2006/picture">
                 <pic:pic>
                   <pic:nvPicPr>
-                    <pic:cNvPr descr="media/cis-complex.jpg" id="53" name="Picture"/>
+                    <pic:cNvPr descr="media/cis-complex.jpg" id="62" name="Picture"/>
                     <pic:cNvPicPr>
                       <a:picLocks noChangeArrowheads="1" noChangeAspect="1"/>
                     </pic:cNvPicPr>
                   </pic:nvPicPr>
                   <pic:blipFill>
-                    <a:blip r:embed="rId51"/>
+                    <a:blip r:embed="rId60"/>
                     <a:stretch>
                       <a:fillRect/>
                     </a:stretch>
@@ -12997,25 +13843,35 @@
         </w:drawing>
       </w:r>
       <w:r>
+        <w:rPr>
+          <w:b w:val="0"/>
+          <w:i w:val="0"/>
+          <w:sz w:val="21"/>
+        </w:rPr>
         <w:t xml:space="preserve">　　</w:t>
       </w:r>
       <w:r>
+        <w:rPr>
+          <w:b w:val="0"/>
+          <w:i w:val="0"/>
+          <w:sz w:val="21"/>
+        </w:rPr>
         <w:drawing>
           <wp:inline>
             <wp:extent cx="3098800" cy="2197100"/>
             <wp:effectExtent b="0" l="0" r="0" t="0"/>
-            <wp:docPr descr="" title="" id="55" name="Picture"/>
+            <wp:docPr descr="" title="" id="64" name="Picture"/>
             <a:graphic>
               <a:graphicData uri="http://schemas.openxmlformats.org/drawingml/2006/picture">
                 <pic:pic>
                   <pic:nvPicPr>
-                    <pic:cNvPr descr="media/trans-complex.jpg" id="56" name="Picture"/>
+                    <pic:cNvPr descr="media/trans-complex.jpg" id="65" name="Picture"/>
                     <pic:cNvPicPr>
                       <a:picLocks noChangeArrowheads="1" noChangeAspect="1"/>
                     </pic:cNvPicPr>
                   </pic:nvPicPr>
                   <pic:blipFill>
-                    <a:blip r:embed="rId54"/>
+                    <a:blip r:embed="rId63"/>
                     <a:stretch>
                       <a:fillRect/>
                     </a:stretch>
@@ -13042,58 +13898,77 @@
         </w:drawing>
       </w:r>
       <w:r>
+        <w:rPr>
+          <w:b w:val="0"/>
+          <w:i w:val="0"/>
+          <w:sz w:val="21"/>
+        </w:rPr>
         <w:t xml:space="preserve"> </w:t>
       </w:r>
       <w:r>
         <w:rPr>
-          <w:rFonts w:hint="eastAsia" w:eastAsia="SimSun" w:ascii="Times New Roman" w:hAnsi="Times New Roman"/>
-          <w:i/>
+          <w:rFonts w:hint="eastAsia" w:eastAsia="FangSong" w:ascii="Times New Roman" w:hAnsi="Times New Roman"/>
+          <w:b w:val="0"/>
+          <w:i w:val="0"/>
           <w:iCs/>
+          <w:sz w:val="21"/>
         </w:rPr>
         <w:t xml:space="preserve">图</w:t>
       </w:r>
       <w:r>
         <w:rPr>
-          <w:i/>
+          <w:b w:val="0"/>
+          <w:i w:val="0"/>
           <w:iCs/>
+          <w:sz w:val="21"/>
         </w:rPr>
         <w:t xml:space="preserve"> </w:t>
       </w:r>
       <w:r>
         <w:rPr>
-          <w:rFonts w:hint="eastAsia" w:eastAsia="SimSun" w:ascii="Times New Roman" w:hAnsi="Times New Roman"/>
-          <w:i/>
+          <w:rFonts w:hint="eastAsia" w:eastAsia="FangSong" w:ascii="Times New Roman" w:hAnsi="Times New Roman"/>
+          <w:b w:val="0"/>
+          <w:i w:val="0"/>
           <w:iCs/>
+          <w:sz w:val="21"/>
         </w:rPr>
         <w:t xml:space="preserve">顺式(cis)与反式(trans)异构体</w:t>
       </w:r>
       <w:r>
         <w:rPr>
-          <w:i/>
+          <w:b w:val="0"/>
+          <w:i w:val="0"/>
           <w:iCs/>
+          <w:sz w:val="21"/>
         </w:rPr>
         <w:t xml:space="preserve"> — </w:t>
       </w:r>
       <w:r>
         <w:rPr>
-          <w:rFonts w:hint="eastAsia" w:eastAsia="SimSun" w:ascii="Times New Roman" w:hAnsi="Times New Roman"/>
-          <w:i/>
+          <w:rFonts w:hint="eastAsia" w:eastAsia="FangSong" w:ascii="Times New Roman" w:hAnsi="Times New Roman"/>
+          <w:b w:val="0"/>
+          <w:i w:val="0"/>
           <w:iCs/>
+          <w:sz w:val="21"/>
         </w:rPr>
         <w:t xml:space="preserve">平面正方形</w:t>
       </w:r>
       <w:r>
         <w:rPr>
-          <w:i/>
+          <w:b w:val="0"/>
+          <w:i w:val="0"/>
           <w:iCs/>
+          <w:sz w:val="21"/>
         </w:rPr>
         <w:t xml:space="preserve"> Ma₂c₂ </w:t>
       </w:r>
       <w:r>
         <w:rPr>
-          <w:rFonts w:hint="eastAsia" w:eastAsia="SimSun" w:ascii="Times New Roman" w:hAnsi="Times New Roman"/>
-          <w:i/>
+          <w:rFonts w:hint="eastAsia" w:eastAsia="FangSong" w:ascii="Times New Roman" w:hAnsi="Times New Roman"/>
+          <w:b w:val="0"/>
+          <w:i w:val="0"/>
           <w:iCs/>
+          <w:sz w:val="21"/>
         </w:rPr>
         <w:t xml:space="preserve">型配合物</w:t>
       </w:r>
@@ -13174,6 +14049,14 @@
         <w:t xml:space="preserve"> </w:t>
       </w:r>
       <m:oMath>
+        <m:oMathPr>
+          <m:ctrlPr>
+            <w:rPr>
+              <w:sz w:val="28"/>
+              <w:szCs w:val="28"/>
+            </w:rPr>
+          </m:ctrlPr>
+        </m:oMathPr>
         <m:r>
           <m:rPr>
             <m:sty m:val="p"/>
@@ -13436,6 +14319,14 @@
         <w:t xml:space="preserve"> </w:t>
       </w:r>
       <m:oMath>
+        <m:oMathPr>
+          <m:ctrlPr>
+            <w:rPr>
+              <w:sz w:val="28"/>
+              <w:szCs w:val="28"/>
+            </w:rPr>
+          </m:ctrlPr>
+        </m:oMathPr>
         <m:r>
           <m:rPr>
             <m:sty m:val="p"/>
@@ -13630,8 +14521,8 @@
         <w:t xml:space="preserve">种异构体</w:t>
       </w:r>
     </w:p>
-    <w:bookmarkEnd w:id="57"/>
-    <w:bookmarkStart w:id="64" w:name="光学异构镜面异构手性异构"/>
+    <w:bookmarkEnd w:id="66"/>
+    <w:bookmarkStart w:id="73" w:name="光学异构镜面异构手性异构"/>
     <w:p>
       <w:pPr>
         <w:pStyle w:val="Heading4"/>
@@ -13683,24 +14574,30 @@
     <w:p>
       <w:pPr>
         <w:pStyle w:val="BodyText"/>
+        <w:jc w:val="center"/>
       </w:pPr>
       <w:r>
+        <w:rPr>
+          <w:b w:val="0"/>
+          <w:i w:val="0"/>
+          <w:sz w:val="21"/>
+        </w:rPr>
         <w:drawing>
           <wp:inline>
             <wp:extent cx="2933700" cy="2514600"/>
             <wp:effectExtent b="0" l="0" r="0" t="0"/>
-            <wp:docPr descr="" title="" id="59" name="Picture"/>
+            <wp:docPr descr="" title="" id="68" name="Picture"/>
             <a:graphic>
               <a:graphicData uri="http://schemas.openxmlformats.org/drawingml/2006/picture">
                 <pic:pic>
                   <pic:nvPicPr>
-                    <pic:cNvPr descr="media/fac-isomer.jpg" id="60" name="Picture"/>
+                    <pic:cNvPr descr="media/fac-isomer.jpg" id="69" name="Picture"/>
                     <pic:cNvPicPr>
                       <a:picLocks noChangeArrowheads="1" noChangeAspect="1"/>
                     </pic:cNvPicPr>
                   </pic:nvPicPr>
                   <pic:blipFill>
-                    <a:blip r:embed="rId58"/>
+                    <a:blip r:embed="rId67"/>
                     <a:stretch>
                       <a:fillRect/>
                     </a:stretch>
@@ -13727,25 +14624,35 @@
         </w:drawing>
       </w:r>
       <w:r>
+        <w:rPr>
+          <w:b w:val="0"/>
+          <w:i w:val="0"/>
+          <w:sz w:val="21"/>
+        </w:rPr>
         <w:t xml:space="preserve">　　</w:t>
       </w:r>
       <w:r>
+        <w:rPr>
+          <w:b w:val="0"/>
+          <w:i w:val="0"/>
+          <w:sz w:val="21"/>
+        </w:rPr>
         <w:drawing>
           <wp:inline>
             <wp:extent cx="2781300" cy="2514600"/>
             <wp:effectExtent b="0" l="0" r="0" t="0"/>
-            <wp:docPr descr="" title="" id="62" name="Picture"/>
+            <wp:docPr descr="" title="" id="71" name="Picture"/>
             <a:graphic>
               <a:graphicData uri="http://schemas.openxmlformats.org/drawingml/2006/picture">
                 <pic:pic>
                   <pic:nvPicPr>
-                    <pic:cNvPr descr="media/mer-isomer.jpg" id="63" name="Picture"/>
+                    <pic:cNvPr descr="media/mer-isomer.jpg" id="72" name="Picture"/>
                     <pic:cNvPicPr>
                       <a:picLocks noChangeArrowheads="1" noChangeAspect="1"/>
                     </pic:cNvPicPr>
                   </pic:nvPicPr>
                   <pic:blipFill>
-                    <a:blip r:embed="rId61"/>
+                    <a:blip r:embed="rId70"/>
                     <a:stretch>
                       <a:fillRect/>
                     </a:stretch>
@@ -13772,43 +14679,58 @@
         </w:drawing>
       </w:r>
       <w:r>
+        <w:rPr>
+          <w:b w:val="0"/>
+          <w:i w:val="0"/>
+          <w:sz w:val="21"/>
+        </w:rPr>
         <w:t xml:space="preserve"> </w:t>
       </w:r>
       <w:r>
         <w:rPr>
-          <w:rFonts w:hint="eastAsia" w:eastAsia="SimSun" w:ascii="Times New Roman" w:hAnsi="Times New Roman"/>
-          <w:i/>
+          <w:rFonts w:hint="eastAsia" w:eastAsia="FangSong" w:ascii="Times New Roman" w:hAnsi="Times New Roman"/>
+          <w:b w:val="0"/>
+          <w:i w:val="0"/>
           <w:iCs/>
+          <w:sz w:val="21"/>
         </w:rPr>
         <w:t xml:space="preserve">图</w:t>
       </w:r>
       <w:r>
         <w:rPr>
-          <w:i/>
+          <w:b w:val="0"/>
+          <w:i w:val="0"/>
           <w:iCs/>
+          <w:sz w:val="21"/>
         </w:rPr>
         <w:t xml:space="preserve"> </w:t>
       </w:r>
       <w:r>
         <w:rPr>
-          <w:rFonts w:hint="eastAsia" w:eastAsia="SimSun" w:ascii="Times New Roman" w:hAnsi="Times New Roman"/>
-          <w:i/>
+          <w:rFonts w:hint="eastAsia" w:eastAsia="FangSong" w:ascii="Times New Roman" w:hAnsi="Times New Roman"/>
+          <w:b w:val="0"/>
+          <w:i w:val="0"/>
           <w:iCs/>
+          <w:sz w:val="21"/>
         </w:rPr>
         <w:t xml:space="preserve">面式(fac)与经式(mer)异构体</w:t>
       </w:r>
       <w:r>
         <w:rPr>
-          <w:i/>
+          <w:b w:val="0"/>
+          <w:i w:val="0"/>
           <w:iCs/>
+          <w:sz w:val="21"/>
         </w:rPr>
         <w:t xml:space="preserve"> — Ma₃b₃ </w:t>
       </w:r>
       <w:r>
         <w:rPr>
-          <w:rFonts w:hint="eastAsia" w:eastAsia="SimSun" w:ascii="Times New Roman" w:hAnsi="Times New Roman"/>
-          <w:i/>
+          <w:rFonts w:hint="eastAsia" w:eastAsia="FangSong" w:ascii="Times New Roman" w:hAnsi="Times New Roman"/>
+          <w:b w:val="0"/>
+          <w:i w:val="0"/>
           <w:iCs/>
+          <w:sz w:val="21"/>
         </w:rPr>
         <w:t xml:space="preserve">型八面体配合物的两种几何异构</w:t>
       </w:r>
@@ -13841,6 +14763,14 @@
         <w:t xml:space="preserve"> </w:t>
       </w:r>
       <m:oMath>
+        <m:oMathPr>
+          <m:ctrlPr>
+            <w:rPr>
+              <w:sz w:val="28"/>
+              <w:szCs w:val="28"/>
+            </w:rPr>
+          </m:ctrlPr>
+        </m:oMathPr>
         <m:r>
           <m:rPr>
             <m:sty m:val="p"/>
@@ -13918,6 +14848,14 @@
         <w:t xml:space="preserve"> </w:t>
       </w:r>
       <m:oMath>
+        <m:oMathPr>
+          <m:ctrlPr>
+            <w:rPr>
+              <w:sz w:val="28"/>
+              <w:szCs w:val="28"/>
+            </w:rPr>
+          </m:ctrlPr>
+        </m:oMathPr>
         <m:r>
           <m:rPr>
             <m:sty m:val="p"/>
@@ -13998,6 +14936,14 @@
         <w:t xml:space="preserve">、</w:t>
       </w:r>
       <m:oMath>
+        <m:oMathPr>
+          <m:ctrlPr>
+            <w:rPr>
+              <w:sz w:val="28"/>
+              <w:szCs w:val="28"/>
+            </w:rPr>
+          </m:ctrlPr>
+        </m:oMathPr>
         <m:r>
           <m:rPr>
             <m:sty m:val="p"/>
@@ -14084,6 +15030,14 @@
         <w:t xml:space="preserve"> </w:t>
       </w:r>
       <m:oMath>
+        <m:oMathPr>
+          <m:ctrlPr>
+            <w:rPr>
+              <w:sz w:val="28"/>
+              <w:szCs w:val="28"/>
+            </w:rPr>
+          </m:ctrlPr>
+        </m:oMathPr>
         <m:r>
           <m:rPr>
             <m:sty m:val="p"/>
@@ -14194,6 +15148,14 @@
         <w:t xml:space="preserve"> </w:t>
       </w:r>
       <m:oMath>
+        <m:oMathPr>
+          <m:ctrlPr>
+            <w:rPr>
+              <w:sz w:val="28"/>
+              <w:szCs w:val="28"/>
+            </w:rPr>
+          </m:ctrlPr>
+        </m:oMathPr>
         <m:r>
           <m:t>c</m:t>
         </m:r>
@@ -14377,12 +15339,6 @@
         <w:pStyle w:val="BlockText"/>
       </w:pPr>
       <w:r>
-        <w:t xml:space="preserve">💡</w:t>
-      </w:r>
-      <w:r>
-        <w:t xml:space="preserve"> </w:t>
-      </w:r>
-      <w:r>
         <w:rPr>
           <w:rFonts w:hint="eastAsia" w:eastAsia="SimSun" w:ascii="Times New Roman" w:hAnsi="Times New Roman"/>
           <w:b/>
@@ -14406,6 +15362,14 @@
         <w:t xml:space="preserve">无光学异构。</w:t>
       </w:r>
       <m:oMath>
+        <m:oMathPr>
+          <m:ctrlPr>
+            <w:rPr>
+              <w:sz w:val="28"/>
+              <w:szCs w:val="28"/>
+            </w:rPr>
+          </m:ctrlPr>
+        </m:oMathPr>
         <m:r>
           <m:rPr>
             <m:sty m:val="p"/>
@@ -14578,9 +15542,9 @@
         <w:t xml:space="preserve">有光学异构。</w:t>
       </w:r>
     </w:p>
-    <w:bookmarkEnd w:id="64"/>
-    <w:bookmarkEnd w:id="65"/>
-    <w:bookmarkStart w:id="66" w:name="常见误区"/>
+    <w:bookmarkEnd w:id="73"/>
+    <w:bookmarkEnd w:id="74"/>
+    <w:bookmarkStart w:id="75" w:name="常见误区"/>
     <w:p>
       <w:pPr>
         <w:pStyle w:val="Heading3"/>
@@ -14600,12 +15564,6 @@
         <w:pStyle w:val="BlockText"/>
       </w:pPr>
       <w:r>
-        <w:t xml:space="preserve">⚠️</w:t>
-      </w:r>
-      <w:r>
-        <w:t xml:space="preserve"> </w:t>
-      </w:r>
-      <w:r>
         <w:rPr>
           <w:rFonts w:hint="eastAsia" w:eastAsia="SimSun" w:ascii="Times New Roman" w:hAnsi="Times New Roman"/>
           <w:b/>
@@ -14642,6 +15600,14 @@
         <w:t xml:space="preserve"> </w:t>
       </w:r>
       <m:oMath>
+        <m:oMathPr>
+          <m:ctrlPr>
+            <w:rPr>
+              <w:sz w:val="28"/>
+              <w:szCs w:val="28"/>
+            </w:rPr>
+          </m:ctrlPr>
+        </m:oMathPr>
         <m:r>
           <m:rPr>
             <m:sty m:val="p"/>
@@ -14707,6 +15673,14 @@
         <w:t xml:space="preserve">、</w:t>
       </w:r>
       <m:oMath>
+        <m:oMathPr>
+          <m:ctrlPr>
+            <w:rPr>
+              <w:sz w:val="28"/>
+              <w:szCs w:val="28"/>
+            </w:rPr>
+          </m:ctrlPr>
+        </m:oMathPr>
         <m:r>
           <m:rPr>
             <m:sty m:val="p"/>
@@ -14783,12 +15757,6 @@
         <w:pStyle w:val="BlockText"/>
       </w:pPr>
       <w:r>
-        <w:t xml:space="preserve">⚠️</w:t>
-      </w:r>
-      <w:r>
-        <w:t xml:space="preserve"> </w:t>
-      </w:r>
-      <w:r>
         <w:rPr>
           <w:rFonts w:hint="eastAsia" w:eastAsia="SimSun" w:ascii="Times New Roman" w:hAnsi="Times New Roman"/>
           <w:b/>
@@ -14895,12 +15863,6 @@
         <w:pStyle w:val="BlockText"/>
       </w:pPr>
       <w:r>
-        <w:t xml:space="preserve">⚠️</w:t>
-      </w:r>
-      <w:r>
-        <w:t xml:space="preserve"> </w:t>
-      </w:r>
-      <w:r>
         <w:rPr>
           <w:rFonts w:hint="eastAsia" w:eastAsia="SimSun" w:ascii="Times New Roman" w:hAnsi="Times New Roman"/>
           <w:b/>
@@ -14957,12 +15919,6 @@
         <w:pStyle w:val="BlockText"/>
       </w:pPr>
       <w:r>
-        <w:t xml:space="preserve">⚠️</w:t>
-      </w:r>
-      <w:r>
-        <w:t xml:space="preserve"> </w:t>
-      </w:r>
-      <w:r>
         <w:rPr>
           <w:rFonts w:hint="eastAsia" w:eastAsia="SimSun" w:ascii="Times New Roman" w:hAnsi="Times New Roman"/>
           <w:b/>
@@ -15046,6 +16002,14 @@
         <w:t xml:space="preserve">只有一种排布；</w:t>
       </w:r>
       <m:oMath>
+        <m:oMathPr>
+          <m:ctrlPr>
+            <w:rPr>
+              <w:sz w:val="28"/>
+              <w:szCs w:val="28"/>
+            </w:rPr>
+          </m:ctrlPr>
+        </m:oMathPr>
         <m:sSup>
           <m:e>
             <m:r>
@@ -15162,9 +16126,9 @@
         </w:pict>
       </w:r>
     </w:p>
-    <w:bookmarkEnd w:id="66"/>
-    <w:bookmarkEnd w:id="67"/>
-    <w:bookmarkStart w:id="73" w:name="三典型例题"/>
+    <w:bookmarkEnd w:id="75"/>
+    <w:bookmarkEnd w:id="76"/>
+    <w:bookmarkStart w:id="82" w:name="三典型例题"/>
     <w:p>
       <w:pPr>
         <w:pStyle w:val="Heading2"/>
@@ -15176,7 +16140,7 @@
         <w:t xml:space="preserve">三、典型例题</w:t>
       </w:r>
     </w:p>
-    <w:bookmarkStart w:id="68" w:name="例-1-配合物命名与组成"/>
+    <w:bookmarkStart w:id="77" w:name="例-1-配合物命名与组成"/>
     <w:p>
       <w:pPr>
         <w:pStyle w:val="Heading3"/>
@@ -15228,6 +16192,14 @@
         <w:t xml:space="preserve">（1）</w:t>
       </w:r>
       <m:oMath>
+        <m:oMathPr>
+          <m:ctrlPr>
+            <w:rPr>
+              <w:sz w:val="28"/>
+              <w:szCs w:val="28"/>
+            </w:rPr>
+          </m:ctrlPr>
+        </m:oMathPr>
         <m:sSub>
           <m:e>
             <m:r>
@@ -15317,6 +16289,14 @@
         <w:t xml:space="preserve">（2）</w:t>
       </w:r>
       <m:oMath>
+        <m:oMathPr>
+          <m:ctrlPr>
+            <w:rPr>
+              <w:sz w:val="28"/>
+              <w:szCs w:val="28"/>
+            </w:rPr>
+          </m:ctrlPr>
+        </m:oMathPr>
         <m:r>
           <m:rPr>
             <m:sty m:val="p"/>
@@ -15451,6 +16431,14 @@
         <w:t xml:space="preserve">（3）</w:t>
       </w:r>
       <m:oMath>
+        <m:oMathPr>
+          <m:ctrlPr>
+            <w:rPr>
+              <w:sz w:val="28"/>
+              <w:szCs w:val="28"/>
+            </w:rPr>
+          </m:ctrlPr>
+        </m:oMathPr>
         <m:sSub>
           <m:e>
             <m:r>
@@ -15555,7 +16543,7 @@
           <w:p>
             <w:pPr>
               <w:pStyle w:val="Compact"/>
-              <w:jc w:val="left"/>
+              <w:jc w:val="center"/>
             </w:pPr>
             <w:r>
               <w:rPr>
@@ -15563,22 +16551,6 @@
                 <w:b/>
               </w:rPr>
               <w:t xml:space="preserve">配合物</w:t>
-            </w:r>
-          </w:p>
-        </w:tc>
-        <w:tc>
-          <w:tcPr/>
-          <w:p>
-            <w:pPr>
-              <w:pStyle w:val="Compact"/>
-              <w:jc w:val="left"/>
-            </w:pPr>
-            <w:r>
-              <w:rPr>
-                <w:rFonts w:hint="eastAsia" w:ascii="Times New Roman" w:hAnsi="Times New Roman" w:eastAsia="SimHei"/>
-                <w:b/>
-              </w:rPr>
-              <w:t xml:space="preserve">名称</w:t>
             </w:r>
           </w:p>
         </w:tc>
@@ -15594,7 +16566,7 @@
                 <w:rFonts w:hint="eastAsia" w:ascii="Times New Roman" w:hAnsi="Times New Roman" w:eastAsia="SimHei"/>
                 <w:b/>
               </w:rPr>
-              <w:t xml:space="preserve">中心离子</w:t>
+              <w:t xml:space="preserve">名称</w:t>
             </w:r>
           </w:p>
         </w:tc>
@@ -15610,7 +16582,7 @@
                 <w:rFonts w:hint="eastAsia" w:ascii="Times New Roman" w:hAnsi="Times New Roman" w:eastAsia="SimHei"/>
                 <w:b/>
               </w:rPr>
-              <w:t xml:space="preserve">配体</w:t>
+              <w:t xml:space="preserve">中心离子</w:t>
             </w:r>
           </w:p>
         </w:tc>
@@ -15626,6 +16598,22 @@
                 <w:rFonts w:hint="eastAsia" w:ascii="Times New Roman" w:hAnsi="Times New Roman" w:eastAsia="SimHei"/>
                 <w:b/>
               </w:rPr>
+              <w:t xml:space="preserve">配体</w:t>
+            </w:r>
+          </w:p>
+        </w:tc>
+        <w:tc>
+          <w:tcPr/>
+          <w:p>
+            <w:pPr>
+              <w:pStyle w:val="Compact"/>
+              <w:jc w:val="center"/>
+            </w:pPr>
+            <w:r>
+              <w:rPr>
+                <w:rFonts w:hint="eastAsia" w:ascii="Times New Roman" w:hAnsi="Times New Roman" w:eastAsia="SimHei"/>
+                <w:b/>
+              </w:rPr>
               <w:t xml:space="preserve">配位数</w:t>
             </w:r>
           </w:p>
@@ -15637,7 +16625,7 @@
           <w:p>
             <w:pPr>
               <w:pStyle w:val="Compact"/>
-              <w:jc w:val="left"/>
+              <w:jc w:val="center"/>
             </w:pPr>
             <m:oMath>
               <m:sSub>
@@ -15726,7 +16714,7 @@
           <w:p>
             <w:pPr>
               <w:pStyle w:val="Compact"/>
-              <w:jc w:val="left"/>
+              <w:jc w:val="center"/>
             </w:pPr>
             <w:r>
               <w:rPr>
@@ -15788,7 +16776,7 @@
           <w:p>
             <w:pPr>
               <w:pStyle w:val="Compact"/>
-              <w:jc w:val="left"/>
+              <w:jc w:val="center"/>
             </w:pPr>
             <m:oMath>
               <m:r>
@@ -15922,7 +16910,7 @@
           <w:p>
             <w:pPr>
               <w:pStyle w:val="Compact"/>
-              <w:jc w:val="left"/>
+              <w:jc w:val="center"/>
             </w:pPr>
             <w:r>
               <w:rPr>
@@ -15984,7 +16972,7 @@
           <w:p>
             <w:pPr>
               <w:pStyle w:val="Compact"/>
-              <w:jc w:val="left"/>
+              <w:jc w:val="center"/>
             </w:pPr>
             <m:oMath>
               <m:sSub>
@@ -16055,7 +17043,7 @@
           <w:p>
             <w:pPr>
               <w:pStyle w:val="Compact"/>
-              <w:jc w:val="left"/>
+              <w:jc w:val="center"/>
             </w:pPr>
             <w:r>
               <w:rPr>
@@ -16119,8 +17107,8 @@
         </w:pict>
       </w:r>
     </w:p>
-    <w:bookmarkEnd w:id="68"/>
-    <w:bookmarkStart w:id="69" w:name="例-2-内外轨型磁性判断"/>
+    <w:bookmarkEnd w:id="77"/>
+    <w:bookmarkStart w:id="78" w:name="例-2-内外轨型磁性判断"/>
     <w:p>
       <w:pPr>
         <w:pStyle w:val="Heading3"/>
@@ -16166,6 +17154,14 @@
         <w:t xml:space="preserve"> </w:t>
       </w:r>
       <m:oMath>
+        <m:oMathPr>
+          <m:ctrlPr>
+            <w:rPr>
+              <w:sz w:val="28"/>
+              <w:szCs w:val="28"/>
+            </w:rPr>
+          </m:ctrlPr>
+        </m:oMathPr>
         <m:r>
           <m:rPr>
             <m:sty m:val="p"/>
@@ -16243,6 +17239,14 @@
         <w:t xml:space="preserve">B.M.，</w:t>
       </w:r>
       <m:oMath>
+        <m:oMathPr>
+          <m:ctrlPr>
+            <w:rPr>
+              <w:sz w:val="28"/>
+              <w:szCs w:val="28"/>
+            </w:rPr>
+          </m:ctrlPr>
+        </m:oMathPr>
         <m:r>
           <m:rPr>
             <m:sty m:val="p"/>
@@ -16408,6 +17412,14 @@
         <w:pStyle w:val="BodyText"/>
       </w:pPr>
       <m:oMath>
+        <m:oMathPr>
+          <m:ctrlPr>
+            <w:rPr>
+              <w:sz w:val="28"/>
+              <w:szCs w:val="28"/>
+            </w:rPr>
+          </m:ctrlPr>
+        </m:oMathPr>
         <m:r>
           <m:rPr>
             <m:sty m:val="p"/>
@@ -16482,6 +17494,14 @@
         <w:t xml:space="preserve"> </w:t>
       </w:r>
       <m:oMath>
+        <m:oMathPr>
+          <m:ctrlPr>
+            <w:rPr>
+              <w:sz w:val="28"/>
+              <w:szCs w:val="28"/>
+            </w:rPr>
+          </m:ctrlPr>
+        </m:oMathPr>
         <m:r>
           <m:t>μ</m:t>
         </m:r>
@@ -16728,6 +17748,14 @@
         <w:pStyle w:val="BodyText"/>
       </w:pPr>
       <m:oMath>
+        <m:oMathPr>
+          <m:ctrlPr>
+            <w:rPr>
+              <w:sz w:val="28"/>
+              <w:szCs w:val="28"/>
+            </w:rPr>
+          </m:ctrlPr>
+        </m:oMathPr>
         <m:r>
           <m:rPr>
             <m:sty m:val="p"/>
@@ -16820,6 +17848,14 @@
         <w:t xml:space="preserve"> </w:t>
       </w:r>
       <m:oMath>
+        <m:oMathPr>
+          <m:ctrlPr>
+            <w:rPr>
+              <w:sz w:val="28"/>
+              <w:szCs w:val="28"/>
+            </w:rPr>
+          </m:ctrlPr>
+        </m:oMathPr>
         <m:r>
           <m:t>μ</m:t>
         </m:r>
@@ -16986,8 +18022,8 @@
         </w:pict>
       </w:r>
     </w:p>
-    <w:bookmarkEnd w:id="69"/>
-    <w:bookmarkStart w:id="70" w:name="例-3-ean-18-电子规则"/>
+    <w:bookmarkEnd w:id="78"/>
+    <w:bookmarkStart w:id="79" w:name="例-3-ean-18-电子规则"/>
     <w:p>
       <w:pPr>
         <w:pStyle w:val="Heading3"/>
@@ -17039,6 +18075,14 @@
         <w:t xml:space="preserve">电子规则：</w:t>
       </w:r>
       <m:oMath>
+        <m:oMathPr>
+          <m:ctrlPr>
+            <w:rPr>
+              <w:sz w:val="28"/>
+              <w:szCs w:val="28"/>
+            </w:rPr>
+          </m:ctrlPr>
+        </m:oMathPr>
         <m:r>
           <m:rPr>
             <m:sty m:val="p"/>
@@ -17104,6 +18148,14 @@
         <w:t xml:space="preserve">、</w:t>
       </w:r>
       <m:oMath>
+        <m:oMathPr>
+          <m:ctrlPr>
+            <w:rPr>
+              <w:sz w:val="28"/>
+              <w:szCs w:val="28"/>
+            </w:rPr>
+          </m:ctrlPr>
+        </m:oMathPr>
         <m:r>
           <m:rPr>
             <m:sty m:val="p"/>
@@ -17181,6 +18233,14 @@
         <w:t xml:space="preserve">、</w:t>
       </w:r>
       <m:oMath>
+        <m:oMathPr>
+          <m:ctrlPr>
+            <w:rPr>
+              <w:sz w:val="28"/>
+              <w:szCs w:val="28"/>
+            </w:rPr>
+          </m:ctrlPr>
+        </m:oMathPr>
         <m:r>
           <m:rPr>
             <m:sty m:val="p"/>
@@ -17334,7 +18394,7 @@
           <w:p>
             <w:pPr>
               <w:pStyle w:val="Compact"/>
-              <w:jc w:val="left"/>
+              <w:jc w:val="center"/>
             </w:pPr>
             <w:r>
               <w:rPr>
@@ -17416,7 +18476,7 @@
           <w:p>
             <w:pPr>
               <w:pStyle w:val="Compact"/>
-              <w:jc w:val="left"/>
+              <w:jc w:val="center"/>
             </w:pPr>
             <m:oMath>
               <m:r>
@@ -17549,7 +18609,7 @@
           <w:p>
             <w:pPr>
               <w:pStyle w:val="Compact"/>
-              <w:jc w:val="left"/>
+              <w:jc w:val="center"/>
             </w:pPr>
             <m:oMath>
               <m:r>
@@ -17694,7 +18754,7 @@
           <w:p>
             <w:pPr>
               <w:pStyle w:val="Compact"/>
-              <w:jc w:val="left"/>
+              <w:jc w:val="center"/>
             </w:pPr>
             <m:oMath>
               <m:r>
@@ -17877,6 +18937,14 @@
         <w:t xml:space="preserve">：</w:t>
       </w:r>
       <m:oMath>
+        <m:oMathPr>
+          <m:ctrlPr>
+            <w:rPr>
+              <w:sz w:val="28"/>
+              <w:szCs w:val="28"/>
+            </w:rPr>
+          </m:ctrlPr>
+        </m:oMathPr>
         <m:r>
           <m:rPr>
             <m:sty m:val="p"/>
@@ -18062,6 +19130,14 @@
         <w:t xml:space="preserve"> </w:t>
       </w:r>
       <m:oMath>
+        <m:oMathPr>
+          <m:ctrlPr>
+            <w:rPr>
+              <w:sz w:val="28"/>
+              <w:szCs w:val="28"/>
+            </w:rPr>
+          </m:ctrlPr>
+        </m:oMathPr>
         <m:r>
           <m:t>8</m:t>
         </m:r>
@@ -18113,8 +19189,8 @@
         </w:pict>
       </w:r>
     </w:p>
-    <w:bookmarkEnd w:id="70"/>
-    <w:bookmarkStart w:id="71" w:name="例-4-cfse-计算-高低自旋判断"/>
+    <w:bookmarkEnd w:id="79"/>
+    <w:bookmarkStart w:id="80" w:name="例-4-cfse-计算-高低自旋判断"/>
     <w:p>
       <w:pPr>
         <w:pStyle w:val="Heading3"/>
@@ -18169,6 +19245,14 @@
         <w:t xml:space="preserve"> </w:t>
       </w:r>
       <m:oMath>
+        <m:oMathPr>
+          <m:ctrlPr>
+            <w:rPr>
+              <w:sz w:val="28"/>
+              <w:szCs w:val="28"/>
+            </w:rPr>
+          </m:ctrlPr>
+        </m:oMathPr>
         <m:r>
           <m:rPr>
             <m:sty m:val="p"/>
@@ -18270,6 +19354,14 @@
         <w:t xml:space="preserve"> </w:t>
       </w:r>
       <m:oMath>
+        <m:oMathPr>
+          <m:ctrlPr>
+            <w:rPr>
+              <w:sz w:val="28"/>
+              <w:szCs w:val="28"/>
+            </w:rPr>
+          </m:ctrlPr>
+        </m:oMathPr>
         <m:r>
           <m:rPr>
             <m:sty m:val="p"/>
@@ -18383,6 +19475,14 @@
         <w:t xml:space="preserve">kJ/mol，</w:t>
       </w:r>
       <m:oMath>
+        <m:oMathPr>
+          <m:ctrlPr>
+            <w:rPr>
+              <w:sz w:val="28"/>
+              <w:szCs w:val="28"/>
+            </w:rPr>
+          </m:ctrlPr>
+        </m:oMathPr>
         <m:sSub>
           <m:e>
             <m:r>
@@ -18490,6 +19590,14 @@
         <w:t xml:space="preserve">，</w:t>
       </w:r>
       <m:oMath>
+        <m:oMathPr>
+          <m:ctrlPr>
+            <w:rPr>
+              <w:sz w:val="28"/>
+              <w:szCs w:val="28"/>
+            </w:rPr>
+          </m:ctrlPr>
+        </m:oMathPr>
         <m:sSub>
           <m:e>
             <m:r>
@@ -18667,6 +19775,14 @@
         <w:pStyle w:val="BodyText"/>
       </w:pPr>
       <m:oMath>
+        <m:oMathPr>
+          <m:ctrlPr>
+            <w:rPr>
+              <w:sz w:val="28"/>
+              <w:szCs w:val="28"/>
+            </w:rPr>
+          </m:ctrlPr>
+        </m:oMathPr>
         <m:r>
           <m:rPr>
             <m:sty m:val="p"/>
@@ -18788,6 +19904,14 @@
         <w:t xml:space="preserve">高自旋：</w:t>
       </w:r>
       <m:oMath>
+        <m:oMathPr>
+          <m:ctrlPr>
+            <w:rPr>
+              <w:sz w:val="28"/>
+              <w:szCs w:val="28"/>
+            </w:rPr>
+          </m:ctrlPr>
+        </m:oMathPr>
         <m:sSubSup>
           <m:e>
             <m:r>
@@ -18899,6 +20023,14 @@
         <w:t xml:space="preserve"> </w:t>
       </w:r>
       <m:oMath>
+        <m:oMathPr>
+          <m:ctrlPr>
+            <w:rPr>
+              <w:sz w:val="28"/>
+              <w:szCs w:val="28"/>
+            </w:rPr>
+          </m:ctrlPr>
+        </m:oMathPr>
         <m:r>
           <m:t>4</m:t>
         </m:r>
@@ -19020,6 +20152,14 @@
         <w:pStyle w:val="BodyText"/>
       </w:pPr>
       <m:oMath>
+        <m:oMathPr>
+          <m:ctrlPr>
+            <w:rPr>
+              <w:sz w:val="28"/>
+              <w:szCs w:val="28"/>
+            </w:rPr>
+          </m:ctrlPr>
+        </m:oMathPr>
         <m:r>
           <m:rPr>
             <m:sty m:val="p"/>
@@ -19129,6 +20269,14 @@
         <w:t xml:space="preserve">低自旋：</w:t>
       </w:r>
       <m:oMath>
+        <m:oMathPr>
+          <m:ctrlPr>
+            <w:rPr>
+              <w:sz w:val="28"/>
+              <w:szCs w:val="28"/>
+            </w:rPr>
+          </m:ctrlPr>
+        </m:oMathPr>
         <m:sSubSup>
           <m:e>
             <m:r>
@@ -19222,6 +20370,14 @@
         <w:t xml:space="preserve"> </w:t>
       </w:r>
       <m:oMath>
+        <m:oMathPr>
+          <m:ctrlPr>
+            <w:rPr>
+              <w:sz w:val="28"/>
+              <w:szCs w:val="28"/>
+            </w:rPr>
+          </m:ctrlPr>
+        </m:oMathPr>
         <m:r>
           <m:t>6</m:t>
         </m:r>
@@ -19357,6 +20513,14 @@
         <w:t xml:space="preserve">：</w:t>
       </w:r>
       <m:oMath>
+        <m:oMathPr>
+          <m:ctrlPr>
+            <w:rPr>
+              <w:sz w:val="28"/>
+              <w:szCs w:val="28"/>
+            </w:rPr>
+          </m:ctrlPr>
+        </m:oMathPr>
         <m:r>
           <m:rPr>
             <m:sty m:val="p"/>
@@ -19455,6 +20619,14 @@
         <w:t xml:space="preserve"> </w:t>
       </w:r>
       <m:oMath>
+        <m:oMathPr>
+          <m:ctrlPr>
+            <w:rPr>
+              <w:sz w:val="28"/>
+              <w:szCs w:val="28"/>
+            </w:rPr>
+          </m:ctrlPr>
+        </m:oMathPr>
         <m:r>
           <m:rPr>
             <m:sty m:val="p"/>
@@ -19557,8 +20729,8 @@
         </w:pict>
       </w:r>
     </w:p>
-    <w:bookmarkEnd w:id="71"/>
-    <w:bookmarkStart w:id="72" w:name="例-5-异构体判断"/>
+    <w:bookmarkEnd w:id="80"/>
+    <w:bookmarkStart w:id="81" w:name="例-5-异构体判断"/>
     <w:p>
       <w:pPr>
         <w:pStyle w:val="Heading3"/>
@@ -19604,6 +20776,14 @@
         <w:t xml:space="preserve"> </w:t>
       </w:r>
       <m:oMath>
+        <m:oMathPr>
+          <m:ctrlPr>
+            <w:rPr>
+              <w:sz w:val="28"/>
+              <w:szCs w:val="28"/>
+            </w:rPr>
+          </m:ctrlPr>
+        </m:oMathPr>
         <m:r>
           <m:rPr>
             <m:sty m:val="p"/>
@@ -19988,9 +21168,9 @@
         </w:pict>
       </w:r>
     </w:p>
-    <w:bookmarkEnd w:id="72"/>
-    <w:bookmarkEnd w:id="73"/>
-    <w:bookmarkStart w:id="77" w:name="四拓展与联系"/>
+    <w:bookmarkEnd w:id="81"/>
+    <w:bookmarkEnd w:id="82"/>
+    <w:bookmarkStart w:id="86" w:name="四拓展与联系"/>
     <w:p>
       <w:pPr>
         <w:pStyle w:val="Heading2"/>
@@ -20002,7 +21182,7 @@
         <w:t xml:space="preserve">四、拓展与联系</w:t>
       </w:r>
     </w:p>
-    <w:bookmarkStart w:id="74" w:name="与竞赛真题的对接"/>
+    <w:bookmarkStart w:id="83" w:name="与竞赛真题的对接"/>
     <w:p>
       <w:pPr>
         <w:pStyle w:val="Heading3"/>
@@ -20038,7 +21218,7 @@
           <w:p>
             <w:pPr>
               <w:pStyle w:val="Compact"/>
-              <w:jc w:val="left"/>
+              <w:jc w:val="center"/>
             </w:pPr>
             <w:r>
               <w:rPr>
@@ -20070,7 +21250,7 @@
           <w:p>
             <w:pPr>
               <w:pStyle w:val="Compact"/>
-              <w:jc w:val="left"/>
+              <w:jc w:val="center"/>
             </w:pPr>
             <w:r>
               <w:rPr>
@@ -20088,7 +21268,7 @@
           <w:p>
             <w:pPr>
               <w:pStyle w:val="Compact"/>
-              <w:jc w:val="left"/>
+              <w:jc w:val="center"/>
             </w:pPr>
             <w:r>
               <w:rPr>
@@ -20154,7 +21334,7 @@
           <w:p>
             <w:pPr>
               <w:pStyle w:val="Compact"/>
-              <w:jc w:val="left"/>
+              <w:jc w:val="center"/>
             </w:pPr>
             <w:r>
               <w:rPr>
@@ -20171,7 +21351,7 @@
           <w:p>
             <w:pPr>
               <w:pStyle w:val="Compact"/>
-              <w:jc w:val="left"/>
+              <w:jc w:val="center"/>
             </w:pPr>
             <w:r>
               <w:rPr>
@@ -20231,7 +21411,7 @@
           <w:p>
             <w:pPr>
               <w:pStyle w:val="Compact"/>
-              <w:jc w:val="left"/>
+              <w:jc w:val="center"/>
             </w:pPr>
             <w:r>
               <w:rPr>
@@ -20248,7 +21428,7 @@
           <w:p>
             <w:pPr>
               <w:pStyle w:val="Compact"/>
-              <w:jc w:val="left"/>
+              <w:jc w:val="center"/>
             </w:pPr>
             <w:r>
               <w:rPr>
@@ -20290,7 +21470,7 @@
           <w:p>
             <w:pPr>
               <w:pStyle w:val="Compact"/>
-              <w:jc w:val="left"/>
+              <w:jc w:val="center"/>
             </w:pPr>
             <w:r>
               <w:rPr>
@@ -20473,7 +21653,7 @@
           <w:p>
             <w:pPr>
               <w:pStyle w:val="Compact"/>
-              <w:jc w:val="left"/>
+              <w:jc w:val="center"/>
             </w:pPr>
             <w:r>
               <w:rPr>
@@ -20521,7 +21701,7 @@
           <w:p>
             <w:pPr>
               <w:pStyle w:val="Compact"/>
-              <w:jc w:val="left"/>
+              <w:jc w:val="center"/>
             </w:pPr>
             <w:r>
               <w:rPr>
@@ -20538,7 +21718,7 @@
           <w:p>
             <w:pPr>
               <w:pStyle w:val="Compact"/>
-              <w:jc w:val="left"/>
+              <w:jc w:val="center"/>
             </w:pPr>
             <w:r>
               <w:rPr>
@@ -20580,7 +21760,7 @@
           <w:p>
             <w:pPr>
               <w:pStyle w:val="Compact"/>
-              <w:jc w:val="left"/>
+              <w:jc w:val="center"/>
             </w:pPr>
             <w:r>
               <w:rPr>
@@ -20592,8 +21772,8 @@
         </w:tc>
       </w:tr>
     </w:tbl>
-    <w:bookmarkEnd w:id="74"/>
-    <w:bookmarkStart w:id="75" w:name="跨专题联系"/>
+    <w:bookmarkEnd w:id="83"/>
+    <w:bookmarkStart w:id="84" w:name="跨专题联系"/>
     <w:p>
       <w:pPr>
         <w:pStyle w:val="Heading3"/>
@@ -20788,8 +21968,8 @@
         <w:t xml:space="preserve">配合物的元素化学特性</w:t>
       </w:r>
     </w:p>
-    <w:bookmarkEnd w:id="75"/>
-    <w:bookmarkStart w:id="76" w:name="深化方向后续轮次展开"/>
+    <w:bookmarkEnd w:id="84"/>
+    <w:bookmarkStart w:id="85" w:name="深化方向后续轮次展开"/>
     <w:p>
       <w:pPr>
         <w:pStyle w:val="Heading3"/>
@@ -20942,9 +22122,9 @@
         </w:pict>
       </w:r>
     </w:p>
-    <w:bookmarkEnd w:id="76"/>
-    <w:bookmarkEnd w:id="77"/>
-    <w:bookmarkStart w:id="78" w:name="五本节总结-速查"/>
+    <w:bookmarkEnd w:id="85"/>
+    <w:bookmarkEnd w:id="86"/>
+    <w:bookmarkStart w:id="87" w:name="五本节总结-速查"/>
     <w:p>
       <w:pPr>
         <w:pStyle w:val="Heading2"/>
@@ -20986,7 +22166,7 @@
           <w:p>
             <w:pPr>
               <w:pStyle w:val="Compact"/>
-              <w:jc w:val="left"/>
+              <w:jc w:val="center"/>
             </w:pPr>
             <w:r>
               <w:rPr>
@@ -21002,7 +22182,7 @@
           <w:p>
             <w:pPr>
               <w:pStyle w:val="Compact"/>
-              <w:jc w:val="left"/>
+              <w:jc w:val="center"/>
             </w:pPr>
             <w:r>
               <w:rPr>
@@ -21018,7 +22198,7 @@
           <w:p>
             <w:pPr>
               <w:pStyle w:val="Compact"/>
-              <w:jc w:val="left"/>
+              <w:jc w:val="center"/>
             </w:pPr>
             <w:r>
               <w:rPr>
@@ -21036,7 +22216,7 @@
           <w:p>
             <w:pPr>
               <w:pStyle w:val="Compact"/>
-              <w:jc w:val="left"/>
+              <w:jc w:val="center"/>
             </w:pPr>
             <w:r>
               <w:rPr>
@@ -21053,7 +22233,7 @@
           <w:p>
             <w:pPr>
               <w:pStyle w:val="Compact"/>
-              <w:jc w:val="left"/>
+              <w:jc w:val="center"/>
             </w:pPr>
             <w:r>
               <w:rPr>
@@ -21092,7 +22272,7 @@
           <w:p>
             <w:pPr>
               <w:pStyle w:val="Compact"/>
-              <w:jc w:val="left"/>
+              <w:jc w:val="center"/>
             </w:pPr>
             <w:r>
               <w:rPr>
@@ -21109,7 +22289,7 @@
           <w:p>
             <w:pPr>
               <w:pStyle w:val="Compact"/>
-              <w:jc w:val="left"/>
+              <w:jc w:val="center"/>
             </w:pPr>
             <w:r>
               <w:rPr>
@@ -21126,7 +22306,7 @@
           <w:p>
             <w:pPr>
               <w:pStyle w:val="Compact"/>
-              <w:jc w:val="left"/>
+              <w:jc w:val="center"/>
             </w:pPr>
             <w:r>
               <w:rPr>
@@ -21153,7 +22333,7 @@
           <w:p>
             <w:pPr>
               <w:pStyle w:val="Compact"/>
-              <w:jc w:val="left"/>
+              <w:jc w:val="center"/>
             </w:pPr>
             <w:r>
               <w:rPr>
@@ -21170,7 +22350,7 @@
           <w:p>
             <w:pPr>
               <w:pStyle w:val="Compact"/>
-              <w:jc w:val="left"/>
+              <w:jc w:val="center"/>
             </w:pPr>
             <w:r>
               <w:rPr>
@@ -21187,7 +22367,7 @@
           <w:p>
             <w:pPr>
               <w:pStyle w:val="Compact"/>
-              <w:jc w:val="left"/>
+              <w:jc w:val="center"/>
             </w:pPr>
             <w:r>
               <w:rPr>
@@ -21214,7 +22394,7 @@
           <w:p>
             <w:pPr>
               <w:pStyle w:val="Compact"/>
-              <w:jc w:val="left"/>
+              <w:jc w:val="center"/>
             </w:pPr>
             <w:r>
               <w:rPr>
@@ -21231,7 +22411,7 @@
           <w:p>
             <w:pPr>
               <w:pStyle w:val="Compact"/>
-              <w:jc w:val="left"/>
+              <w:jc w:val="center"/>
             </w:pPr>
             <w:r>
               <w:rPr>
@@ -21248,7 +22428,7 @@
           <w:p>
             <w:pPr>
               <w:pStyle w:val="Compact"/>
-              <w:jc w:val="left"/>
+              <w:jc w:val="center"/>
             </w:pPr>
             <w:r>
               <w:rPr>
@@ -21299,7 +22479,7 @@
           <w:p>
             <w:pPr>
               <w:pStyle w:val="Compact"/>
-              <w:jc w:val="left"/>
+              <w:jc w:val="center"/>
             </w:pPr>
             <w:r>
               <w:rPr>
@@ -21316,7 +22496,7 @@
           <w:p>
             <w:pPr>
               <w:pStyle w:val="Compact"/>
-              <w:jc w:val="left"/>
+              <w:jc w:val="center"/>
             </w:pPr>
             <w:r>
               <w:rPr>
@@ -21341,7 +22521,7 @@
           <w:p>
             <w:pPr>
               <w:pStyle w:val="Compact"/>
-              <w:jc w:val="left"/>
+              <w:jc w:val="center"/>
             </w:pPr>
             <w:r>
               <w:rPr>
@@ -21374,7 +22554,7 @@
           <w:p>
             <w:pPr>
               <w:pStyle w:val="Compact"/>
-              <w:jc w:val="left"/>
+              <w:jc w:val="center"/>
             </w:pPr>
             <w:r>
               <w:rPr>
@@ -21433,7 +22613,7 @@
           <w:p>
             <w:pPr>
               <w:pStyle w:val="Compact"/>
-              <w:jc w:val="left"/>
+              <w:jc w:val="center"/>
             </w:pPr>
             <w:r>
               <w:rPr>
@@ -21450,7 +22630,7 @@
           <w:p>
             <w:pPr>
               <w:pStyle w:val="Compact"/>
-              <w:jc w:val="left"/>
+              <w:jc w:val="center"/>
             </w:pPr>
             <w:r>
               <w:rPr>
@@ -21483,7 +22663,7 @@
           <w:p>
             <w:pPr>
               <w:pStyle w:val="Compact"/>
-              <w:jc w:val="left"/>
+              <w:jc w:val="center"/>
             </w:pPr>
             <w:r>
               <w:rPr>
@@ -21506,7 +22686,7 @@
           <w:p>
             <w:pPr>
               <w:pStyle w:val="Compact"/>
-              <w:jc w:val="left"/>
+              <w:jc w:val="center"/>
             </w:pPr>
             <w:r>
               <w:rPr>
@@ -21523,7 +22703,7 @@
           <w:p>
             <w:pPr>
               <w:pStyle w:val="Compact"/>
-              <w:jc w:val="left"/>
+              <w:jc w:val="center"/>
             </w:pPr>
             <m:oMath>
               <m:r>
@@ -21600,7 +22780,7 @@
           <w:p>
             <w:pPr>
               <w:pStyle w:val="Compact"/>
-              <w:jc w:val="left"/>
+              <w:jc w:val="center"/>
             </w:pPr>
             <w:r>
               <w:rPr>
@@ -21647,7 +22827,7 @@
           <w:p>
             <w:pPr>
               <w:pStyle w:val="Compact"/>
-              <w:jc w:val="left"/>
+              <w:jc w:val="center"/>
             </w:pPr>
             <w:r>
               <w:rPr>
@@ -21664,7 +22844,7 @@
           <w:p>
             <w:pPr>
               <w:pStyle w:val="Compact"/>
-              <w:jc w:val="left"/>
+              <w:jc w:val="center"/>
             </w:pPr>
             <w:r>
               <w:rPr>
@@ -21679,7 +22859,7 @@
           <w:p>
             <w:pPr>
               <w:pStyle w:val="Compact"/>
-              <w:jc w:val="left"/>
+              <w:jc w:val="center"/>
             </w:pPr>
             <w:r>
               <w:rPr>
@@ -21720,7 +22900,7 @@
           <w:p>
             <w:pPr>
               <w:pStyle w:val="Compact"/>
-              <w:jc w:val="left"/>
+              <w:jc w:val="center"/>
             </w:pPr>
             <w:r>
               <w:rPr>
@@ -21737,7 +22917,7 @@
           <w:p>
             <w:pPr>
               <w:pStyle w:val="Compact"/>
-              <w:jc w:val="left"/>
+              <w:jc w:val="center"/>
             </w:pPr>
             <w:r>
               <w:rPr>
@@ -21776,7 +22956,7 @@
           <w:p>
             <w:pPr>
               <w:pStyle w:val="Compact"/>
-              <w:jc w:val="left"/>
+              <w:jc w:val="center"/>
             </w:pPr>
             <w:r>
               <w:rPr>
@@ -21795,8 +22975,8 @@
         </w:pict>
       </w:r>
     </w:p>
-    <w:bookmarkEnd w:id="78"/>
-    <w:bookmarkStart w:id="82" w:name="六练习题"/>
+    <w:bookmarkEnd w:id="87"/>
+    <w:bookmarkStart w:id="91" w:name="六练习题"/>
     <w:p>
       <w:pPr>
         <w:pStyle w:val="Heading2"/>
@@ -21808,7 +22988,7 @@
         <w:t xml:space="preserve">六、练习题</w:t>
       </w:r>
     </w:p>
-    <w:bookmarkStart w:id="79" w:name="基础巩固"/>
+    <w:bookmarkStart w:id="88" w:name="基础巩固"/>
     <w:p>
       <w:pPr>
         <w:pStyle w:val="Heading3"/>
@@ -21846,6 +23026,14 @@
         <w:t xml:space="preserve">（1）</w:t>
       </w:r>
       <m:oMath>
+        <m:oMathPr>
+          <m:ctrlPr>
+            <w:rPr>
+              <w:sz w:val="28"/>
+              <w:szCs w:val="28"/>
+            </w:rPr>
+          </m:ctrlPr>
+        </m:oMathPr>
         <m:r>
           <m:rPr>
             <m:sty m:val="p"/>
@@ -21953,6 +23141,14 @@
         <w:t xml:space="preserve">（2）</w:t>
       </w:r>
       <m:oMath>
+        <m:oMathPr>
+          <m:ctrlPr>
+            <w:rPr>
+              <w:sz w:val="28"/>
+              <w:szCs w:val="28"/>
+            </w:rPr>
+          </m:ctrlPr>
+        </m:oMathPr>
         <m:sSub>
           <m:e>
             <m:r>
@@ -22030,6 +23226,14 @@
         <w:t xml:space="preserve">（3）</w:t>
       </w:r>
       <m:oMath>
+        <m:oMathPr>
+          <m:ctrlPr>
+            <w:rPr>
+              <w:sz w:val="28"/>
+              <w:szCs w:val="28"/>
+            </w:rPr>
+          </m:ctrlPr>
+        </m:oMathPr>
         <m:r>
           <m:rPr>
             <m:sty m:val="p"/>
@@ -22186,6 +23390,14 @@
         <w:t xml:space="preserve"> </w:t>
       </w:r>
       <m:oMath>
+        <m:oMathPr>
+          <m:ctrlPr>
+            <w:rPr>
+              <w:sz w:val="28"/>
+              <w:szCs w:val="28"/>
+            </w:rPr>
+          </m:ctrlPr>
+        </m:oMathPr>
         <m:r>
           <m:rPr>
             <m:sty m:val="p"/>
@@ -22278,6 +23490,14 @@
         <w:t xml:space="preserve"> </w:t>
       </w:r>
       <m:oMath>
+        <m:oMathPr>
+          <m:ctrlPr>
+            <w:rPr>
+              <w:sz w:val="28"/>
+              <w:szCs w:val="28"/>
+            </w:rPr>
+          </m:ctrlPr>
+        </m:oMathPr>
         <m:r>
           <m:rPr>
             <m:sty m:val="p"/>
@@ -22379,8 +23599,8 @@
         <w:t xml:space="preserve">的空间构型分别是什么？为什么同一中心离子配位数相同但构型不同？</w:t>
       </w:r>
     </w:p>
-    <w:bookmarkEnd w:id="79"/>
-    <w:bookmarkStart w:id="80" w:name="提高训练"/>
+    <w:bookmarkEnd w:id="88"/>
+    <w:bookmarkStart w:id="89" w:name="提高训练"/>
     <w:p>
       <w:pPr>
         <w:pStyle w:val="Heading3"/>
@@ -22412,6 +23632,14 @@
         <w:t xml:space="preserve"> </w:t>
       </w:r>
       <m:oMath>
+        <m:oMathPr>
+          <m:ctrlPr>
+            <w:rPr>
+              <w:sz w:val="28"/>
+              <w:szCs w:val="28"/>
+            </w:rPr>
+          </m:ctrlPr>
+        </m:oMathPr>
         <m:r>
           <m:rPr>
             <m:sty m:val="p"/>
@@ -22519,6 +23747,14 @@
         <w:t xml:space="preserve">B.M.，</w:t>
       </w:r>
       <m:oMath>
+        <m:oMathPr>
+          <m:ctrlPr>
+            <w:rPr>
+              <w:sz w:val="28"/>
+              <w:szCs w:val="28"/>
+            </w:rPr>
+          </m:ctrlPr>
+        </m:oMathPr>
         <m:r>
           <m:rPr>
             <m:sty m:val="p"/>
@@ -22655,6 +23891,14 @@
         <w:t xml:space="preserve">（1）</w:t>
       </w:r>
       <m:oMath>
+        <m:oMathPr>
+          <m:ctrlPr>
+            <w:rPr>
+              <w:sz w:val="28"/>
+              <w:szCs w:val="28"/>
+            </w:rPr>
+          </m:ctrlPr>
+        </m:oMathPr>
         <m:r>
           <m:rPr>
             <m:sty m:val="p"/>
@@ -22726,6 +23970,14 @@
         <w:t xml:space="preserve">（2）</w:t>
       </w:r>
       <m:oMath>
+        <m:oMathPr>
+          <m:ctrlPr>
+            <w:rPr>
+              <w:sz w:val="28"/>
+              <w:szCs w:val="28"/>
+            </w:rPr>
+          </m:ctrlPr>
+        </m:oMathPr>
         <m:r>
           <m:rPr>
             <m:sty m:val="p"/>
@@ -22809,6 +24061,14 @@
         <w:t xml:space="preserve">（3）</w:t>
       </w:r>
       <m:oMath>
+        <m:oMathPr>
+          <m:ctrlPr>
+            <w:rPr>
+              <w:sz w:val="28"/>
+              <w:szCs w:val="28"/>
+            </w:rPr>
+          </m:ctrlPr>
+        </m:oMathPr>
         <m:r>
           <m:rPr>
             <m:sty m:val="p"/>
@@ -22898,6 +24158,14 @@
         <w:t xml:space="preserve">（4）</w:t>
       </w:r>
       <m:oMath>
+        <m:oMathPr>
+          <m:ctrlPr>
+            <w:rPr>
+              <w:sz w:val="28"/>
+              <w:szCs w:val="28"/>
+            </w:rPr>
+          </m:ctrlPr>
+        </m:oMathPr>
         <m:r>
           <m:rPr>
             <m:sty m:val="p"/>
@@ -22995,6 +24263,14 @@
         <w:t xml:space="preserve">（1）</w:t>
       </w:r>
       <m:oMath>
+        <m:oMathPr>
+          <m:ctrlPr>
+            <w:rPr>
+              <w:sz w:val="28"/>
+              <w:szCs w:val="28"/>
+            </w:rPr>
+          </m:ctrlPr>
+        </m:oMathPr>
         <m:r>
           <m:rPr>
             <m:sty m:val="p"/>
@@ -23099,6 +24375,14 @@
         <w:t xml:space="preserve">（2）</w:t>
       </w:r>
       <m:oMath>
+        <m:oMathPr>
+          <m:ctrlPr>
+            <w:rPr>
+              <w:sz w:val="28"/>
+              <w:szCs w:val="28"/>
+            </w:rPr>
+          </m:ctrlPr>
+        </m:oMathPr>
         <m:r>
           <m:rPr>
             <m:sty m:val="p"/>
@@ -23212,6 +24496,14 @@
         <w:t xml:space="preserve">（3）</w:t>
       </w:r>
       <m:oMath>
+        <m:oMathPr>
+          <m:ctrlPr>
+            <w:rPr>
+              <w:sz w:val="28"/>
+              <w:szCs w:val="28"/>
+            </w:rPr>
+          </m:ctrlPr>
+        </m:oMathPr>
         <m:r>
           <m:rPr>
             <m:sty m:val="p"/>
@@ -23333,6 +24625,14 @@
         <w:t xml:space="preserve"> </w:t>
       </w:r>
       <m:oMath>
+        <m:oMathPr>
+          <m:ctrlPr>
+            <w:rPr>
+              <w:sz w:val="28"/>
+              <w:szCs w:val="28"/>
+            </w:rPr>
+          </m:ctrlPr>
+        </m:oMathPr>
         <m:r>
           <m:rPr>
             <m:sty m:val="p"/>
@@ -23440,8 +24740,8 @@
         <w:t xml:space="preserve">的所有几何异构体，并指出哪个有抗癌活性。</w:t>
       </w:r>
     </w:p>
-    <w:bookmarkEnd w:id="80"/>
-    <w:bookmarkStart w:id="81" w:name="挑战题"/>
+    <w:bookmarkEnd w:id="89"/>
+    <w:bookmarkStart w:id="90" w:name="挑战题"/>
     <w:p>
       <w:pPr>
         <w:pStyle w:val="Heading3"/>
@@ -23473,6 +24773,14 @@
         <w:t xml:space="preserve"> </w:t>
       </w:r>
       <m:oMath>
+        <m:oMathPr>
+          <m:ctrlPr>
+            <w:rPr>
+              <w:sz w:val="28"/>
+              <w:szCs w:val="28"/>
+            </w:rPr>
+          </m:ctrlPr>
+        </m:oMathPr>
         <m:r>
           <m:rPr>
             <m:sty m:val="p"/>
@@ -23710,6 +25018,14 @@
         <w:t xml:space="preserve"> </w:t>
       </w:r>
       <m:oMath>
+        <m:oMathPr>
+          <m:ctrlPr>
+            <w:rPr>
+              <w:sz w:val="28"/>
+              <w:szCs w:val="28"/>
+            </w:rPr>
+          </m:ctrlPr>
+        </m:oMathPr>
         <m:r>
           <m:rPr>
             <m:sty m:val="p"/>
@@ -23811,6 +25127,14 @@
         <w:t xml:space="preserve">（2）</w:t>
       </w:r>
       <m:oMath>
+        <m:oMathPr>
+          <m:ctrlPr>
+            <w:rPr>
+              <w:sz w:val="28"/>
+              <w:szCs w:val="28"/>
+            </w:rPr>
+          </m:ctrlPr>
+        </m:oMathPr>
         <m:r>
           <m:rPr>
             <m:sty m:val="p"/>
@@ -23930,6 +25254,14 @@
         <w:t xml:space="preserve"> </w:t>
       </w:r>
       <m:oMath>
+        <m:oMathPr>
+          <m:ctrlPr>
+            <w:rPr>
+              <w:sz w:val="28"/>
+              <w:szCs w:val="28"/>
+            </w:rPr>
+          </m:ctrlPr>
+        </m:oMathPr>
         <m:r>
           <m:rPr>
             <m:sty m:val="p"/>
@@ -24044,9 +25376,9 @@
         </w:pict>
       </w:r>
     </w:p>
-    <w:bookmarkEnd w:id="81"/>
-    <w:bookmarkEnd w:id="82"/>
-    <w:bookmarkStart w:id="83" w:name="七参考答案与提示"/>
+    <w:bookmarkEnd w:id="90"/>
+    <w:bookmarkEnd w:id="91"/>
+    <w:bookmarkStart w:id="92" w:name="七参考答案与提示"/>
     <w:p>
       <w:pPr>
         <w:pStyle w:val="Heading2"/>
@@ -24142,6 +25474,14 @@
         <w:t xml:space="preserve">（1）</w:t>
       </w:r>
       <m:oMath>
+        <m:oMathPr>
+          <m:ctrlPr>
+            <w:rPr>
+              <w:sz w:val="28"/>
+              <w:szCs w:val="28"/>
+            </w:rPr>
+          </m:ctrlPr>
+        </m:oMathPr>
         <m:sSub>
           <m:e>
             <m:r>
@@ -24231,6 +25571,14 @@
         <w:t xml:space="preserve">（2）</w:t>
       </w:r>
       <m:oMath>
+        <m:oMathPr>
+          <m:ctrlPr>
+            <w:rPr>
+              <w:sz w:val="28"/>
+              <w:szCs w:val="28"/>
+            </w:rPr>
+          </m:ctrlPr>
+        </m:oMathPr>
         <m:r>
           <m:rPr>
             <m:sty m:val="p"/>
@@ -24365,6 +25713,14 @@
         <w:t xml:space="preserve">（3）</w:t>
       </w:r>
       <m:oMath>
+        <m:oMathPr>
+          <m:ctrlPr>
+            <w:rPr>
+              <w:sz w:val="28"/>
+              <w:szCs w:val="28"/>
+            </w:rPr>
+          </m:ctrlPr>
+        </m:oMathPr>
         <m:r>
           <m:rPr>
             <m:sty m:val="p"/>
@@ -24495,6 +25851,14 @@
         </w:numPr>
       </w:pPr>
       <m:oMath>
+        <m:oMathPr>
+          <m:ctrlPr>
+            <w:rPr>
+              <w:sz w:val="28"/>
+              <w:szCs w:val="28"/>
+            </w:rPr>
+          </m:ctrlPr>
+        </m:oMathPr>
         <m:r>
           <m:rPr>
             <m:sty m:val="p"/>
@@ -24587,6 +25951,14 @@
         <w:t xml:space="preserve">平面正方形；</w:t>
       </w:r>
       <m:oMath>
+        <m:oMathPr>
+          <m:ctrlPr>
+            <w:rPr>
+              <w:sz w:val="28"/>
+              <w:szCs w:val="28"/>
+            </w:rPr>
+          </m:ctrlPr>
+        </m:oMathPr>
         <m:r>
           <m:rPr>
             <m:sty m:val="p"/>
@@ -24787,6 +26159,14 @@
         </w:numPr>
       </w:pPr>
       <m:oMath>
+        <m:oMathPr>
+          <m:ctrlPr>
+            <w:rPr>
+              <w:sz w:val="28"/>
+              <w:szCs w:val="28"/>
+            </w:rPr>
+          </m:ctrlPr>
+        </m:oMathPr>
         <m:r>
           <m:rPr>
             <m:sty m:val="p"/>
@@ -24903,6 +26283,14 @@
         <w:t xml:space="preserve"> </w:t>
       </w:r>
       <m:oMath>
+        <m:oMathPr>
+          <m:ctrlPr>
+            <w:rPr>
+              <w:sz w:val="28"/>
+              <w:szCs w:val="28"/>
+            </w:rPr>
+          </m:ctrlPr>
+        </m:oMathPr>
         <m:sSubSup>
           <m:e>
             <m:r>
@@ -24993,6 +26381,14 @@
         </w:numPr>
       </w:pPr>
       <m:oMath>
+        <m:oMathPr>
+          <m:ctrlPr>
+            <w:rPr>
+              <w:sz w:val="28"/>
+              <w:szCs w:val="28"/>
+            </w:rPr>
+          </m:ctrlPr>
+        </m:oMathPr>
         <m:r>
           <m:rPr>
             <m:sty m:val="p"/>
@@ -25097,6 +26493,14 @@
         <w:t xml:space="preserve"> </w:t>
       </w:r>
       <m:oMath>
+        <m:oMathPr>
+          <m:ctrlPr>
+            <w:rPr>
+              <w:sz w:val="28"/>
+              <w:szCs w:val="28"/>
+            </w:rPr>
+          </m:ctrlPr>
+        </m:oMathPr>
         <m:sSubSup>
           <m:e>
             <m:r>
@@ -25523,6 +26927,14 @@
         <w:t xml:space="preserve"> </w:t>
       </w:r>
       <m:oMath>
+        <m:oMathPr>
+          <m:ctrlPr>
+            <w:rPr>
+              <w:sz w:val="28"/>
+              <w:szCs w:val="28"/>
+            </w:rPr>
+          </m:ctrlPr>
+        </m:oMathPr>
         <m:sSubSup>
           <m:e>
             <m:r>
@@ -25592,6 +27004,14 @@
         <w:t xml:space="preserve"> </w:t>
       </w:r>
       <m:oMath>
+        <m:oMathPr>
+          <m:ctrlPr>
+            <w:rPr>
+              <w:sz w:val="28"/>
+              <w:szCs w:val="28"/>
+            </w:rPr>
+          </m:ctrlPr>
+        </m:oMathPr>
         <m:r>
           <m:t>3</m:t>
         </m:r>
@@ -25694,6 +27114,14 @@
         <w:t xml:space="preserve">：</w:t>
       </w:r>
       <m:oMath>
+        <m:oMathPr>
+          <m:ctrlPr>
+            <w:rPr>
+              <w:sz w:val="28"/>
+              <w:szCs w:val="28"/>
+            </w:rPr>
+          </m:ctrlPr>
+        </m:oMathPr>
         <m:r>
           <m:rPr>
             <m:sty m:val="p"/>
@@ -25867,6 +27295,14 @@
         <w:t xml:space="preserve"> </w:t>
       </w:r>
       <m:oMath>
+        <m:oMathPr>
+          <m:ctrlPr>
+            <w:rPr>
+              <w:sz w:val="28"/>
+              <w:szCs w:val="28"/>
+            </w:rPr>
+          </m:ctrlPr>
+        </m:oMathPr>
         <m:sSubSup>
           <m:e>
             <m:r>
@@ -25936,6 +27372,14 @@
         <w:t xml:space="preserve">（2）</w:t>
       </w:r>
       <m:oMath>
+        <m:oMathPr>
+          <m:ctrlPr>
+            <w:rPr>
+              <w:sz w:val="28"/>
+              <w:szCs w:val="28"/>
+            </w:rPr>
+          </m:ctrlPr>
+        </m:oMathPr>
         <m:r>
           <m:rPr>
             <m:sty m:val="p"/>
@@ -26267,6 +27711,14 @@
         <w:t xml:space="preserve">（1）</w:t>
       </w:r>
       <m:oMath>
+        <m:oMathPr>
+          <m:ctrlPr>
+            <w:rPr>
+              <w:sz w:val="28"/>
+              <w:szCs w:val="28"/>
+            </w:rPr>
+          </m:ctrlPr>
+        </m:oMathPr>
         <m:r>
           <m:rPr>
             <m:sty m:val="p"/>
@@ -26356,6 +27808,14 @@
         <w:t xml:space="preserve"> </w:t>
       </w:r>
       <m:oMath>
+        <m:oMathPr>
+          <m:ctrlPr>
+            <w:rPr>
+              <w:sz w:val="28"/>
+              <w:szCs w:val="28"/>
+            </w:rPr>
+          </m:ctrlPr>
+        </m:oMathPr>
         <m:r>
           <m:rPr>
             <m:sty m:val="p"/>
@@ -26457,6 +27917,14 @@
         <w:t xml:space="preserve">（2）</w:t>
       </w:r>
       <m:oMath>
+        <m:oMathPr>
+          <m:ctrlPr>
+            <w:rPr>
+              <w:sz w:val="28"/>
+              <w:szCs w:val="28"/>
+            </w:rPr>
+          </m:ctrlPr>
+        </m:oMathPr>
         <m:r>
           <m:rPr>
             <m:sty m:val="p"/>
@@ -26700,8 +28168,8 @@
         </w:pict>
       </w:r>
     </w:p>
-    <w:bookmarkEnd w:id="83"/>
-    <w:bookmarkStart w:id="84" w:name="八延伸阅读"/>
+    <w:bookmarkEnd w:id="92"/>
+    <w:bookmarkStart w:id="93" w:name="八延伸阅读"/>
     <w:p>
       <w:pPr>
         <w:pStyle w:val="Heading2"/>
@@ -26897,8 +28365,8 @@
         </w:pict>
       </w:r>
     </w:p>
-    <w:bookmarkEnd w:id="84"/>
-    <w:bookmarkEnd w:id="85"/>
+    <w:bookmarkEnd w:id="93"/>
+    <w:bookmarkEnd w:id="94"/>
     <w:sectPr>
       <w:footerReference w:type="default" r:id="rId9"/>
       <w:footnotePr>

--- a/06-学生侧材料/讲义/2026-06-23-配位化合物基础.docx
+++ b/06-学生侧材料/讲义/2026-06-23-配位化合物基础.docx
@@ -4674,8 +4674,14 @@
     </w:tbl>
     <w:p>
       <w:pPr>
-        <w:pStyle w:val="BlockText"/>
+        <w:pStyle w:val="BodyText"/>
       </w:pPr>
+      <w:r>
+        <w:t xml:space="preserve">⚠️</w:t>
+      </w:r>
+      <w:r>
+        <w:t xml:space="preserve"> </w:t>
+      </w:r>
       <w:r>
         <w:rPr>
           <w:rFonts w:hint="eastAsia" w:eastAsia="SimSun" w:ascii="Times New Roman" w:hAnsi="Times New Roman"/>
@@ -7620,8 +7626,14 @@
     </w:p>
     <w:p>
       <w:pPr>
-        <w:pStyle w:val="BlockText"/>
+        <w:pStyle w:val="BodyText"/>
       </w:pPr>
+      <w:r>
+        <w:t xml:space="preserve">⚠️</w:t>
+      </w:r>
+      <w:r>
+        <w:t xml:space="preserve"> </w:t>
+      </w:r>
       <w:r>
         <w:rPr>
           <w:rFonts w:hint="eastAsia" w:eastAsia="SimSun" w:ascii="Times New Roman" w:hAnsi="Times New Roman"/>
@@ -11052,8 +11064,14 @@
     </w:tbl>
     <w:p>
       <w:pPr>
-        <w:pStyle w:val="BlockText"/>
+        <w:pStyle w:val="BodyText"/>
       </w:pPr>
+      <w:r>
+        <w:t xml:space="preserve">⚠️</w:t>
+      </w:r>
+      <w:r>
+        <w:t xml:space="preserve"> </w:t>
+      </w:r>
       <w:r>
         <w:rPr>
           <w:rFonts w:hint="eastAsia" w:eastAsia="SimSun" w:ascii="Times New Roman" w:hAnsi="Times New Roman"/>
@@ -15336,8 +15354,15 @@
     </w:p>
     <w:p>
       <w:pPr>
-        <w:pStyle w:val="BlockText"/>
+        <w:pStyle w:val="BodyText"/>
       </w:pPr>
+      <w:r>
+        <w:rPr>
+          <w:b/>
+          <w:bCs/>
+        </w:rPr>
+        <w:t xml:space="preserve">💡 </w:t>
+      </w:r>
       <w:r>
         <w:rPr>
           <w:rFonts w:hint="eastAsia" w:eastAsia="SimSun" w:ascii="Times New Roman" w:hAnsi="Times New Roman"/>
@@ -15561,8 +15586,14 @@
     </w:p>
     <w:p>
       <w:pPr>
-        <w:pStyle w:val="BlockText"/>
+        <w:pStyle w:val="FirstParagraph"/>
       </w:pPr>
+      <w:r>
+        <w:t xml:space="preserve">⚠️</w:t>
+      </w:r>
+      <w:r>
+        <w:t xml:space="preserve"> </w:t>
+      </w:r>
       <w:r>
         <w:rPr>
           <w:rFonts w:hint="eastAsia" w:eastAsia="SimSun" w:ascii="Times New Roman" w:hAnsi="Times New Roman"/>
@@ -15754,8 +15785,14 @@
     </w:p>
     <w:p>
       <w:pPr>
-        <w:pStyle w:val="BlockText"/>
+        <w:pStyle w:val="FirstParagraph"/>
       </w:pPr>
+      <w:r>
+        <w:t xml:space="preserve">⚠️</w:t>
+      </w:r>
+      <w:r>
+        <w:t xml:space="preserve"> </w:t>
+      </w:r>
       <w:r>
         <w:rPr>
           <w:rFonts w:hint="eastAsia" w:eastAsia="SimSun" w:ascii="Times New Roman" w:hAnsi="Times New Roman"/>
@@ -15860,8 +15897,14 @@
     </w:p>
     <w:p>
       <w:pPr>
-        <w:pStyle w:val="BlockText"/>
+        <w:pStyle w:val="FirstParagraph"/>
       </w:pPr>
+      <w:r>
+        <w:t xml:space="preserve">⚠️</w:t>
+      </w:r>
+      <w:r>
+        <w:t xml:space="preserve"> </w:t>
+      </w:r>
       <w:r>
         <w:rPr>
           <w:rFonts w:hint="eastAsia" w:eastAsia="SimSun" w:ascii="Times New Roman" w:hAnsi="Times New Roman"/>
@@ -15916,8 +15959,14 @@
     </w:p>
     <w:p>
       <w:pPr>
-        <w:pStyle w:val="BlockText"/>
+        <w:pStyle w:val="FirstParagraph"/>
       </w:pPr>
+      <w:r>
+        <w:t xml:space="preserve">⚠️</w:t>
+      </w:r>
+      <w:r>
+        <w:t xml:space="preserve"> </w:t>
+      </w:r>
       <w:r>
         <w:rPr>
           <w:rFonts w:hint="eastAsia" w:eastAsia="SimSun" w:ascii="Times New Roman" w:hAnsi="Times New Roman"/>

--- a/06-学生侧材料/讲义/2026-06-23-配位化合物基础.docx
+++ b/06-学生侧材料/讲义/2026-06-23-配位化合物基础.docx
@@ -4677,9 +4677,15 @@
         <w:pStyle w:val="BodyText"/>
       </w:pPr>
       <w:r>
+        <w:rPr>
+          <w:color w:val="1E40AF"/>
+        </w:rPr>
         <w:t xml:space="preserve">⚠️</w:t>
       </w:r>
       <w:r>
+        <w:rPr>
+          <w:color w:val="1E40AF"/>
+        </w:rPr>
         <w:t xml:space="preserve"> </w:t>
       </w:r>
       <w:r>
@@ -4687,48 +4693,66 @@
           <w:rFonts w:hint="eastAsia" w:eastAsia="SimSun" w:ascii="Times New Roman" w:hAnsi="Times New Roman"/>
           <w:b/>
           <w:bCs/>
+          <w:color w:val="1E40AF"/>
         </w:rPr>
         <w:t xml:space="preserve">关键对比</w:t>
       </w:r>
       <w:r>
         <w:rPr>
           <w:rFonts w:hint="eastAsia" w:eastAsia="SimSun" w:ascii="Times New Roman" w:hAnsi="Times New Roman"/>
+          <w:color w:val="1E40AF"/>
         </w:rPr>
         <w:t xml:space="preserve">：配位数相同时，杂化类型可以不同</w:t>
       </w:r>
       <w:r>
+        <w:rPr>
+          <w:color w:val="1E40AF"/>
+        </w:rPr>
         <w:t xml:space="preserve"> → </w:t>
       </w:r>
       <w:r>
         <w:rPr>
           <w:rFonts w:hint="eastAsia" w:eastAsia="SimSun" w:ascii="Times New Roman" w:hAnsi="Times New Roman"/>
+          <w:color w:val="1E40AF"/>
         </w:rPr>
         <w:t xml:space="preserve">空间构型不同。如</w:t>
       </w:r>
       <w:r>
+        <w:rPr>
+          <w:color w:val="1E40AF"/>
+        </w:rPr>
         <w:t xml:space="preserve"> Ni²⁺ </w:t>
       </w:r>
       <w:r>
         <w:rPr>
           <w:rFonts w:hint="eastAsia" w:eastAsia="SimSun" w:ascii="Times New Roman" w:hAnsi="Times New Roman"/>
+          <w:color w:val="1E40AF"/>
         </w:rPr>
         <w:t xml:space="preserve">与</w:t>
       </w:r>
       <w:r>
+        <w:rPr>
+          <w:color w:val="1E40AF"/>
+        </w:rPr>
         <w:t xml:space="preserve"> NH₃ </w:t>
       </w:r>
       <w:r>
         <w:rPr>
           <w:rFonts w:hint="eastAsia" w:eastAsia="SimSun" w:ascii="Times New Roman" w:hAnsi="Times New Roman"/>
+          <w:color w:val="1E40AF"/>
         </w:rPr>
         <w:t xml:space="preserve">形成四面体（sp³），与</w:t>
       </w:r>
       <w:r>
+        <w:rPr>
+          <w:color w:val="1E40AF"/>
+        </w:rPr>
         <w:t xml:space="preserve"> CN⁻ </w:t>
       </w:r>
       <w:r>
         <w:rPr>
           <w:rFonts w:hint="eastAsia" w:eastAsia="SimSun" w:ascii="Times New Roman" w:hAnsi="Times New Roman"/>
+          <w:color w:val="1E40AF"/>
         </w:rPr>
         <w:t xml:space="preserve">形成平面正方形（dsp²）。</w:t>
       </w:r>
@@ -5618,7 +5642,7 @@
         </w:rPr>
         <w:drawing>
           <wp:inline>
-            <wp:extent cx="5334000" cy="1677563"/>
+            <wp:extent cx="4680000" cy="1471877"/>
             <wp:effectExtent b="0" l="0" r="0" t="0"/>
             <wp:docPr descr="FeF₆³⁻ 外轨型 sp³d² 杂化" title="" id="25" name="Picture"/>
             <a:graphic>
@@ -5639,7 +5663,7 @@
                   <pic:spPr bwMode="auto">
                     <a:xfrm>
                       <a:off x="0" y="0"/>
-                      <a:ext cx="5334000" cy="1677563"/>
+                      <a:ext cx="4680000" cy="1471877"/>
                     </a:xfrm>
                     <a:prstGeom prst="rect">
                       <a:avLst/>
@@ -5673,7 +5697,7 @@
         </w:rPr>
         <w:drawing>
           <wp:inline>
-            <wp:extent cx="5334000" cy="849726"/>
+            <wp:extent cx="4680000" cy="745541"/>
             <wp:effectExtent b="0" l="0" r="0" t="0"/>
             <wp:docPr descr="Fe(CN)₆³⁻ 内轨型 d²sp³ 杂化" title="" id="28" name="Picture"/>
             <a:graphic>
@@ -5694,7 +5718,7 @@
                   <pic:spPr bwMode="auto">
                     <a:xfrm>
                       <a:off x="0" y="0"/>
-                      <a:ext cx="5334000" cy="849726"/>
+                      <a:ext cx="4680000" cy="745541"/>
                     </a:xfrm>
                     <a:prstGeom prst="rect">
                       <a:avLst/>
@@ -7629,9 +7653,15 @@
         <w:pStyle w:val="BodyText"/>
       </w:pPr>
       <w:r>
+        <w:rPr>
+          <w:color w:val="1E40AF"/>
+        </w:rPr>
         <w:t xml:space="preserve">⚠️</w:t>
       </w:r>
       <w:r>
+        <w:rPr>
+          <w:color w:val="1E40AF"/>
+        </w:rPr>
         <w:t xml:space="preserve"> </w:t>
       </w:r>
       <w:r>
@@ -7639,12 +7669,14 @@
           <w:rFonts w:hint="eastAsia" w:eastAsia="SimSun" w:ascii="Times New Roman" w:hAnsi="Times New Roman"/>
           <w:b/>
           <w:bCs/>
+          <w:color w:val="1E40AF"/>
         </w:rPr>
         <w:t xml:space="preserve">例外</w:t>
       </w:r>
       <w:r>
         <w:rPr>
           <w:rFonts w:hint="eastAsia" w:eastAsia="SimSun" w:ascii="Times New Roman" w:hAnsi="Times New Roman"/>
+          <w:color w:val="1E40AF"/>
         </w:rPr>
         <w:t xml:space="preserve">：</w:t>
       </w:r>
@@ -7715,15 +7747,20 @@
       <w:r>
         <w:rPr>
           <w:rFonts w:hint="eastAsia" w:eastAsia="SimSun" w:ascii="Times New Roman" w:hAnsi="Times New Roman"/>
+          <w:color w:val="1E40AF"/>
         </w:rPr>
         <w:t xml:space="preserve">（17e⁻）不形成二聚体，因为配位数变为</w:t>
       </w:r>
       <w:r>
+        <w:rPr>
+          <w:color w:val="1E40AF"/>
+        </w:rPr>
         <w:t xml:space="preserve"> 7 </w:t>
       </w:r>
       <w:r>
         <w:rPr>
           <w:rFonts w:hint="eastAsia" w:eastAsia="SimSun" w:ascii="Times New Roman" w:hAnsi="Times New Roman"/>
+          <w:color w:val="1E40AF"/>
         </w:rPr>
         <w:t xml:space="preserve">时空阻太大。</w:t>
       </w:r>
@@ -7900,7 +7937,7 @@
         </w:rPr>
         <w:drawing>
           <wp:inline>
-            <wp:extent cx="5334000" cy="2450756"/>
+            <wp:extent cx="4680000" cy="2150269"/>
             <wp:effectExtent b="0" l="0" r="0" t="0"/>
             <wp:docPr descr="" title="" id="37" name="Picture"/>
             <a:graphic>
@@ -7921,7 +7958,7 @@
                   <pic:spPr bwMode="auto">
                     <a:xfrm>
                       <a:off x="0" y="0"/>
-                      <a:ext cx="5334000" cy="2450756"/>
+                      <a:ext cx="4680000" cy="2150269"/>
                     </a:xfrm>
                     <a:prstGeom prst="rect">
                       <a:avLst/>
@@ -8446,6 +8483,12 @@
                 </m:sub>
               </m:sSub>
             </m:oMath>
+            <w:r>
+              <w:rPr>
+                <w:rFonts w:ascii="Times New Roman" w:hAnsi="Times New Roman" w:eastAsia="SimSun"/>
+              </w:rPr>
+              <w:t xml:space="preserve">​</w:t>
+            </w:r>
           </w:p>
         </w:tc>
         <w:tc>
@@ -8496,6 +8539,12 @@
                 <m:t>q</m:t>
               </m:r>
             </m:oMath>
+            <w:r>
+              <w:rPr>
+                <w:rFonts w:ascii="Times New Roman" w:hAnsi="Times New Roman" w:eastAsia="SimSun"/>
+              </w:rPr>
+              <w:t xml:space="preserve">​</w:t>
+            </w:r>
           </w:p>
         </w:tc>
       </w:tr>
@@ -8634,6 +8683,12 @@
                 </m:sub>
               </m:sSub>
             </m:oMath>
+            <w:r>
+              <w:rPr>
+                <w:rFonts w:ascii="Times New Roman" w:hAnsi="Times New Roman" w:eastAsia="SimSun"/>
+              </w:rPr>
+              <w:t xml:space="preserve">​</w:t>
+            </w:r>
           </w:p>
         </w:tc>
         <w:tc>
@@ -8684,6 +8739,12 @@
                 <m:t>q</m:t>
               </m:r>
             </m:oMath>
+            <w:r>
+              <w:rPr>
+                <w:rFonts w:ascii="Times New Roman" w:hAnsi="Times New Roman" w:eastAsia="SimSun"/>
+              </w:rPr>
+              <w:t xml:space="preserve">​</w:t>
+            </w:r>
           </w:p>
         </w:tc>
       </w:tr>
@@ -9079,6 +9140,12 @@
                 <m:t>q</m:t>
               </m:r>
             </m:oMath>
+            <w:r>
+              <w:rPr>
+                <w:rFonts w:ascii="Times New Roman" w:hAnsi="Times New Roman" w:eastAsia="SimSun"/>
+              </w:rPr>
+              <w:t xml:space="preserve">​</w:t>
+            </w:r>
           </w:p>
         </w:tc>
         <w:tc>
@@ -9270,6 +9337,12 @@
                 </m:sub>
               </m:sSub>
             </m:oMath>
+            <w:r>
+              <w:rPr>
+                <w:rFonts w:ascii="Times New Roman" w:hAnsi="Times New Roman" w:eastAsia="SimSun"/>
+              </w:rPr>
+              <w:t xml:space="preserve">​</w:t>
+            </w:r>
           </w:p>
         </w:tc>
       </w:tr>
@@ -9373,6 +9446,12 @@
                 <m:t>q</m:t>
               </m:r>
             </m:oMath>
+            <w:r>
+              <w:rPr>
+                <w:rFonts w:ascii="Times New Roman" w:hAnsi="Times New Roman" w:eastAsia="SimSun"/>
+              </w:rPr>
+              <w:t xml:space="preserve">​</w:t>
+            </w:r>
           </w:p>
         </w:tc>
         <w:tc>
@@ -9564,6 +9643,12 @@
                 </m:sub>
               </m:sSub>
             </m:oMath>
+            <w:r>
+              <w:rPr>
+                <w:rFonts w:ascii="Times New Roman" w:hAnsi="Times New Roman" w:eastAsia="SimSun"/>
+              </w:rPr>
+              <w:t xml:space="preserve">​</w:t>
+            </w:r>
           </w:p>
         </w:tc>
       </w:tr>
@@ -9581,7 +9666,7 @@
         </w:rPr>
         <w:drawing>
           <wp:inline>
-            <wp:extent cx="5334000" cy="2248712"/>
+            <wp:extent cx="4680000" cy="1972998"/>
             <wp:effectExtent b="0" l="0" r="0" t="0"/>
             <wp:docPr descr="" title="" id="44" name="Picture"/>
             <a:graphic>
@@ -9602,7 +9687,7 @@
                   <pic:spPr bwMode="auto">
                     <a:xfrm>
                       <a:off x="0" y="0"/>
-                      <a:ext cx="5334000" cy="2248712"/>
+                      <a:ext cx="4680000" cy="1972998"/>
                     </a:xfrm>
                     <a:prstGeom prst="rect">
                       <a:avLst/>
@@ -10697,7 +10782,7 @@
         </w:rPr>
         <w:drawing>
           <wp:inline>
-            <wp:extent cx="5334000" cy="1779938"/>
+            <wp:extent cx="4680000" cy="1561700"/>
             <wp:effectExtent b="0" l="0" r="0" t="0"/>
             <wp:docPr descr="" title="" id="48" name="Picture"/>
             <a:graphic>
@@ -10718,7 +10803,7 @@
                   <pic:spPr bwMode="auto">
                     <a:xfrm>
                       <a:off x="0" y="0"/>
-                      <a:ext cx="5334000" cy="1779938"/>
+                      <a:ext cx="4680000" cy="1561700"/>
                     </a:xfrm>
                     <a:prstGeom prst="rect">
                       <a:avLst/>
@@ -11067,9 +11152,15 @@
         <w:pStyle w:val="BodyText"/>
       </w:pPr>
       <w:r>
+        <w:rPr>
+          <w:color w:val="1E40AF"/>
+        </w:rPr>
         <w:t xml:space="preserve">⚠️</w:t>
       </w:r>
       <w:r>
+        <w:rPr>
+          <w:color w:val="1E40AF"/>
+        </w:rPr>
         <w:t xml:space="preserve"> </w:t>
       </w:r>
       <w:r>
@@ -11077,12 +11168,14 @@
           <w:rFonts w:hint="eastAsia" w:eastAsia="SimSun" w:ascii="Times New Roman" w:hAnsi="Times New Roman"/>
           <w:b/>
           <w:bCs/>
+          <w:color w:val="1E40AF"/>
         </w:rPr>
         <w:t xml:space="preserve">注意</w:t>
       </w:r>
       <w:r>
         <w:rPr>
           <w:rFonts w:hint="eastAsia" w:eastAsia="SimSun" w:ascii="Times New Roman" w:hAnsi="Times New Roman"/>
+          <w:color w:val="1E40AF"/>
         </w:rPr>
         <w:t xml:space="preserve">：</w:t>
       </w:r>
@@ -11131,15 +11224,22 @@
         </m:sSup>
       </m:oMath>
       <w:r>
-        <w:t xml:space="preserve"> </w:t>
-      </w:r>
-      <w:r>
-        <w:rPr>
-          <w:rFonts w:hint="eastAsia" w:eastAsia="SimSun" w:ascii="Times New Roman" w:hAnsi="Times New Roman"/>
+        <w:rPr>
+          <w:color w:val="1E40AF"/>
+        </w:rPr>
+        <w:t xml:space="preserve"> </w:t>
+      </w:r>
+      <w:r>
+        <w:rPr>
+          <w:rFonts w:hint="eastAsia" w:eastAsia="SimSun" w:ascii="Times New Roman" w:hAnsi="Times New Roman"/>
+          <w:color w:val="1E40AF"/>
         </w:rPr>
         <w:t xml:space="preserve">和</w:t>
       </w:r>
       <w:r>
+        <w:rPr>
+          <w:color w:val="1E40AF"/>
+        </w:rPr>
         <w:t xml:space="preserve"> </w:t>
       </w:r>
       <m:oMath>
@@ -11195,11 +11295,15 @@
         </m:sSup>
       </m:oMath>
       <w:r>
-        <w:t xml:space="preserve"> </w:t>
-      </w:r>
-      <w:r>
-        <w:rPr>
-          <w:rFonts w:hint="eastAsia" w:eastAsia="SimSun" w:ascii="Times New Roman" w:hAnsi="Times New Roman"/>
+        <w:rPr>
+          <w:color w:val="1E40AF"/>
+        </w:rPr>
+        <w:t xml:space="preserve"> </w:t>
+      </w:r>
+      <w:r>
+        <w:rPr>
+          <w:rFonts w:hint="eastAsia" w:eastAsia="SimSun" w:ascii="Times New Roman" w:hAnsi="Times New Roman"/>
+          <w:color w:val="1E40AF"/>
         </w:rPr>
         <w:t xml:space="preserve">只有一种排布方式，无高/低自旋之分。</w:t>
       </w:r>
@@ -12142,7 +12246,7 @@
         </w:rPr>
         <w:drawing>
           <wp:inline>
-            <wp:extent cx="5334000" cy="5567296"/>
+            <wp:extent cx="4680000" cy="4884691"/>
             <wp:effectExtent b="0" l="0" r="0" t="0"/>
             <wp:docPr descr="" title="" id="52" name="Picture"/>
             <a:graphic>
@@ -12163,7 +12267,7 @@
                   <pic:spPr bwMode="auto">
                     <a:xfrm>
                       <a:off x="0" y="0"/>
-                      <a:ext cx="5334000" cy="5567296"/>
+                      <a:ext cx="4680000" cy="4884691"/>
                     </a:xfrm>
                     <a:prstGeom prst="rect">
                       <a:avLst/>
@@ -15360,6 +15464,7 @@
         <w:rPr>
           <w:b/>
           <w:bCs/>
+          <w:color w:val="1E40AF"/>
         </w:rPr>
         <w:t xml:space="preserve">💡 </w:t>
       </w:r>
@@ -15368,21 +15473,27 @@
           <w:rFonts w:hint="eastAsia" w:eastAsia="SimSun" w:ascii="Times New Roman" w:hAnsi="Times New Roman"/>
           <w:b/>
           <w:bCs/>
+          <w:color w:val="1E40AF"/>
         </w:rPr>
         <w:t xml:space="preserve">判断技巧</w:t>
       </w:r>
       <w:r>
         <w:rPr>
           <w:rFonts w:hint="eastAsia" w:eastAsia="SimSun" w:ascii="Times New Roman" w:hAnsi="Times New Roman"/>
+          <w:color w:val="1E40AF"/>
         </w:rPr>
         <w:t xml:space="preserve">：若配合物存在对称面或对称中心</w:t>
       </w:r>
       <w:r>
+        <w:rPr>
+          <w:color w:val="1E40AF"/>
+        </w:rPr>
         <w:t xml:space="preserve"> → </w:t>
       </w:r>
       <w:r>
         <w:rPr>
           <w:rFonts w:hint="eastAsia" w:eastAsia="SimSun" w:ascii="Times New Roman" w:hAnsi="Times New Roman"/>
+          <w:color w:val="1E40AF"/>
         </w:rPr>
         <w:t xml:space="preserve">无光学异构。</w:t>
       </w:r>
@@ -15505,20 +15616,28 @@
         </m:r>
       </m:oMath>
       <w:r>
-        <w:t xml:space="preserve"> </w:t>
-      </w:r>
-      <w:r>
-        <w:rPr>
-          <w:rFonts w:hint="eastAsia" w:eastAsia="SimSun" w:ascii="Times New Roman" w:hAnsi="Times New Roman"/>
+        <w:rPr>
+          <w:color w:val="1E40AF"/>
+        </w:rPr>
+        <w:t xml:space="preserve"> </w:t>
+      </w:r>
+      <w:r>
+        <w:rPr>
+          <w:rFonts w:hint="eastAsia" w:eastAsia="SimSun" w:ascii="Times New Roman" w:hAnsi="Times New Roman"/>
+          <w:color w:val="1E40AF"/>
         </w:rPr>
         <w:t xml:space="preserve">有对称面</w:t>
       </w:r>
       <w:r>
+        <w:rPr>
+          <w:color w:val="1E40AF"/>
+        </w:rPr>
         <w:t xml:space="preserve"> → </w:t>
       </w:r>
       <w:r>
         <w:rPr>
           <w:rFonts w:hint="eastAsia" w:eastAsia="SimSun" w:ascii="Times New Roman" w:hAnsi="Times New Roman"/>
+          <w:color w:val="1E40AF"/>
         </w:rPr>
         <w:t xml:space="preserve">无光学异构；</w:t>
       </w:r>
@@ -15549,20 +15668,28 @@
         </m:r>
       </m:oMath>
       <w:r>
-        <w:t xml:space="preserve"> </w:t>
-      </w:r>
-      <w:r>
-        <w:rPr>
-          <w:rFonts w:hint="eastAsia" w:eastAsia="SimSun" w:ascii="Times New Roman" w:hAnsi="Times New Roman"/>
+        <w:rPr>
+          <w:color w:val="1E40AF"/>
+        </w:rPr>
+        <w:t xml:space="preserve"> </w:t>
+      </w:r>
+      <w:r>
+        <w:rPr>
+          <w:rFonts w:hint="eastAsia" w:eastAsia="SimSun" w:ascii="Times New Roman" w:hAnsi="Times New Roman"/>
+          <w:color w:val="1E40AF"/>
         </w:rPr>
         <w:t xml:space="preserve">无对称面</w:t>
       </w:r>
       <w:r>
+        <w:rPr>
+          <w:color w:val="1E40AF"/>
+        </w:rPr>
         <w:t xml:space="preserve"> → </w:t>
       </w:r>
       <w:r>
         <w:rPr>
           <w:rFonts w:hint="eastAsia" w:eastAsia="SimSun" w:ascii="Times New Roman" w:hAnsi="Times New Roman"/>
+          <w:color w:val="1E40AF"/>
         </w:rPr>
         <w:t xml:space="preserve">有光学异构。</w:t>
       </w:r>
@@ -15589,9 +15716,15 @@
         <w:pStyle w:val="FirstParagraph"/>
       </w:pPr>
       <w:r>
+        <w:rPr>
+          <w:color w:val="1E40AF"/>
+        </w:rPr>
         <w:t xml:space="preserve">⚠️</w:t>
       </w:r>
       <w:r>
+        <w:rPr>
+          <w:color w:val="1E40AF"/>
+        </w:rPr>
         <w:t xml:space="preserve"> </w:t>
       </w:r>
       <w:r>
@@ -15599,6 +15732,7 @@
           <w:rFonts w:hint="eastAsia" w:eastAsia="SimSun" w:ascii="Times New Roman" w:hAnsi="Times New Roman"/>
           <w:b/>
           <w:bCs/>
+          <w:color w:val="1E40AF"/>
         </w:rPr>
         <w:t xml:space="preserve">误区</w:t>
       </w:r>
@@ -15606,28 +15740,35 @@
         <w:rPr>
           <w:b/>
           <w:bCs/>
+          <w:color w:val="1E40AF"/>
         </w:rPr>
         <w:t xml:space="preserve"> 1</w:t>
       </w:r>
       <w:r>
         <w:rPr>
           <w:rFonts w:hint="eastAsia" w:eastAsia="SimSun" w:ascii="Times New Roman" w:hAnsi="Times New Roman"/>
+          <w:color w:val="1E40AF"/>
         </w:rPr>
         <w:t xml:space="preserve">：</w:t>
       </w:r>
       <w:r>
         <w:rPr>
           <w:rFonts w:hint="eastAsia" w:eastAsia="SimSun" w:ascii="Times New Roman" w:hAnsi="Times New Roman"/>
+          <w:color w:val="1E40AF"/>
         </w:rPr>
         <w:t xml:space="preserve">“配合物一定有外界”</w:t>
       </w:r>
       <w:r>
         <w:rPr>
           <w:rFonts w:hint="eastAsia" w:eastAsia="SimSun" w:ascii="Times New Roman" w:hAnsi="Times New Roman"/>
+          <w:color w:val="1E40AF"/>
         </w:rPr>
         <w:t xml:space="preserve">——实际上</w:t>
       </w:r>
       <w:r>
+        <w:rPr>
+          <w:color w:val="1E40AF"/>
+        </w:rPr>
         <w:t xml:space="preserve"> </w:t>
       </w:r>
       <m:oMath>
@@ -15701,6 +15842,9 @@
         </m:r>
       </m:oMath>
       <w:r>
+        <w:rPr>
+          <w:color w:val="1E40AF"/>
+        </w:rPr>
         <w:t xml:space="preserve">、</w:t>
       </w:r>
       <m:oMath>
@@ -15774,11 +15918,15 @@
         </m:r>
       </m:oMath>
       <w:r>
-        <w:t xml:space="preserve"> </w:t>
-      </w:r>
-      <w:r>
-        <w:rPr>
-          <w:rFonts w:hint="eastAsia" w:eastAsia="SimSun" w:ascii="Times New Roman" w:hAnsi="Times New Roman"/>
+        <w:rPr>
+          <w:color w:val="1E40AF"/>
+        </w:rPr>
+        <w:t xml:space="preserve"> </w:t>
+      </w:r>
+      <w:r>
+        <w:rPr>
+          <w:rFonts w:hint="eastAsia" w:eastAsia="SimSun" w:ascii="Times New Roman" w:hAnsi="Times New Roman"/>
+          <w:color w:val="1E40AF"/>
         </w:rPr>
         <w:t xml:space="preserve">等中性配合物只有内界，没有外界。</w:t>
       </w:r>
@@ -15788,9 +15936,15 @@
         <w:pStyle w:val="FirstParagraph"/>
       </w:pPr>
       <w:r>
+        <w:rPr>
+          <w:color w:val="1E40AF"/>
+        </w:rPr>
         <w:t xml:space="preserve">⚠️</w:t>
       </w:r>
       <w:r>
+        <w:rPr>
+          <w:color w:val="1E40AF"/>
+        </w:rPr>
         <w:t xml:space="preserve"> </w:t>
       </w:r>
       <w:r>
@@ -15798,6 +15952,7 @@
           <w:rFonts w:hint="eastAsia" w:eastAsia="SimSun" w:ascii="Times New Roman" w:hAnsi="Times New Roman"/>
           <w:b/>
           <w:bCs/>
+          <w:color w:val="1E40AF"/>
         </w:rPr>
         <w:t xml:space="preserve">误区</w:t>
       </w:r>
@@ -15805,22 +15960,28 @@
         <w:rPr>
           <w:b/>
           <w:bCs/>
+          <w:color w:val="1E40AF"/>
         </w:rPr>
         <w:t xml:space="preserve"> 2</w:t>
       </w:r>
       <w:r>
         <w:rPr>
           <w:rFonts w:hint="eastAsia" w:eastAsia="SimSun" w:ascii="Times New Roman" w:hAnsi="Times New Roman"/>
+          <w:color w:val="1E40AF"/>
         </w:rPr>
         <w:t xml:space="preserve">：</w:t>
       </w:r>
       <w:r>
         <w:rPr>
           <w:rFonts w:hint="eastAsia" w:eastAsia="SimSun" w:ascii="Times New Roman" w:hAnsi="Times New Roman"/>
+          <w:color w:val="1E40AF"/>
         </w:rPr>
         <w:t xml:space="preserve">“内轨型配合物一定有磁性变化”</w:t>
       </w:r>
       <w:r>
+        <w:rPr>
+          <w:color w:val="1E40AF"/>
+        </w:rPr>
         <w:t xml:space="preserve">——</w:t>
       </w:r>
       <m:oMath>
@@ -15868,29 +16029,41 @@
         </m:sSup>
       </m:oMath>
       <w:r>
-        <w:t xml:space="preserve"> </w:t>
-      </w:r>
-      <w:r>
-        <w:rPr>
-          <w:rFonts w:hint="eastAsia" w:eastAsia="SimSun" w:ascii="Times New Roman" w:hAnsi="Times New Roman"/>
+        <w:rPr>
+          <w:color w:val="1E40AF"/>
+        </w:rPr>
+        <w:t xml:space="preserve"> </w:t>
+      </w:r>
+      <w:r>
+        <w:rPr>
+          <w:rFonts w:hint="eastAsia" w:eastAsia="SimSun" w:ascii="Times New Roman" w:hAnsi="Times New Roman"/>
+          <w:color w:val="1E40AF"/>
         </w:rPr>
         <w:t xml:space="preserve">构型本身有空的</w:t>
       </w:r>
       <w:r>
+        <w:rPr>
+          <w:color w:val="1E40AF"/>
+        </w:rPr>
         <w:t xml:space="preserve"> d </w:t>
       </w:r>
       <w:r>
         <w:rPr>
           <w:rFonts w:hint="eastAsia" w:eastAsia="SimSun" w:ascii="Times New Roman" w:hAnsi="Times New Roman"/>
+          <w:color w:val="1E40AF"/>
         </w:rPr>
         <w:t xml:space="preserve">轨道，形成内轨型配合物时</w:t>
       </w:r>
       <w:r>
+        <w:rPr>
+          <w:color w:val="1E40AF"/>
+        </w:rPr>
         <w:t xml:space="preserve"> d </w:t>
       </w:r>
       <w:r>
         <w:rPr>
           <w:rFonts w:hint="eastAsia" w:eastAsia="SimSun" w:ascii="Times New Roman" w:hAnsi="Times New Roman"/>
+          <w:color w:val="1E40AF"/>
         </w:rPr>
         <w:t xml:space="preserve">电子排布不变，磁性不变。</w:t>
       </w:r>
@@ -15900,9 +16073,15 @@
         <w:pStyle w:val="FirstParagraph"/>
       </w:pPr>
       <w:r>
+        <w:rPr>
+          <w:color w:val="1E40AF"/>
+        </w:rPr>
         <w:t xml:space="preserve">⚠️</w:t>
       </w:r>
       <w:r>
+        <w:rPr>
+          <w:color w:val="1E40AF"/>
+        </w:rPr>
         <w:t xml:space="preserve"> </w:t>
       </w:r>
       <w:r>
@@ -15910,6 +16089,7 @@
           <w:rFonts w:hint="eastAsia" w:eastAsia="SimSun" w:ascii="Times New Roman" w:hAnsi="Times New Roman"/>
           <w:b/>
           <w:bCs/>
+          <w:color w:val="1E40AF"/>
         </w:rPr>
         <w:t xml:space="preserve">误区</w:t>
       </w:r>
@@ -15917,42 +16097,54 @@
         <w:rPr>
           <w:b/>
           <w:bCs/>
+          <w:color w:val="1E40AF"/>
         </w:rPr>
         <w:t xml:space="preserve"> 3</w:t>
       </w:r>
       <w:r>
         <w:rPr>
           <w:rFonts w:hint="eastAsia" w:eastAsia="SimSun" w:ascii="Times New Roman" w:hAnsi="Times New Roman"/>
+          <w:color w:val="1E40AF"/>
         </w:rPr>
         <w:t xml:space="preserve">：</w:t>
       </w:r>
       <w:r>
         <w:rPr>
           <w:rFonts w:hint="eastAsia" w:eastAsia="SimSun" w:ascii="Times New Roman" w:hAnsi="Times New Roman"/>
+          <w:color w:val="1E40AF"/>
         </w:rPr>
         <w:t xml:space="preserve">“高自旋</w:t>
       </w:r>
       <w:r>
+        <w:rPr>
+          <w:color w:val="1E40AF"/>
+        </w:rPr>
         <w:t xml:space="preserve"> = </w:t>
       </w:r>
       <w:r>
         <w:rPr>
           <w:rFonts w:hint="eastAsia" w:eastAsia="SimSun" w:ascii="Times New Roman" w:hAnsi="Times New Roman"/>
+          <w:color w:val="1E40AF"/>
         </w:rPr>
         <w:t xml:space="preserve">外轨型，低自旋</w:t>
       </w:r>
       <w:r>
+        <w:rPr>
+          <w:color w:val="1E40AF"/>
+        </w:rPr>
         <w:t xml:space="preserve"> = </w:t>
       </w:r>
       <w:r>
         <w:rPr>
           <w:rFonts w:hint="eastAsia" w:eastAsia="SimSun" w:ascii="Times New Roman" w:hAnsi="Times New Roman"/>
+          <w:color w:val="1E40AF"/>
         </w:rPr>
         <w:t xml:space="preserve">内轨型，两者等同”</w:t>
       </w:r>
       <w:r>
         <w:rPr>
           <w:rFonts w:hint="eastAsia" w:eastAsia="SimSun" w:ascii="Times New Roman" w:hAnsi="Times New Roman"/>
+          <w:color w:val="1E40AF"/>
         </w:rPr>
         <w:t xml:space="preserve">——方向对但不完全等同。内/外轨型来自价键理论，高/低自旋来自晶体场理论。两者对同一现象的表述角度不同，但多数情况下对应。</w:t>
       </w:r>
@@ -15962,9 +16154,15 @@
         <w:pStyle w:val="FirstParagraph"/>
       </w:pPr>
       <w:r>
+        <w:rPr>
+          <w:color w:val="1E40AF"/>
+        </w:rPr>
         <w:t xml:space="preserve">⚠️</w:t>
       </w:r>
       <w:r>
+        <w:rPr>
+          <w:color w:val="1E40AF"/>
+        </w:rPr>
         <w:t xml:space="preserve"> </w:t>
       </w:r>
       <w:r>
@@ -15972,6 +16170,7 @@
           <w:rFonts w:hint="eastAsia" w:eastAsia="SimSun" w:ascii="Times New Roman" w:hAnsi="Times New Roman"/>
           <w:b/>
           <w:bCs/>
+          <w:color w:val="1E40AF"/>
         </w:rPr>
         <w:t xml:space="preserve">误区</w:t>
       </w:r>
@@ -15979,22 +16178,28 @@
         <w:rPr>
           <w:b/>
           <w:bCs/>
+          <w:color w:val="1E40AF"/>
         </w:rPr>
         <w:t xml:space="preserve"> 4</w:t>
       </w:r>
       <w:r>
         <w:rPr>
           <w:rFonts w:hint="eastAsia" w:eastAsia="SimSun" w:ascii="Times New Roman" w:hAnsi="Times New Roman"/>
+          <w:color w:val="1E40AF"/>
         </w:rPr>
         <w:t xml:space="preserve">：</w:t>
       </w:r>
       <w:r>
         <w:rPr>
           <w:rFonts w:hint="eastAsia" w:eastAsia="SimSun" w:ascii="Times New Roman" w:hAnsi="Times New Roman"/>
+          <w:color w:val="1E40AF"/>
         </w:rPr>
         <w:t xml:space="preserve">“所有八面体配合物都有高/低自旋之分”</w:t>
       </w:r>
       <w:r>
+        <w:rPr>
+          <w:color w:val="1E40AF"/>
+        </w:rPr>
         <w:t xml:space="preserve">——</w:t>
       </w:r>
       <m:oMath>
@@ -16042,11 +16247,15 @@
         </m:sSup>
       </m:oMath>
       <w:r>
-        <w:t xml:space="preserve"> </w:t>
-      </w:r>
-      <w:r>
-        <w:rPr>
-          <w:rFonts w:hint="eastAsia" w:eastAsia="SimSun" w:ascii="Times New Roman" w:hAnsi="Times New Roman"/>
+        <w:rPr>
+          <w:color w:val="1E40AF"/>
+        </w:rPr>
+        <w:t xml:space="preserve"> </w:t>
+      </w:r>
+      <w:r>
+        <w:rPr>
+          <w:rFonts w:hint="eastAsia" w:eastAsia="SimSun" w:ascii="Times New Roman" w:hAnsi="Times New Roman"/>
+          <w:color w:val="1E40AF"/>
         </w:rPr>
         <w:t xml:space="preserve">只有一种排布；</w:t>
       </w:r>
@@ -16103,15 +16312,22 @@
         </m:sSup>
       </m:oMath>
       <w:r>
-        <w:t xml:space="preserve"> </w:t>
-      </w:r>
-      <w:r>
-        <w:rPr>
-          <w:rFonts w:hint="eastAsia" w:eastAsia="SimSun" w:ascii="Times New Roman" w:hAnsi="Times New Roman"/>
+        <w:rPr>
+          <w:color w:val="1E40AF"/>
+        </w:rPr>
+        <w:t xml:space="preserve"> </w:t>
+      </w:r>
+      <w:r>
+        <w:rPr>
+          <w:rFonts w:hint="eastAsia" w:eastAsia="SimSun" w:ascii="Times New Roman" w:hAnsi="Times New Roman"/>
+          <w:color w:val="1E40AF"/>
         </w:rPr>
         <w:t xml:space="preserve">也只有一种排布。只有</w:t>
       </w:r>
       <w:r>
+        <w:rPr>
+          <w:color w:val="1E40AF"/>
+        </w:rPr>
         <w:t xml:space="preserve"> </w:t>
       </w:r>
       <m:oMath>
@@ -16159,11 +16375,15 @@
         </m:sSup>
       </m:oMath>
       <w:r>
-        <w:t xml:space="preserve"> </w:t>
-      </w:r>
-      <w:r>
-        <w:rPr>
-          <w:rFonts w:hint="eastAsia" w:eastAsia="SimSun" w:ascii="Times New Roman" w:hAnsi="Times New Roman"/>
+        <w:rPr>
+          <w:color w:val="1E40AF"/>
+        </w:rPr>
+        <w:t xml:space="preserve"> </w:t>
+      </w:r>
+      <w:r>
+        <w:rPr>
+          <w:rFonts w:hint="eastAsia" w:eastAsia="SimSun" w:ascii="Times New Roman" w:hAnsi="Times New Roman"/>
+          <w:color w:val="1E40AF"/>
         </w:rPr>
         <w:t xml:space="preserve">才有两种可能。</w:t>
       </w:r>
@@ -16756,6 +16976,12 @@
                 <m:t>]</m:t>
               </m:r>
             </m:oMath>
+            <w:r>
+              <w:rPr>
+                <w:rFonts w:ascii="Times New Roman" w:hAnsi="Times New Roman" w:eastAsia="SimSun"/>
+              </w:rPr>
+              <w:t xml:space="preserve">​</w:t>
+            </w:r>
           </w:p>
         </w:tc>
         <w:tc>
@@ -16952,6 +17178,12 @@
                 </m:sub>
               </m:sSub>
             </m:oMath>
+            <w:r>
+              <w:rPr>
+                <w:rFonts w:ascii="Times New Roman" w:hAnsi="Times New Roman" w:eastAsia="SimSun"/>
+              </w:rPr>
+              <w:t xml:space="preserve">​</w:t>
+            </w:r>
           </w:p>
         </w:tc>
         <w:tc>
@@ -17085,6 +17317,12 @@
                 <m:t>]</m:t>
               </m:r>
             </m:oMath>
+            <w:r>
+              <w:rPr>
+                <w:rFonts w:ascii="Times New Roman" w:hAnsi="Times New Roman" w:eastAsia="SimSun"/>
+              </w:rPr>
+              <w:t xml:space="preserve">​</w:t>
+            </w:r>
           </w:p>
         </w:tc>
         <w:tc>
@@ -18589,6 +18827,12 @@
                 <m:t>]</m:t>
               </m:r>
             </m:oMath>
+            <w:r>
+              <w:rPr>
+                <w:rFonts w:ascii="Times New Roman" w:hAnsi="Times New Roman" w:eastAsia="SimSun"/>
+              </w:rPr>
+              <w:t xml:space="preserve">​</w:t>
+            </w:r>
           </w:p>
         </w:tc>
         <w:tc>
@@ -18734,6 +18978,12 @@
                 </m:sup>
               </m:sSup>
             </m:oMath>
+            <w:r>
+              <w:rPr>
+                <w:rFonts w:ascii="Times New Roman" w:hAnsi="Times New Roman" w:eastAsia="SimSun"/>
+              </w:rPr>
+              <w:t xml:space="preserve">​</w:t>
+            </w:r>
           </w:p>
         </w:tc>
         <w:tc>
@@ -18879,6 +19129,12 @@
                 <m:t>]</m:t>
               </m:r>
             </m:oMath>
+            <w:r>
+              <w:rPr>
+                <w:rFonts w:ascii="Times New Roman" w:hAnsi="Times New Roman" w:eastAsia="SimSun"/>
+              </w:rPr>
+              <w:t xml:space="preserve">​</w:t>
+            </w:r>
           </w:p>
         </w:tc>
         <w:tc>
@@ -28421,8 +28677,8 @@
       <w:footnotePr>
         <w:numRestart w:val="eachSect"/>
       </w:footnotePr>
-      <w:pgSz w:w="11906" w:h="16838"/>
-      <w:pgMar w:left="1247" w:right="1247" w:top="1134" w:bottom="1134"/>
+      <w:pgSz w:h="16838" w:w="11906"/>
+      <w:pgMar w:bottom="1134" w:left="1247" w:right="1247" w:top="1134"/>
     </w:sectPr>
   </w:body>
 </w:document>
@@ -29223,7 +29479,9 @@
     <w:name w:val="Normal"/>
     <w:qFormat/>
     <w:rPr>
-      <w:rFonts w:ascii="Times New Roman" w:hAnsi="Times New Roman" w:eastAsia="SimSun"/>
+      <w:rFonts w:ascii="Times New Roman" w:eastAsia="SimSun" w:hAnsi="Times New Roman"/>
+      <w:b w:val="0"/>
+      <w:sz w:val="23"/>
     </w:rPr>
   </w:style>
   <w:style w:styleId="BodyText" w:type="paragraph">
@@ -29272,8 +29530,10 @@
       <w:jc w:val="center"/>
     </w:pPr>
     <w:rPr>
-      <w:rFonts w:ascii="Times New Roman" w:hAnsi="Times New Roman" w:eastAsia="SimHei"/>
-      <w:sz w:val="56"/>
+      <w:rFonts w:ascii="Times New Roman" w:eastAsia="SimHei" w:hAnsi="Times New Roman"/>
+      <w:b/>
+      <w:color w:val="17324D"/>
+      <w:sz w:val="44"/>
       <w:szCs w:val="56"/>
     </w:rPr>
   </w:style>
@@ -29303,9 +29563,11 @@
       </w:numPr>
     </w:pPr>
     <w:rPr>
-      <w:rFonts w:ascii="Times New Roman" w:hAnsi="Times New Roman" w:eastAsia="SimHei"/>
+      <w:rFonts w:ascii="Times New Roman" w:eastAsia="SimSun" w:hAnsi="Times New Roman"/>
+      <w:b w:val="0"/>
+      <w:color w:val="5B6975"/>
       <w:spacing w:val="15"/>
-      <w:sz w:val="28"/>
+      <w:sz w:val="24"/>
       <w:szCs w:val="28"/>
     </w:rPr>
   </w:style>
@@ -29412,9 +29674,10 @@
       <w:outlineLvl w:val="0"/>
     </w:pPr>
     <w:rPr>
-      <w:rFonts w:ascii="Times New Roman" w:hAnsi="Times New Roman" w:eastAsia="SimHei"/>
-      <w:color w:themeColor="accent1" w:themeShade="BF" w:val="0F4761"/>
-      <w:sz w:val="40"/>
+      <w:rFonts w:ascii="Times New Roman" w:eastAsia="SimHei" w:hAnsi="Times New Roman"/>
+      <w:b/>
+      <w:color w:val="17324D"/>
+      <w:sz w:val="32"/>
       <w:szCs w:val="40"/>
     </w:rPr>
   </w:style>
@@ -29435,9 +29698,10 @@
       <w:outlineLvl w:val="1"/>
     </w:pPr>
     <w:rPr>
-      <w:rFonts w:ascii="Times New Roman" w:hAnsi="Times New Roman" w:eastAsia="SimHei"/>
-      <w:color w:themeColor="accent1" w:themeShade="BF" w:val="0F4761"/>
-      <w:sz w:val="32"/>
+      <w:rFonts w:ascii="Times New Roman" w:eastAsia="SimHei" w:hAnsi="Times New Roman"/>
+      <w:b/>
+      <w:color w:val="17324D"/>
+      <w:sz w:val="28"/>
       <w:szCs w:val="32"/>
     </w:rPr>
   </w:style>
@@ -29458,9 +29722,10 @@
       <w:outlineLvl w:val="2"/>
     </w:pPr>
     <w:rPr>
-      <w:rFonts w:ascii="Times New Roman" w:hAnsi="Times New Roman" w:eastAsia="SimHei"/>
-      <w:color w:themeColor="accent1" w:themeShade="BF" w:val="0F4761"/>
-      <w:sz w:val="28"/>
+      <w:rFonts w:ascii="Times New Roman" w:eastAsia="SimHei" w:hAnsi="Times New Roman"/>
+      <w:b/>
+      <w:color w:val="17324D"/>
+      <w:sz w:val="25"/>
       <w:szCs w:val="28"/>
     </w:rPr>
   </w:style>
@@ -29820,8 +30085,10 @@
       <w:spacing w:after="120" w:before="0"/>
     </w:pPr>
     <w:rPr>
-      <w:rFonts w:ascii="Times New Roman" w:hAnsi="Times New Roman" w:eastAsia="SimSun"/>
+      <w:rFonts w:ascii="Times New Roman" w:eastAsia="FangSong" w:hAnsi="Times New Roman"/>
+      <w:b w:val="0"/>
       <w:i/>
+      <w:sz w:val="21"/>
     </w:rPr>
   </w:style>
   <w:style w:customStyle="1" w:styleId="TableCaption" w:type="paragraph">
